--- a/t4_practice.docx
+++ b/t4_practice.docx
@@ -1,6 +1,6 @@
 
 <file path=word/document.xml><?xml version="1.0" encoding="utf-8"?>
-<w:document xmlns:wpc="http://schemas.microsoft.com/office/word/2010/wordprocessingCanvas" xmlns:cx="http://schemas.microsoft.com/office/drawing/2014/chartex" xmlns:cx1="http://schemas.microsoft.com/office/drawing/2015/9/8/chartex" xmlns:cx2="http://schemas.microsoft.com/office/drawing/2015/10/21/chartex" xmlns:cx3="http://schemas.microsoft.com/office/drawing/2016/5/9/chartex" xmlns:cx4="http://schemas.microsoft.com/office/drawing/2016/5/10/chartex" xmlns:cx5="http://schemas.microsoft.com/office/drawing/2016/5/11/chartex" xmlns:cx6="http://schemas.microsoft.com/office/drawing/2016/5/12/chartex" xmlns:cx7="http://schemas.microsoft.com/office/drawing/2016/5/13/chartex" xmlns:cx8="http://schemas.microsoft.com/office/drawing/2016/5/14/chartex" xmlns:mc="http://schemas.openxmlformats.org/markup-compatibility/2006" xmlns:aink="http://schemas.microsoft.com/office/drawing/2016/ink" xmlns:am3d="http://schemas.microsoft.com/office/drawing/2017/model3d" xmlns:o="urn:schemas-microsoft-com:office:office" xmlns:r="http://schemas.openxmlformats.org/officeDocument/2006/relationships" xmlns:m="http://schemas.openxmlformats.org/officeDocument/2006/math" xmlns:v="urn:schemas-microsoft-com:vml" xmlns:wp14="http://schemas.microsoft.com/office/word/2010/wordprocessingDrawing" xmlns:wp="http://schemas.openxmlformats.org/drawingml/2006/wordprocessingDrawing" xmlns:w10="urn:schemas-microsoft-com:office:word" xmlns:w="http://schemas.openxmlformats.org/wordprocessingml/2006/main" xmlns:w14="http://schemas.microsoft.com/office/word/2010/wordml" xmlns:w15="http://schemas.microsoft.com/office/word/2012/wordml" xmlns:w16cid="http://schemas.microsoft.com/office/word/2016/wordml/cid" xmlns:w16se="http://schemas.microsoft.com/office/word/2015/wordml/symex" xmlns:wpg="http://schemas.microsoft.com/office/word/2010/wordprocessingGroup" xmlns:wpi="http://schemas.microsoft.com/office/word/2010/wordprocessingInk" xmlns:wne="http://schemas.microsoft.com/office/word/2006/wordml" xmlns:wps="http://schemas.microsoft.com/office/word/2010/wordprocessingShape" mc:Ignorable="w14 w15 w16se w16cid wp14">
+<w:document xmlns:wpc="http://schemas.microsoft.com/office/word/2010/wordprocessingCanvas" xmlns:cx="http://schemas.microsoft.com/office/drawing/2014/chartex" xmlns:cx1="http://schemas.microsoft.com/office/drawing/2015/9/8/chartex" xmlns:cx2="http://schemas.microsoft.com/office/drawing/2015/10/21/chartex" xmlns:cx3="http://schemas.microsoft.com/office/drawing/2016/5/9/chartex" xmlns:cx4="http://schemas.microsoft.com/office/drawing/2016/5/10/chartex" xmlns:cx5="http://schemas.microsoft.com/office/drawing/2016/5/11/chartex" xmlns:cx6="http://schemas.microsoft.com/office/drawing/2016/5/12/chartex" xmlns:cx7="http://schemas.microsoft.com/office/drawing/2016/5/13/chartex" xmlns:cx8="http://schemas.microsoft.com/office/drawing/2016/5/14/chartex" xmlns:mc="http://schemas.openxmlformats.org/markup-compatibility/2006" xmlns:aink="http://schemas.microsoft.com/office/drawing/2016/ink" xmlns:am3d="http://schemas.microsoft.com/office/drawing/2017/model3d" xmlns:o="urn:schemas-microsoft-com:office:office" xmlns:oel="http://schemas.microsoft.com/office/2019/extlst" xmlns:r="http://schemas.openxmlformats.org/officeDocument/2006/relationships" xmlns:m="http://schemas.openxmlformats.org/officeDocument/2006/math" xmlns:v="urn:schemas-microsoft-com:vml" xmlns:wp14="http://schemas.microsoft.com/office/word/2010/wordprocessingDrawing" xmlns:wp="http://schemas.openxmlformats.org/drawingml/2006/wordprocessingDrawing" xmlns:w10="urn:schemas-microsoft-com:office:word" xmlns:w="http://schemas.openxmlformats.org/wordprocessingml/2006/main" xmlns:w14="http://schemas.microsoft.com/office/word/2010/wordml" xmlns:w15="http://schemas.microsoft.com/office/word/2012/wordml" xmlns:w16cex="http://schemas.microsoft.com/office/word/2018/wordml/cex" xmlns:w16cid="http://schemas.microsoft.com/office/word/2016/wordml/cid" xmlns:w16="http://schemas.microsoft.com/office/word/2018/wordml" xmlns:w16du="http://schemas.microsoft.com/office/word/2023/wordml/word16du" xmlns:w16sdtdh="http://schemas.microsoft.com/office/word/2020/wordml/sdtdatahash" xmlns:w16sdtfl="http://schemas.microsoft.com/office/word/2024/wordml/sdtformatlock" xmlns:w16se="http://schemas.microsoft.com/office/word/2015/wordml/symex" xmlns:wpg="http://schemas.microsoft.com/office/word/2010/wordprocessingGroup" xmlns:wpi="http://schemas.microsoft.com/office/word/2010/wordprocessingInk" xmlns:wne="http://schemas.microsoft.com/office/word/2006/wordml" xmlns:wps="http://schemas.microsoft.com/office/word/2010/wordprocessingShape" mc:Ignorable="w14 w15 w16se w16cid w16 w16cex w16sdtdh w16sdtfl w16du wp14">
   <w:body>
     <w:p>
       <w:pPr>
@@ -4369,10 +4369,3765 @@
         <w:t>Search]</w:t>
       </w:r>
     </w:p>
-    <w:p>
-      <w:bookmarkStart w:id="0" w:name="_GoBack"/>
-      <w:bookmarkEnd w:id="0"/>
-    </w:p>
+    <w:p/>
+    <w:p>
+      <w:pPr>
+        <w:spacing w:before="100" w:beforeAutospacing="1" w:after="100" w:afterAutospacing="1" w:line="240" w:lineRule="auto"/>
+        <w:outlineLvl w:val="0"/>
+        <w:rPr>
+          <w:rFonts w:ascii="Times New Roman" w:eastAsia="Times New Roman" w:hAnsi="Times New Roman" w:cs="Times New Roman"/>
+          <w:b/>
+          <w:bCs/>
+          <w:kern w:val="36"/>
+          <w:sz w:val="48"/>
+          <w:szCs w:val="48"/>
+          <w:lang w:eastAsia="en-IN"/>
+        </w:rPr>
+      </w:pPr>
+      <w:r>
+        <w:rPr>
+          <w:rFonts w:ascii="Times New Roman" w:eastAsia="Times New Roman" w:hAnsi="Times New Roman" w:cs="Times New Roman"/>
+          <w:b/>
+          <w:bCs/>
+          <w:kern w:val="36"/>
+          <w:sz w:val="48"/>
+          <w:szCs w:val="48"/>
+          <w:lang w:eastAsia="en-IN"/>
+        </w:rPr>
+        <w:t>Build a Django Project for Employee Management (CRUD Operations)</w:t>
+      </w:r>
+    </w:p>
+    <w:p>
+      <w:pPr>
+        <w:spacing w:before="100" w:beforeAutospacing="1" w:after="100" w:afterAutospacing="1" w:line="240" w:lineRule="auto"/>
+        <w:outlineLvl w:val="1"/>
+        <w:rPr>
+          <w:rFonts w:ascii="Times New Roman" w:eastAsia="Times New Roman" w:hAnsi="Times New Roman" w:cs="Times New Roman"/>
+          <w:b/>
+          <w:bCs/>
+          <w:sz w:val="36"/>
+          <w:szCs w:val="36"/>
+          <w:lang w:eastAsia="en-IN"/>
+        </w:rPr>
+      </w:pPr>
+      <w:r>
+        <w:rPr>
+          <w:rFonts w:ascii="Times New Roman" w:eastAsia="Times New Roman" w:hAnsi="Times New Roman" w:cs="Times New Roman"/>
+          <w:b/>
+          <w:bCs/>
+          <w:sz w:val="36"/>
+          <w:szCs w:val="36"/>
+          <w:lang w:eastAsia="en-IN"/>
+        </w:rPr>
+        <w:t>Create a Django web application with the following specifications:</w:t>
+      </w:r>
+    </w:p>
+    <w:p>
+      <w:pPr>
+        <w:spacing w:after="0" w:line="240" w:lineRule="auto"/>
+        <w:rPr>
+          <w:rFonts w:ascii="Times New Roman" w:eastAsia="Times New Roman" w:hAnsi="Times New Roman" w:cs="Times New Roman"/>
+          <w:sz w:val="24"/>
+          <w:szCs w:val="24"/>
+          <w:lang w:eastAsia="en-IN"/>
+        </w:rPr>
+      </w:pPr>
+      <w:r>
+        <w:rPr>
+          <w:rFonts w:ascii="Times New Roman" w:eastAsia="Times New Roman" w:hAnsi="Times New Roman" w:cs="Times New Roman"/>
+          <w:sz w:val="24"/>
+          <w:szCs w:val="24"/>
+          <w:lang w:eastAsia="en-IN"/>
+        </w:rPr>
+        <w:pict w14:anchorId="02FDBC0A">
+          <v:rect id="_x0000_i1039" style="width:0;height:1.5pt" o:hralign="center" o:hrstd="t" o:hr="t" fillcolor="#a0a0a0" stroked="f"/>
+        </w:pict>
+      </w:r>
+    </w:p>
+    <w:p>
+      <w:pPr>
+        <w:spacing w:before="100" w:beforeAutospacing="1" w:after="100" w:afterAutospacing="1" w:line="240" w:lineRule="auto"/>
+        <w:outlineLvl w:val="0"/>
+        <w:rPr>
+          <w:rFonts w:ascii="Times New Roman" w:eastAsia="Times New Roman" w:hAnsi="Times New Roman" w:cs="Times New Roman"/>
+          <w:b/>
+          <w:bCs/>
+          <w:kern w:val="36"/>
+          <w:sz w:val="48"/>
+          <w:szCs w:val="48"/>
+          <w:lang w:eastAsia="en-IN"/>
+        </w:rPr>
+      </w:pPr>
+      <w:r>
+        <w:rPr>
+          <w:rFonts w:ascii="Times New Roman" w:eastAsia="Times New Roman" w:hAnsi="Times New Roman" w:cs="Times New Roman"/>
+          <w:b/>
+          <w:bCs/>
+          <w:kern w:val="36"/>
+          <w:sz w:val="48"/>
+          <w:szCs w:val="48"/>
+          <w:lang w:eastAsia="en-IN"/>
+        </w:rPr>
+        <w:t>Project Structure</w:t>
+      </w:r>
+    </w:p>
+    <w:p>
+      <w:pPr>
+        <w:numPr>
+          <w:ilvl w:val="0"/>
+          <w:numId w:val="10"/>
+        </w:numPr>
+        <w:spacing w:before="100" w:beforeAutospacing="1" w:after="100" w:afterAutospacing="1" w:line="240" w:lineRule="auto"/>
+        <w:rPr>
+          <w:rFonts w:ascii="Times New Roman" w:eastAsia="Times New Roman" w:hAnsi="Times New Roman" w:cs="Times New Roman"/>
+          <w:sz w:val="24"/>
+          <w:szCs w:val="24"/>
+          <w:lang w:eastAsia="en-IN"/>
+        </w:rPr>
+      </w:pPr>
+      <w:r>
+        <w:rPr>
+          <w:rFonts w:ascii="Times New Roman" w:eastAsia="Times New Roman" w:hAnsi="Times New Roman" w:cs="Times New Roman"/>
+          <w:b/>
+          <w:bCs/>
+          <w:sz w:val="24"/>
+          <w:szCs w:val="24"/>
+          <w:lang w:eastAsia="en-IN"/>
+        </w:rPr>
+        <w:t>Project Name:</w:t>
+      </w:r>
+      <w:r>
+        <w:rPr>
+          <w:rFonts w:ascii="Times New Roman" w:eastAsia="Times New Roman" w:hAnsi="Times New Roman" w:cs="Times New Roman"/>
+          <w:sz w:val="24"/>
+          <w:szCs w:val="24"/>
+          <w:lang w:eastAsia="en-IN"/>
+        </w:rPr>
+        <w:t xml:space="preserve"> </w:t>
+      </w:r>
+      <w:proofErr w:type="spellStart"/>
+      <w:r>
+        <w:rPr>
+          <w:rFonts w:ascii="Courier New" w:eastAsia="Times New Roman" w:hAnsi="Courier New" w:cs="Courier New"/>
+          <w:sz w:val="20"/>
+          <w:szCs w:val="20"/>
+          <w:lang w:eastAsia="en-IN"/>
+        </w:rPr>
+        <w:t>employeeproject</w:t>
+      </w:r>
+      <w:proofErr w:type="spellEnd"/>
+      <w:r>
+        <w:rPr>
+          <w:rFonts w:ascii="Times New Roman" w:eastAsia="Times New Roman" w:hAnsi="Times New Roman" w:cs="Times New Roman"/>
+          <w:sz w:val="24"/>
+          <w:szCs w:val="24"/>
+          <w:lang w:eastAsia="en-IN"/>
+        </w:rPr>
+        <w:t xml:space="preserve"> </w:t>
+      </w:r>
+    </w:p>
+    <w:p>
+      <w:pPr>
+        <w:numPr>
+          <w:ilvl w:val="0"/>
+          <w:numId w:val="10"/>
+        </w:numPr>
+        <w:spacing w:before="100" w:beforeAutospacing="1" w:after="100" w:afterAutospacing="1" w:line="240" w:lineRule="auto"/>
+        <w:rPr>
+          <w:rFonts w:ascii="Times New Roman" w:eastAsia="Times New Roman" w:hAnsi="Times New Roman" w:cs="Times New Roman"/>
+          <w:sz w:val="24"/>
+          <w:szCs w:val="24"/>
+          <w:lang w:eastAsia="en-IN"/>
+        </w:rPr>
+      </w:pPr>
+      <w:r>
+        <w:rPr>
+          <w:rFonts w:ascii="Times New Roman" w:eastAsia="Times New Roman" w:hAnsi="Times New Roman" w:cs="Times New Roman"/>
+          <w:b/>
+          <w:bCs/>
+          <w:sz w:val="24"/>
+          <w:szCs w:val="24"/>
+          <w:lang w:eastAsia="en-IN"/>
+        </w:rPr>
+        <w:t>App Name:</w:t>
+      </w:r>
+      <w:r>
+        <w:rPr>
+          <w:rFonts w:ascii="Times New Roman" w:eastAsia="Times New Roman" w:hAnsi="Times New Roman" w:cs="Times New Roman"/>
+          <w:sz w:val="24"/>
+          <w:szCs w:val="24"/>
+          <w:lang w:eastAsia="en-IN"/>
+        </w:rPr>
+        <w:t xml:space="preserve"> </w:t>
+      </w:r>
+      <w:proofErr w:type="spellStart"/>
+      <w:r>
+        <w:rPr>
+          <w:rFonts w:ascii="Courier New" w:eastAsia="Times New Roman" w:hAnsi="Courier New" w:cs="Courier New"/>
+          <w:sz w:val="20"/>
+          <w:szCs w:val="20"/>
+          <w:lang w:eastAsia="en-IN"/>
+        </w:rPr>
+        <w:t>employeeapp</w:t>
+      </w:r>
+      <w:proofErr w:type="spellEnd"/>
+      <w:r>
+        <w:rPr>
+          <w:rFonts w:ascii="Times New Roman" w:eastAsia="Times New Roman" w:hAnsi="Times New Roman" w:cs="Times New Roman"/>
+          <w:sz w:val="24"/>
+          <w:szCs w:val="24"/>
+          <w:lang w:eastAsia="en-IN"/>
+        </w:rPr>
+        <w:t xml:space="preserve"> </w:t>
+      </w:r>
+    </w:p>
+    <w:p>
+      <w:pPr>
+        <w:spacing w:after="0" w:line="240" w:lineRule="auto"/>
+        <w:rPr>
+          <w:rFonts w:ascii="Times New Roman" w:eastAsia="Times New Roman" w:hAnsi="Times New Roman" w:cs="Times New Roman"/>
+          <w:sz w:val="24"/>
+          <w:szCs w:val="24"/>
+          <w:lang w:eastAsia="en-IN"/>
+        </w:rPr>
+      </w:pPr>
+      <w:r>
+        <w:rPr>
+          <w:rFonts w:ascii="Times New Roman" w:eastAsia="Times New Roman" w:hAnsi="Times New Roman" w:cs="Times New Roman"/>
+          <w:sz w:val="24"/>
+          <w:szCs w:val="24"/>
+          <w:lang w:eastAsia="en-IN"/>
+        </w:rPr>
+        <w:lastRenderedPageBreak/>
+        <w:pict w14:anchorId="5B237345">
+          <v:rect id="_x0000_i1040" style="width:0;height:1.5pt" o:hralign="center" o:hrstd="t" o:hr="t" fillcolor="#a0a0a0" stroked="f"/>
+        </w:pict>
+      </w:r>
+    </w:p>
+    <w:p>
+      <w:pPr>
+        <w:spacing w:before="100" w:beforeAutospacing="1" w:after="100" w:afterAutospacing="1" w:line="240" w:lineRule="auto"/>
+        <w:outlineLvl w:val="0"/>
+        <w:rPr>
+          <w:rFonts w:ascii="Times New Roman" w:eastAsia="Times New Roman" w:hAnsi="Times New Roman" w:cs="Times New Roman"/>
+          <w:b/>
+          <w:bCs/>
+          <w:kern w:val="36"/>
+          <w:sz w:val="48"/>
+          <w:szCs w:val="48"/>
+          <w:lang w:eastAsia="en-IN"/>
+        </w:rPr>
+      </w:pPr>
+      <w:r>
+        <w:rPr>
+          <w:rFonts w:ascii="Times New Roman" w:eastAsia="Times New Roman" w:hAnsi="Times New Roman" w:cs="Times New Roman"/>
+          <w:b/>
+          <w:bCs/>
+          <w:kern w:val="36"/>
+          <w:sz w:val="48"/>
+          <w:szCs w:val="48"/>
+          <w:lang w:eastAsia="en-IN"/>
+        </w:rPr>
+        <w:t>Objective</w:t>
+      </w:r>
+    </w:p>
+    <w:p>
+      <w:pPr>
+        <w:spacing w:before="100" w:beforeAutospacing="1" w:after="100" w:afterAutospacing="1" w:line="240" w:lineRule="auto"/>
+        <w:rPr>
+          <w:rFonts w:ascii="Times New Roman" w:eastAsia="Times New Roman" w:hAnsi="Times New Roman" w:cs="Times New Roman"/>
+          <w:sz w:val="24"/>
+          <w:szCs w:val="24"/>
+          <w:lang w:eastAsia="en-IN"/>
+        </w:rPr>
+      </w:pPr>
+      <w:r>
+        <w:rPr>
+          <w:rFonts w:ascii="Times New Roman" w:eastAsia="Times New Roman" w:hAnsi="Times New Roman" w:cs="Times New Roman"/>
+          <w:sz w:val="24"/>
+          <w:szCs w:val="24"/>
+          <w:lang w:eastAsia="en-IN"/>
+        </w:rPr>
+        <w:t xml:space="preserve">Develop a Django web application to perform </w:t>
+      </w:r>
+      <w:r>
+        <w:rPr>
+          <w:rFonts w:ascii="Times New Roman" w:eastAsia="Times New Roman" w:hAnsi="Times New Roman" w:cs="Times New Roman"/>
+          <w:b/>
+          <w:bCs/>
+          <w:sz w:val="24"/>
+          <w:szCs w:val="24"/>
+          <w:lang w:eastAsia="en-IN"/>
+        </w:rPr>
+        <w:t>CRUD (Create, Read, Update, Delete)</w:t>
+      </w:r>
+      <w:r>
+        <w:rPr>
+          <w:rFonts w:ascii="Times New Roman" w:eastAsia="Times New Roman" w:hAnsi="Times New Roman" w:cs="Times New Roman"/>
+          <w:sz w:val="24"/>
+          <w:szCs w:val="24"/>
+          <w:lang w:eastAsia="en-IN"/>
+        </w:rPr>
+        <w:t xml:space="preserve"> operations for Employee records.</w:t>
+      </w:r>
+    </w:p>
+    <w:p>
+      <w:pPr>
+        <w:spacing w:after="0" w:line="240" w:lineRule="auto"/>
+        <w:rPr>
+          <w:rFonts w:ascii="Times New Roman" w:eastAsia="Times New Roman" w:hAnsi="Times New Roman" w:cs="Times New Roman"/>
+          <w:sz w:val="24"/>
+          <w:szCs w:val="24"/>
+          <w:lang w:eastAsia="en-IN"/>
+        </w:rPr>
+      </w:pPr>
+      <w:r>
+        <w:rPr>
+          <w:rFonts w:ascii="Times New Roman" w:eastAsia="Times New Roman" w:hAnsi="Times New Roman" w:cs="Times New Roman"/>
+          <w:sz w:val="24"/>
+          <w:szCs w:val="24"/>
+          <w:lang w:eastAsia="en-IN"/>
+        </w:rPr>
+        <w:pict w14:anchorId="7A09FB47">
+          <v:rect id="_x0000_i1041" style="width:0;height:1.5pt" o:hralign="center" o:hrstd="t" o:hr="t" fillcolor="#a0a0a0" stroked="f"/>
+        </w:pict>
+      </w:r>
+    </w:p>
+    <w:p>
+      <w:pPr>
+        <w:spacing w:before="100" w:beforeAutospacing="1" w:after="100" w:afterAutospacing="1" w:line="240" w:lineRule="auto"/>
+        <w:outlineLvl w:val="0"/>
+        <w:rPr>
+          <w:rFonts w:ascii="Times New Roman" w:eastAsia="Times New Roman" w:hAnsi="Times New Roman" w:cs="Times New Roman"/>
+          <w:b/>
+          <w:bCs/>
+          <w:kern w:val="36"/>
+          <w:sz w:val="48"/>
+          <w:szCs w:val="48"/>
+          <w:lang w:eastAsia="en-IN"/>
+        </w:rPr>
+      </w:pPr>
+      <w:r>
+        <w:rPr>
+          <w:rFonts w:ascii="Times New Roman" w:eastAsia="Times New Roman" w:hAnsi="Times New Roman" w:cs="Times New Roman"/>
+          <w:b/>
+          <w:bCs/>
+          <w:kern w:val="36"/>
+          <w:sz w:val="48"/>
+          <w:szCs w:val="48"/>
+          <w:lang w:eastAsia="en-IN"/>
+        </w:rPr>
+        <w:t>Home Page</w:t>
+      </w:r>
+    </w:p>
+    <w:p>
+      <w:pPr>
+        <w:spacing w:before="100" w:beforeAutospacing="1" w:after="100" w:afterAutospacing="1" w:line="240" w:lineRule="auto"/>
+        <w:rPr>
+          <w:rFonts w:ascii="Times New Roman" w:eastAsia="Times New Roman" w:hAnsi="Times New Roman" w:cs="Times New Roman"/>
+          <w:sz w:val="24"/>
+          <w:szCs w:val="24"/>
+          <w:lang w:eastAsia="en-IN"/>
+        </w:rPr>
+      </w:pPr>
+      <w:r>
+        <w:rPr>
+          <w:rFonts w:ascii="Times New Roman" w:eastAsia="Times New Roman" w:hAnsi="Times New Roman" w:cs="Times New Roman"/>
+          <w:sz w:val="24"/>
+          <w:szCs w:val="24"/>
+          <w:lang w:eastAsia="en-IN"/>
+        </w:rPr>
+        <w:t>The Home page should display:</w:t>
+      </w:r>
+    </w:p>
+    <w:p>
+      <w:pPr>
+        <w:numPr>
+          <w:ilvl w:val="0"/>
+          <w:numId w:val="11"/>
+        </w:numPr>
+        <w:spacing w:before="100" w:beforeAutospacing="1" w:after="100" w:afterAutospacing="1" w:line="240" w:lineRule="auto"/>
+        <w:rPr>
+          <w:rFonts w:ascii="Times New Roman" w:eastAsia="Times New Roman" w:hAnsi="Times New Roman" w:cs="Times New Roman"/>
+          <w:sz w:val="24"/>
+          <w:szCs w:val="24"/>
+          <w:lang w:eastAsia="en-IN"/>
+        </w:rPr>
+      </w:pPr>
+      <w:r>
+        <w:rPr>
+          <w:rFonts w:ascii="Times New Roman" w:eastAsia="Times New Roman" w:hAnsi="Times New Roman" w:cs="Times New Roman"/>
+          <w:sz w:val="24"/>
+          <w:szCs w:val="24"/>
+          <w:lang w:eastAsia="en-IN"/>
+        </w:rPr>
+        <w:t xml:space="preserve">A button to </w:t>
+      </w:r>
+      <w:r>
+        <w:rPr>
+          <w:rFonts w:ascii="Times New Roman" w:eastAsia="Times New Roman" w:hAnsi="Times New Roman" w:cs="Times New Roman"/>
+          <w:b/>
+          <w:bCs/>
+          <w:sz w:val="24"/>
+          <w:szCs w:val="24"/>
+          <w:lang w:eastAsia="en-IN"/>
+        </w:rPr>
+        <w:t>Add New Employee</w:t>
+      </w:r>
+      <w:r>
+        <w:rPr>
+          <w:rFonts w:ascii="Times New Roman" w:eastAsia="Times New Roman" w:hAnsi="Times New Roman" w:cs="Times New Roman"/>
+          <w:sz w:val="24"/>
+          <w:szCs w:val="24"/>
+          <w:lang w:eastAsia="en-IN"/>
+        </w:rPr>
+        <w:t xml:space="preserve"> </w:t>
+      </w:r>
+    </w:p>
+    <w:p>
+      <w:pPr>
+        <w:numPr>
+          <w:ilvl w:val="0"/>
+          <w:numId w:val="11"/>
+        </w:numPr>
+        <w:spacing w:before="100" w:beforeAutospacing="1" w:after="100" w:afterAutospacing="1" w:line="240" w:lineRule="auto"/>
+        <w:rPr>
+          <w:rFonts w:ascii="Times New Roman" w:eastAsia="Times New Roman" w:hAnsi="Times New Roman" w:cs="Times New Roman"/>
+          <w:sz w:val="24"/>
+          <w:szCs w:val="24"/>
+          <w:lang w:eastAsia="en-IN"/>
+        </w:rPr>
+      </w:pPr>
+      <w:r>
+        <w:rPr>
+          <w:rFonts w:ascii="Times New Roman" w:eastAsia="Times New Roman" w:hAnsi="Times New Roman" w:cs="Times New Roman"/>
+          <w:sz w:val="24"/>
+          <w:szCs w:val="24"/>
+          <w:lang w:eastAsia="en-IN"/>
+        </w:rPr>
+        <w:t xml:space="preserve">A table containing all employee records. </w:t>
+      </w:r>
+    </w:p>
+    <w:p>
+      <w:pPr>
+        <w:spacing w:before="100" w:beforeAutospacing="1" w:after="100" w:afterAutospacing="1" w:line="240" w:lineRule="auto"/>
+        <w:outlineLvl w:val="2"/>
+        <w:rPr>
+          <w:rFonts w:ascii="Times New Roman" w:eastAsia="Times New Roman" w:hAnsi="Times New Roman" w:cs="Times New Roman"/>
+          <w:b/>
+          <w:bCs/>
+          <w:sz w:val="27"/>
+          <w:szCs w:val="27"/>
+          <w:lang w:eastAsia="en-IN"/>
+        </w:rPr>
+      </w:pPr>
+      <w:r>
+        <w:rPr>
+          <w:rFonts w:ascii="Times New Roman" w:eastAsia="Times New Roman" w:hAnsi="Times New Roman" w:cs="Times New Roman"/>
+          <w:b/>
+          <w:bCs/>
+          <w:sz w:val="27"/>
+          <w:szCs w:val="27"/>
+          <w:lang w:eastAsia="en-IN"/>
+        </w:rPr>
+        <w:t>Employee Table</w:t>
+      </w:r>
+    </w:p>
+    <w:tbl>
+      <w:tblPr>
+        <w:tblW w:w="0" w:type="auto"/>
+        <w:tblCellSpacing w:w="15" w:type="dxa"/>
+        <w:tblCellMar>
+          <w:top w:w="15" w:type="dxa"/>
+          <w:left w:w="15" w:type="dxa"/>
+          <w:bottom w:w="15" w:type="dxa"/>
+          <w:right w:w="15" w:type="dxa"/>
+        </w:tblCellMar>
+        <w:tblLook w:val="04A0" w:firstRow="1" w:lastRow="0" w:firstColumn="1" w:lastColumn="0" w:noHBand="0" w:noVBand="1"/>
+      </w:tblPr>
+      <w:tblGrid>
+        <w:gridCol w:w="1415"/>
+        <w:gridCol w:w="1733"/>
+        <w:gridCol w:w="1300"/>
+        <w:gridCol w:w="727"/>
+        <w:gridCol w:w="1162"/>
+      </w:tblGrid>
+      <w:tr>
+        <w:trPr>
+          <w:tblHeader/>
+          <w:tblCellSpacing w:w="15" w:type="dxa"/>
+        </w:trPr>
+        <w:tc>
+          <w:tcPr>
+            <w:tcW w:w="0" w:type="auto"/>
+            <w:vAlign w:val="center"/>
+            <w:hideMark/>
+          </w:tcPr>
+          <w:p>
+            <w:pPr>
+              <w:spacing w:after="0" w:line="240" w:lineRule="auto"/>
+              <w:jc w:val="center"/>
+              <w:rPr>
+                <w:rFonts w:ascii="Times New Roman" w:eastAsia="Times New Roman" w:hAnsi="Times New Roman" w:cs="Times New Roman"/>
+                <w:b/>
+                <w:bCs/>
+                <w:sz w:val="24"/>
+                <w:szCs w:val="24"/>
+                <w:lang w:eastAsia="en-IN"/>
+              </w:rPr>
+            </w:pPr>
+            <w:r>
+              <w:rPr>
+                <w:rFonts w:ascii="Times New Roman" w:eastAsia="Times New Roman" w:hAnsi="Times New Roman" w:cs="Times New Roman"/>
+                <w:b/>
+                <w:bCs/>
+                <w:sz w:val="24"/>
+                <w:szCs w:val="24"/>
+                <w:lang w:eastAsia="en-IN"/>
+              </w:rPr>
+              <w:t>Employee ID</w:t>
+            </w:r>
+          </w:p>
+        </w:tc>
+        <w:tc>
+          <w:tcPr>
+            <w:tcW w:w="0" w:type="auto"/>
+            <w:vAlign w:val="center"/>
+            <w:hideMark/>
+          </w:tcPr>
+          <w:p>
+            <w:pPr>
+              <w:spacing w:after="0" w:line="240" w:lineRule="auto"/>
+              <w:jc w:val="center"/>
+              <w:rPr>
+                <w:rFonts w:ascii="Times New Roman" w:eastAsia="Times New Roman" w:hAnsi="Times New Roman" w:cs="Times New Roman"/>
+                <w:b/>
+                <w:bCs/>
+                <w:sz w:val="24"/>
+                <w:szCs w:val="24"/>
+                <w:lang w:eastAsia="en-IN"/>
+              </w:rPr>
+            </w:pPr>
+            <w:r>
+              <w:rPr>
+                <w:rFonts w:ascii="Times New Roman" w:eastAsia="Times New Roman" w:hAnsi="Times New Roman" w:cs="Times New Roman"/>
+                <w:b/>
+                <w:bCs/>
+                <w:sz w:val="24"/>
+                <w:szCs w:val="24"/>
+                <w:lang w:eastAsia="en-IN"/>
+              </w:rPr>
+              <w:t>Employee Name</w:t>
+            </w:r>
+          </w:p>
+        </w:tc>
+        <w:tc>
+          <w:tcPr>
+            <w:tcW w:w="0" w:type="auto"/>
+            <w:vAlign w:val="center"/>
+            <w:hideMark/>
+          </w:tcPr>
+          <w:p>
+            <w:pPr>
+              <w:spacing w:after="0" w:line="240" w:lineRule="auto"/>
+              <w:jc w:val="center"/>
+              <w:rPr>
+                <w:rFonts w:ascii="Times New Roman" w:eastAsia="Times New Roman" w:hAnsi="Times New Roman" w:cs="Times New Roman"/>
+                <w:b/>
+                <w:bCs/>
+                <w:sz w:val="24"/>
+                <w:szCs w:val="24"/>
+                <w:lang w:eastAsia="en-IN"/>
+              </w:rPr>
+            </w:pPr>
+            <w:r>
+              <w:rPr>
+                <w:rFonts w:ascii="Times New Roman" w:eastAsia="Times New Roman" w:hAnsi="Times New Roman" w:cs="Times New Roman"/>
+                <w:b/>
+                <w:bCs/>
+                <w:sz w:val="24"/>
+                <w:szCs w:val="24"/>
+                <w:lang w:eastAsia="en-IN"/>
+              </w:rPr>
+              <w:t>Department</w:t>
+            </w:r>
+          </w:p>
+        </w:tc>
+        <w:tc>
+          <w:tcPr>
+            <w:tcW w:w="0" w:type="auto"/>
+            <w:vAlign w:val="center"/>
+            <w:hideMark/>
+          </w:tcPr>
+          <w:p>
+            <w:pPr>
+              <w:spacing w:after="0" w:line="240" w:lineRule="auto"/>
+              <w:jc w:val="center"/>
+              <w:rPr>
+                <w:rFonts w:ascii="Times New Roman" w:eastAsia="Times New Roman" w:hAnsi="Times New Roman" w:cs="Times New Roman"/>
+                <w:b/>
+                <w:bCs/>
+                <w:sz w:val="24"/>
+                <w:szCs w:val="24"/>
+                <w:lang w:eastAsia="en-IN"/>
+              </w:rPr>
+            </w:pPr>
+            <w:r>
+              <w:rPr>
+                <w:rFonts w:ascii="Times New Roman" w:eastAsia="Times New Roman" w:hAnsi="Times New Roman" w:cs="Times New Roman"/>
+                <w:b/>
+                <w:bCs/>
+                <w:sz w:val="24"/>
+                <w:szCs w:val="24"/>
+                <w:lang w:eastAsia="en-IN"/>
+              </w:rPr>
+              <w:t>Salary</w:t>
+            </w:r>
+          </w:p>
+        </w:tc>
+        <w:tc>
+          <w:tcPr>
+            <w:tcW w:w="0" w:type="auto"/>
+            <w:vAlign w:val="center"/>
+            <w:hideMark/>
+          </w:tcPr>
+          <w:p>
+            <w:pPr>
+              <w:spacing w:after="0" w:line="240" w:lineRule="auto"/>
+              <w:jc w:val="center"/>
+              <w:rPr>
+                <w:rFonts w:ascii="Times New Roman" w:eastAsia="Times New Roman" w:hAnsi="Times New Roman" w:cs="Times New Roman"/>
+                <w:b/>
+                <w:bCs/>
+                <w:sz w:val="24"/>
+                <w:szCs w:val="24"/>
+                <w:lang w:eastAsia="en-IN"/>
+              </w:rPr>
+            </w:pPr>
+            <w:r>
+              <w:rPr>
+                <w:rFonts w:ascii="Times New Roman" w:eastAsia="Times New Roman" w:hAnsi="Times New Roman" w:cs="Times New Roman"/>
+                <w:b/>
+                <w:bCs/>
+                <w:sz w:val="24"/>
+                <w:szCs w:val="24"/>
+                <w:lang w:eastAsia="en-IN"/>
+              </w:rPr>
+              <w:t>Action</w:t>
+            </w:r>
+          </w:p>
+        </w:tc>
+      </w:tr>
+      <w:tr>
+        <w:trPr>
+          <w:tblCellSpacing w:w="15" w:type="dxa"/>
+        </w:trPr>
+        <w:tc>
+          <w:tcPr>
+            <w:tcW w:w="0" w:type="auto"/>
+            <w:vAlign w:val="center"/>
+            <w:hideMark/>
+          </w:tcPr>
+          <w:p>
+            <w:pPr>
+              <w:spacing w:after="0" w:line="240" w:lineRule="auto"/>
+              <w:rPr>
+                <w:rFonts w:ascii="Times New Roman" w:eastAsia="Times New Roman" w:hAnsi="Times New Roman" w:cs="Times New Roman"/>
+                <w:sz w:val="24"/>
+                <w:szCs w:val="24"/>
+                <w:lang w:eastAsia="en-IN"/>
+              </w:rPr>
+            </w:pPr>
+            <w:r>
+              <w:rPr>
+                <w:rFonts w:ascii="Times New Roman" w:eastAsia="Times New Roman" w:hAnsi="Times New Roman" w:cs="Times New Roman"/>
+                <w:sz w:val="24"/>
+                <w:szCs w:val="24"/>
+                <w:lang w:eastAsia="en-IN"/>
+              </w:rPr>
+              <w:t>101</w:t>
+            </w:r>
+          </w:p>
+        </w:tc>
+        <w:tc>
+          <w:tcPr>
+            <w:tcW w:w="0" w:type="auto"/>
+            <w:vAlign w:val="center"/>
+            <w:hideMark/>
+          </w:tcPr>
+          <w:p>
+            <w:pPr>
+              <w:spacing w:after="0" w:line="240" w:lineRule="auto"/>
+              <w:rPr>
+                <w:rFonts w:ascii="Times New Roman" w:eastAsia="Times New Roman" w:hAnsi="Times New Roman" w:cs="Times New Roman"/>
+                <w:sz w:val="24"/>
+                <w:szCs w:val="24"/>
+                <w:lang w:eastAsia="en-IN"/>
+              </w:rPr>
+            </w:pPr>
+            <w:r>
+              <w:rPr>
+                <w:rFonts w:ascii="Times New Roman" w:eastAsia="Times New Roman" w:hAnsi="Times New Roman" w:cs="Times New Roman"/>
+                <w:sz w:val="24"/>
+                <w:szCs w:val="24"/>
+                <w:lang w:eastAsia="en-IN"/>
+              </w:rPr>
+              <w:t>Amit Patel</w:t>
+            </w:r>
+          </w:p>
+        </w:tc>
+        <w:tc>
+          <w:tcPr>
+            <w:tcW w:w="0" w:type="auto"/>
+            <w:vAlign w:val="center"/>
+            <w:hideMark/>
+          </w:tcPr>
+          <w:p>
+            <w:pPr>
+              <w:spacing w:after="0" w:line="240" w:lineRule="auto"/>
+              <w:rPr>
+                <w:rFonts w:ascii="Times New Roman" w:eastAsia="Times New Roman" w:hAnsi="Times New Roman" w:cs="Times New Roman"/>
+                <w:sz w:val="24"/>
+                <w:szCs w:val="24"/>
+                <w:lang w:eastAsia="en-IN"/>
+              </w:rPr>
+            </w:pPr>
+            <w:r>
+              <w:rPr>
+                <w:rFonts w:ascii="Times New Roman" w:eastAsia="Times New Roman" w:hAnsi="Times New Roman" w:cs="Times New Roman"/>
+                <w:sz w:val="24"/>
+                <w:szCs w:val="24"/>
+                <w:lang w:eastAsia="en-IN"/>
+              </w:rPr>
+              <w:t>HR</w:t>
+            </w:r>
+          </w:p>
+        </w:tc>
+        <w:tc>
+          <w:tcPr>
+            <w:tcW w:w="0" w:type="auto"/>
+            <w:vAlign w:val="center"/>
+            <w:hideMark/>
+          </w:tcPr>
+          <w:p>
+            <w:pPr>
+              <w:spacing w:after="0" w:line="240" w:lineRule="auto"/>
+              <w:rPr>
+                <w:rFonts w:ascii="Times New Roman" w:eastAsia="Times New Roman" w:hAnsi="Times New Roman" w:cs="Times New Roman"/>
+                <w:sz w:val="24"/>
+                <w:szCs w:val="24"/>
+                <w:lang w:eastAsia="en-IN"/>
+              </w:rPr>
+            </w:pPr>
+            <w:r>
+              <w:rPr>
+                <w:rFonts w:ascii="Times New Roman" w:eastAsia="Times New Roman" w:hAnsi="Times New Roman" w:cs="Times New Roman"/>
+                <w:sz w:val="24"/>
+                <w:szCs w:val="24"/>
+                <w:lang w:eastAsia="en-IN"/>
+              </w:rPr>
+              <w:t>35000</w:t>
+            </w:r>
+          </w:p>
+        </w:tc>
+        <w:tc>
+          <w:tcPr>
+            <w:tcW w:w="0" w:type="auto"/>
+            <w:vAlign w:val="center"/>
+            <w:hideMark/>
+          </w:tcPr>
+          <w:p>
+            <w:pPr>
+              <w:spacing w:after="0" w:line="240" w:lineRule="auto"/>
+              <w:rPr>
+                <w:rFonts w:ascii="Times New Roman" w:eastAsia="Times New Roman" w:hAnsi="Times New Roman" w:cs="Times New Roman"/>
+                <w:sz w:val="24"/>
+                <w:szCs w:val="24"/>
+                <w:lang w:eastAsia="en-IN"/>
+              </w:rPr>
+            </w:pPr>
+            <w:r>
+              <w:rPr>
+                <w:rFonts w:ascii="Times New Roman" w:eastAsia="Times New Roman" w:hAnsi="Times New Roman" w:cs="Times New Roman"/>
+                <w:sz w:val="24"/>
+                <w:szCs w:val="24"/>
+                <w:lang w:eastAsia="en-IN"/>
+              </w:rPr>
+              <w:t>Edit Delete</w:t>
+            </w:r>
+          </w:p>
+        </w:tc>
+      </w:tr>
+      <w:tr>
+        <w:trPr>
+          <w:tblCellSpacing w:w="15" w:type="dxa"/>
+        </w:trPr>
+        <w:tc>
+          <w:tcPr>
+            <w:tcW w:w="0" w:type="auto"/>
+            <w:vAlign w:val="center"/>
+            <w:hideMark/>
+          </w:tcPr>
+          <w:p>
+            <w:pPr>
+              <w:spacing w:after="0" w:line="240" w:lineRule="auto"/>
+              <w:rPr>
+                <w:rFonts w:ascii="Times New Roman" w:eastAsia="Times New Roman" w:hAnsi="Times New Roman" w:cs="Times New Roman"/>
+                <w:sz w:val="24"/>
+                <w:szCs w:val="24"/>
+                <w:lang w:eastAsia="en-IN"/>
+              </w:rPr>
+            </w:pPr>
+            <w:r>
+              <w:rPr>
+                <w:rFonts w:ascii="Times New Roman" w:eastAsia="Times New Roman" w:hAnsi="Times New Roman" w:cs="Times New Roman"/>
+                <w:sz w:val="24"/>
+                <w:szCs w:val="24"/>
+                <w:lang w:eastAsia="en-IN"/>
+              </w:rPr>
+              <w:t>102</w:t>
+            </w:r>
+          </w:p>
+        </w:tc>
+        <w:tc>
+          <w:tcPr>
+            <w:tcW w:w="0" w:type="auto"/>
+            <w:vAlign w:val="center"/>
+            <w:hideMark/>
+          </w:tcPr>
+          <w:p>
+            <w:pPr>
+              <w:spacing w:after="0" w:line="240" w:lineRule="auto"/>
+              <w:rPr>
+                <w:rFonts w:ascii="Times New Roman" w:eastAsia="Times New Roman" w:hAnsi="Times New Roman" w:cs="Times New Roman"/>
+                <w:sz w:val="24"/>
+                <w:szCs w:val="24"/>
+                <w:lang w:eastAsia="en-IN"/>
+              </w:rPr>
+            </w:pPr>
+            <w:r>
+              <w:rPr>
+                <w:rFonts w:ascii="Times New Roman" w:eastAsia="Times New Roman" w:hAnsi="Times New Roman" w:cs="Times New Roman"/>
+                <w:sz w:val="24"/>
+                <w:szCs w:val="24"/>
+                <w:lang w:eastAsia="en-IN"/>
+              </w:rPr>
+              <w:t>Neha Shah</w:t>
+            </w:r>
+          </w:p>
+        </w:tc>
+        <w:tc>
+          <w:tcPr>
+            <w:tcW w:w="0" w:type="auto"/>
+            <w:vAlign w:val="center"/>
+            <w:hideMark/>
+          </w:tcPr>
+          <w:p>
+            <w:pPr>
+              <w:spacing w:after="0" w:line="240" w:lineRule="auto"/>
+              <w:rPr>
+                <w:rFonts w:ascii="Times New Roman" w:eastAsia="Times New Roman" w:hAnsi="Times New Roman" w:cs="Times New Roman"/>
+                <w:sz w:val="24"/>
+                <w:szCs w:val="24"/>
+                <w:lang w:eastAsia="en-IN"/>
+              </w:rPr>
+            </w:pPr>
+            <w:r>
+              <w:rPr>
+                <w:rFonts w:ascii="Times New Roman" w:eastAsia="Times New Roman" w:hAnsi="Times New Roman" w:cs="Times New Roman"/>
+                <w:sz w:val="24"/>
+                <w:szCs w:val="24"/>
+                <w:lang w:eastAsia="en-IN"/>
+              </w:rPr>
+              <w:t>Finance</w:t>
+            </w:r>
+          </w:p>
+        </w:tc>
+        <w:tc>
+          <w:tcPr>
+            <w:tcW w:w="0" w:type="auto"/>
+            <w:vAlign w:val="center"/>
+            <w:hideMark/>
+          </w:tcPr>
+          <w:p>
+            <w:pPr>
+              <w:spacing w:after="0" w:line="240" w:lineRule="auto"/>
+              <w:rPr>
+                <w:rFonts w:ascii="Times New Roman" w:eastAsia="Times New Roman" w:hAnsi="Times New Roman" w:cs="Times New Roman"/>
+                <w:sz w:val="24"/>
+                <w:szCs w:val="24"/>
+                <w:lang w:eastAsia="en-IN"/>
+              </w:rPr>
+            </w:pPr>
+            <w:r>
+              <w:rPr>
+                <w:rFonts w:ascii="Times New Roman" w:eastAsia="Times New Roman" w:hAnsi="Times New Roman" w:cs="Times New Roman"/>
+                <w:sz w:val="24"/>
+                <w:szCs w:val="24"/>
+                <w:lang w:eastAsia="en-IN"/>
+              </w:rPr>
+              <w:t>42000</w:t>
+            </w:r>
+          </w:p>
+        </w:tc>
+        <w:tc>
+          <w:tcPr>
+            <w:tcW w:w="0" w:type="auto"/>
+            <w:vAlign w:val="center"/>
+            <w:hideMark/>
+          </w:tcPr>
+          <w:p>
+            <w:pPr>
+              <w:spacing w:after="0" w:line="240" w:lineRule="auto"/>
+              <w:rPr>
+                <w:rFonts w:ascii="Times New Roman" w:eastAsia="Times New Roman" w:hAnsi="Times New Roman" w:cs="Times New Roman"/>
+                <w:sz w:val="24"/>
+                <w:szCs w:val="24"/>
+                <w:lang w:eastAsia="en-IN"/>
+              </w:rPr>
+            </w:pPr>
+            <w:r>
+              <w:rPr>
+                <w:rFonts w:ascii="Times New Roman" w:eastAsia="Times New Roman" w:hAnsi="Times New Roman" w:cs="Times New Roman"/>
+                <w:sz w:val="24"/>
+                <w:szCs w:val="24"/>
+                <w:lang w:eastAsia="en-IN"/>
+              </w:rPr>
+              <w:t>Edit Delete</w:t>
+            </w:r>
+          </w:p>
+        </w:tc>
+      </w:tr>
+    </w:tbl>
+    <w:p>
+      <w:pPr>
+        <w:spacing w:before="100" w:beforeAutospacing="1" w:after="100" w:afterAutospacing="1" w:line="240" w:lineRule="auto"/>
+        <w:rPr>
+          <w:rFonts w:ascii="Times New Roman" w:eastAsia="Times New Roman" w:hAnsi="Times New Roman" w:cs="Times New Roman"/>
+          <w:sz w:val="24"/>
+          <w:szCs w:val="24"/>
+          <w:lang w:eastAsia="en-IN"/>
+        </w:rPr>
+      </w:pPr>
+      <w:r>
+        <w:rPr>
+          <w:rFonts w:ascii="Times New Roman" w:eastAsia="Times New Roman" w:hAnsi="Times New Roman" w:cs="Times New Roman"/>
+          <w:sz w:val="24"/>
+          <w:szCs w:val="24"/>
+          <w:lang w:eastAsia="en-IN"/>
+        </w:rPr>
+        <w:t xml:space="preserve">The </w:t>
+      </w:r>
+      <w:r>
+        <w:rPr>
+          <w:rFonts w:ascii="Times New Roman" w:eastAsia="Times New Roman" w:hAnsi="Times New Roman" w:cs="Times New Roman"/>
+          <w:b/>
+          <w:bCs/>
+          <w:sz w:val="24"/>
+          <w:szCs w:val="24"/>
+          <w:lang w:eastAsia="en-IN"/>
+        </w:rPr>
+        <w:t>Action</w:t>
+      </w:r>
+      <w:r>
+        <w:rPr>
+          <w:rFonts w:ascii="Times New Roman" w:eastAsia="Times New Roman" w:hAnsi="Times New Roman" w:cs="Times New Roman"/>
+          <w:sz w:val="24"/>
+          <w:szCs w:val="24"/>
+          <w:lang w:eastAsia="en-IN"/>
+        </w:rPr>
+        <w:t xml:space="preserve"> column must contain:</w:t>
+      </w:r>
+    </w:p>
+    <w:p>
+      <w:pPr>
+        <w:numPr>
+          <w:ilvl w:val="0"/>
+          <w:numId w:val="12"/>
+        </w:numPr>
+        <w:spacing w:before="100" w:beforeAutospacing="1" w:after="100" w:afterAutospacing="1" w:line="240" w:lineRule="auto"/>
+        <w:rPr>
+          <w:rFonts w:ascii="Times New Roman" w:eastAsia="Times New Roman" w:hAnsi="Times New Roman" w:cs="Times New Roman"/>
+          <w:sz w:val="24"/>
+          <w:szCs w:val="24"/>
+          <w:lang w:eastAsia="en-IN"/>
+        </w:rPr>
+      </w:pPr>
+      <w:r>
+        <w:rPr>
+          <w:rFonts w:ascii="Times New Roman" w:eastAsia="Times New Roman" w:hAnsi="Times New Roman" w:cs="Times New Roman"/>
+          <w:b/>
+          <w:bCs/>
+          <w:sz w:val="24"/>
+          <w:szCs w:val="24"/>
+          <w:lang w:eastAsia="en-IN"/>
+        </w:rPr>
+        <w:t>Edit</w:t>
+      </w:r>
+      <w:r>
+        <w:rPr>
+          <w:rFonts w:ascii="Times New Roman" w:eastAsia="Times New Roman" w:hAnsi="Times New Roman" w:cs="Times New Roman"/>
+          <w:sz w:val="24"/>
+          <w:szCs w:val="24"/>
+          <w:lang w:eastAsia="en-IN"/>
+        </w:rPr>
+        <w:t xml:space="preserve"> </w:t>
+      </w:r>
+    </w:p>
+    <w:p>
+      <w:pPr>
+        <w:numPr>
+          <w:ilvl w:val="0"/>
+          <w:numId w:val="12"/>
+        </w:numPr>
+        <w:spacing w:before="100" w:beforeAutospacing="1" w:after="100" w:afterAutospacing="1" w:line="240" w:lineRule="auto"/>
+        <w:rPr>
+          <w:rFonts w:ascii="Times New Roman" w:eastAsia="Times New Roman" w:hAnsi="Times New Roman" w:cs="Times New Roman"/>
+          <w:sz w:val="24"/>
+          <w:szCs w:val="24"/>
+          <w:lang w:eastAsia="en-IN"/>
+        </w:rPr>
+      </w:pPr>
+      <w:r>
+        <w:rPr>
+          <w:rFonts w:ascii="Times New Roman" w:eastAsia="Times New Roman" w:hAnsi="Times New Roman" w:cs="Times New Roman"/>
+          <w:b/>
+          <w:bCs/>
+          <w:sz w:val="24"/>
+          <w:szCs w:val="24"/>
+          <w:lang w:eastAsia="en-IN"/>
+        </w:rPr>
+        <w:t>Delete</w:t>
+      </w:r>
+      <w:r>
+        <w:rPr>
+          <w:rFonts w:ascii="Times New Roman" w:eastAsia="Times New Roman" w:hAnsi="Times New Roman" w:cs="Times New Roman"/>
+          <w:sz w:val="24"/>
+          <w:szCs w:val="24"/>
+          <w:lang w:eastAsia="en-IN"/>
+        </w:rPr>
+        <w:t xml:space="preserve"> </w:t>
+      </w:r>
+    </w:p>
+    <w:p>
+      <w:pPr>
+        <w:spacing w:after="0" w:line="240" w:lineRule="auto"/>
+        <w:rPr>
+          <w:rFonts w:ascii="Times New Roman" w:eastAsia="Times New Roman" w:hAnsi="Times New Roman" w:cs="Times New Roman"/>
+          <w:sz w:val="24"/>
+          <w:szCs w:val="24"/>
+          <w:lang w:eastAsia="en-IN"/>
+        </w:rPr>
+      </w:pPr>
+      <w:r>
+        <w:rPr>
+          <w:rFonts w:ascii="Times New Roman" w:eastAsia="Times New Roman" w:hAnsi="Times New Roman" w:cs="Times New Roman"/>
+          <w:sz w:val="24"/>
+          <w:szCs w:val="24"/>
+          <w:lang w:eastAsia="en-IN"/>
+        </w:rPr>
+        <w:pict w14:anchorId="6BF9C222">
+          <v:rect id="_x0000_i1042" style="width:0;height:1.5pt" o:hralign="center" o:hrstd="t" o:hr="t" fillcolor="#a0a0a0" stroked="f"/>
+        </w:pict>
+      </w:r>
+    </w:p>
+    <w:p>
+      <w:pPr>
+        <w:spacing w:before="100" w:beforeAutospacing="1" w:after="100" w:afterAutospacing="1" w:line="240" w:lineRule="auto"/>
+        <w:outlineLvl w:val="0"/>
+        <w:rPr>
+          <w:rFonts w:ascii="Times New Roman" w:eastAsia="Times New Roman" w:hAnsi="Times New Roman" w:cs="Times New Roman"/>
+          <w:b/>
+          <w:bCs/>
+          <w:kern w:val="36"/>
+          <w:sz w:val="48"/>
+          <w:szCs w:val="48"/>
+          <w:lang w:eastAsia="en-IN"/>
+        </w:rPr>
+      </w:pPr>
+      <w:r>
+        <w:rPr>
+          <w:rFonts w:ascii="Times New Roman" w:eastAsia="Times New Roman" w:hAnsi="Times New Roman" w:cs="Times New Roman"/>
+          <w:b/>
+          <w:bCs/>
+          <w:kern w:val="36"/>
+          <w:sz w:val="48"/>
+          <w:szCs w:val="48"/>
+          <w:lang w:eastAsia="en-IN"/>
+        </w:rPr>
+        <w:t>Add Employee</w:t>
+      </w:r>
+    </w:p>
+    <w:p>
+      <w:pPr>
+        <w:spacing w:before="100" w:beforeAutospacing="1" w:after="100" w:afterAutospacing="1" w:line="240" w:lineRule="auto"/>
+        <w:rPr>
+          <w:rFonts w:ascii="Times New Roman" w:eastAsia="Times New Roman" w:hAnsi="Times New Roman" w:cs="Times New Roman"/>
+          <w:sz w:val="24"/>
+          <w:szCs w:val="24"/>
+          <w:lang w:eastAsia="en-IN"/>
+        </w:rPr>
+      </w:pPr>
+      <w:r>
+        <w:rPr>
+          <w:rFonts w:ascii="Times New Roman" w:eastAsia="Times New Roman" w:hAnsi="Times New Roman" w:cs="Times New Roman"/>
+          <w:sz w:val="24"/>
+          <w:szCs w:val="24"/>
+          <w:lang w:eastAsia="en-IN"/>
+        </w:rPr>
+        <w:t>Create a page named:</w:t>
+      </w:r>
+    </w:p>
+    <w:p>
+      <w:pPr>
+        <w:tabs>
+          <w:tab w:val="left" w:pos="916"/>
+          <w:tab w:val="left" w:pos="1832"/>
+          <w:tab w:val="left" w:pos="2748"/>
+          <w:tab w:val="left" w:pos="3664"/>
+          <w:tab w:val="left" w:pos="4580"/>
+          <w:tab w:val="left" w:pos="5496"/>
+          <w:tab w:val="left" w:pos="6412"/>
+          <w:tab w:val="left" w:pos="7328"/>
+          <w:tab w:val="left" w:pos="8244"/>
+          <w:tab w:val="left" w:pos="9160"/>
+          <w:tab w:val="left" w:pos="10076"/>
+          <w:tab w:val="left" w:pos="10992"/>
+          <w:tab w:val="left" w:pos="11908"/>
+          <w:tab w:val="left" w:pos="12824"/>
+          <w:tab w:val="left" w:pos="13740"/>
+          <w:tab w:val="left" w:pos="14656"/>
+        </w:tabs>
+        <w:spacing w:after="0" w:line="240" w:lineRule="auto"/>
+        <w:rPr>
+          <w:rFonts w:ascii="Courier New" w:eastAsia="Times New Roman" w:hAnsi="Courier New" w:cs="Courier New"/>
+          <w:sz w:val="20"/>
+          <w:szCs w:val="20"/>
+          <w:lang w:eastAsia="en-IN"/>
+        </w:rPr>
+      </w:pPr>
+      <w:proofErr w:type="spellStart"/>
+      <w:r>
+        <w:rPr>
+          <w:rFonts w:ascii="Courier New" w:eastAsia="Times New Roman" w:hAnsi="Courier New" w:cs="Courier New"/>
+          <w:sz w:val="20"/>
+          <w:szCs w:val="20"/>
+          <w:lang w:eastAsia="en-IN"/>
+        </w:rPr>
+        <w:t>add_employee</w:t>
+      </w:r>
+      <w:proofErr w:type="spellEnd"/>
+    </w:p>
+    <w:p>
+      <w:pPr>
+        <w:spacing w:before="100" w:beforeAutospacing="1" w:after="100" w:afterAutospacing="1" w:line="240" w:lineRule="auto"/>
+        <w:rPr>
+          <w:rFonts w:ascii="Times New Roman" w:eastAsia="Times New Roman" w:hAnsi="Times New Roman" w:cs="Times New Roman"/>
+          <w:sz w:val="24"/>
+          <w:szCs w:val="24"/>
+          <w:lang w:eastAsia="en-IN"/>
+        </w:rPr>
+      </w:pPr>
+      <w:r>
+        <w:rPr>
+          <w:rFonts w:ascii="Times New Roman" w:eastAsia="Times New Roman" w:hAnsi="Times New Roman" w:cs="Times New Roman"/>
+          <w:sz w:val="24"/>
+          <w:szCs w:val="24"/>
+          <w:lang w:eastAsia="en-IN"/>
+        </w:rPr>
+        <w:t>Design an HTML form with the following fields:</w:t>
+      </w:r>
+    </w:p>
+    <w:p>
+      <w:pPr>
+        <w:numPr>
+          <w:ilvl w:val="0"/>
+          <w:numId w:val="13"/>
+        </w:numPr>
+        <w:spacing w:before="100" w:beforeAutospacing="1" w:after="100" w:afterAutospacing="1" w:line="240" w:lineRule="auto"/>
+        <w:rPr>
+          <w:rFonts w:ascii="Times New Roman" w:eastAsia="Times New Roman" w:hAnsi="Times New Roman" w:cs="Times New Roman"/>
+          <w:sz w:val="24"/>
+          <w:szCs w:val="24"/>
+          <w:lang w:eastAsia="en-IN"/>
+        </w:rPr>
+      </w:pPr>
+      <w:r>
+        <w:rPr>
+          <w:rFonts w:ascii="Times New Roman" w:eastAsia="Times New Roman" w:hAnsi="Times New Roman" w:cs="Times New Roman"/>
+          <w:sz w:val="24"/>
+          <w:szCs w:val="24"/>
+          <w:lang w:eastAsia="en-IN"/>
+        </w:rPr>
+        <w:t xml:space="preserve">Employee ID </w:t>
+      </w:r>
+    </w:p>
+    <w:p>
+      <w:pPr>
+        <w:numPr>
+          <w:ilvl w:val="0"/>
+          <w:numId w:val="13"/>
+        </w:numPr>
+        <w:spacing w:before="100" w:beforeAutospacing="1" w:after="100" w:afterAutospacing="1" w:line="240" w:lineRule="auto"/>
+        <w:rPr>
+          <w:rFonts w:ascii="Times New Roman" w:eastAsia="Times New Roman" w:hAnsi="Times New Roman" w:cs="Times New Roman"/>
+          <w:sz w:val="24"/>
+          <w:szCs w:val="24"/>
+          <w:lang w:eastAsia="en-IN"/>
+        </w:rPr>
+      </w:pPr>
+      <w:r>
+        <w:rPr>
+          <w:rFonts w:ascii="Times New Roman" w:eastAsia="Times New Roman" w:hAnsi="Times New Roman" w:cs="Times New Roman"/>
+          <w:sz w:val="24"/>
+          <w:szCs w:val="24"/>
+          <w:lang w:eastAsia="en-IN"/>
+        </w:rPr>
+        <w:t xml:space="preserve">Employee Name </w:t>
+      </w:r>
+    </w:p>
+    <w:p>
+      <w:pPr>
+        <w:numPr>
+          <w:ilvl w:val="0"/>
+          <w:numId w:val="13"/>
+        </w:numPr>
+        <w:spacing w:before="100" w:beforeAutospacing="1" w:after="100" w:afterAutospacing="1" w:line="240" w:lineRule="auto"/>
+        <w:rPr>
+          <w:rFonts w:ascii="Times New Roman" w:eastAsia="Times New Roman" w:hAnsi="Times New Roman" w:cs="Times New Roman"/>
+          <w:sz w:val="24"/>
+          <w:szCs w:val="24"/>
+          <w:lang w:eastAsia="en-IN"/>
+        </w:rPr>
+      </w:pPr>
+      <w:r>
+        <w:rPr>
+          <w:rFonts w:ascii="Times New Roman" w:eastAsia="Times New Roman" w:hAnsi="Times New Roman" w:cs="Times New Roman"/>
+          <w:sz w:val="24"/>
+          <w:szCs w:val="24"/>
+          <w:lang w:eastAsia="en-IN"/>
+        </w:rPr>
+        <w:t xml:space="preserve">Department </w:t>
+      </w:r>
+    </w:p>
+    <w:p>
+      <w:pPr>
+        <w:numPr>
+          <w:ilvl w:val="0"/>
+          <w:numId w:val="13"/>
+        </w:numPr>
+        <w:spacing w:before="100" w:beforeAutospacing="1" w:after="100" w:afterAutospacing="1" w:line="240" w:lineRule="auto"/>
+        <w:rPr>
+          <w:rFonts w:ascii="Times New Roman" w:eastAsia="Times New Roman" w:hAnsi="Times New Roman" w:cs="Times New Roman"/>
+          <w:sz w:val="24"/>
+          <w:szCs w:val="24"/>
+          <w:lang w:eastAsia="en-IN"/>
+        </w:rPr>
+      </w:pPr>
+      <w:r>
+        <w:rPr>
+          <w:rFonts w:ascii="Times New Roman" w:eastAsia="Times New Roman" w:hAnsi="Times New Roman" w:cs="Times New Roman"/>
+          <w:sz w:val="24"/>
+          <w:szCs w:val="24"/>
+          <w:lang w:eastAsia="en-IN"/>
+        </w:rPr>
+        <w:t xml:space="preserve">Salary </w:t>
+      </w:r>
+    </w:p>
+    <w:p>
+      <w:pPr>
+        <w:spacing w:before="100" w:beforeAutospacing="1" w:after="100" w:afterAutospacing="1" w:line="240" w:lineRule="auto"/>
+        <w:rPr>
+          <w:rFonts w:ascii="Times New Roman" w:eastAsia="Times New Roman" w:hAnsi="Times New Roman" w:cs="Times New Roman"/>
+          <w:sz w:val="24"/>
+          <w:szCs w:val="24"/>
+          <w:lang w:eastAsia="en-IN"/>
+        </w:rPr>
+      </w:pPr>
+      <w:r>
+        <w:rPr>
+          <w:rFonts w:ascii="Times New Roman" w:eastAsia="Times New Roman" w:hAnsi="Times New Roman" w:cs="Times New Roman"/>
+          <w:sz w:val="24"/>
+          <w:szCs w:val="24"/>
+          <w:lang w:eastAsia="en-IN"/>
+        </w:rPr>
+        <w:t>Buttons:</w:t>
+      </w:r>
+    </w:p>
+    <w:p>
+      <w:pPr>
+        <w:numPr>
+          <w:ilvl w:val="0"/>
+          <w:numId w:val="14"/>
+        </w:numPr>
+        <w:spacing w:before="100" w:beforeAutospacing="1" w:after="100" w:afterAutospacing="1" w:line="240" w:lineRule="auto"/>
+        <w:rPr>
+          <w:rFonts w:ascii="Times New Roman" w:eastAsia="Times New Roman" w:hAnsi="Times New Roman" w:cs="Times New Roman"/>
+          <w:sz w:val="24"/>
+          <w:szCs w:val="24"/>
+          <w:lang w:eastAsia="en-IN"/>
+        </w:rPr>
+      </w:pPr>
+      <w:r>
+        <w:rPr>
+          <w:rFonts w:ascii="Times New Roman" w:eastAsia="Times New Roman" w:hAnsi="Times New Roman" w:cs="Times New Roman"/>
+          <w:sz w:val="24"/>
+          <w:szCs w:val="24"/>
+          <w:lang w:eastAsia="en-IN"/>
+        </w:rPr>
+        <w:t xml:space="preserve">Save </w:t>
+      </w:r>
+    </w:p>
+    <w:p>
+      <w:pPr>
+        <w:numPr>
+          <w:ilvl w:val="0"/>
+          <w:numId w:val="14"/>
+        </w:numPr>
+        <w:spacing w:before="100" w:beforeAutospacing="1" w:after="100" w:afterAutospacing="1" w:line="240" w:lineRule="auto"/>
+        <w:rPr>
+          <w:rFonts w:ascii="Times New Roman" w:eastAsia="Times New Roman" w:hAnsi="Times New Roman" w:cs="Times New Roman"/>
+          <w:sz w:val="24"/>
+          <w:szCs w:val="24"/>
+          <w:lang w:eastAsia="en-IN"/>
+        </w:rPr>
+      </w:pPr>
+      <w:r>
+        <w:rPr>
+          <w:rFonts w:ascii="Times New Roman" w:eastAsia="Times New Roman" w:hAnsi="Times New Roman" w:cs="Times New Roman"/>
+          <w:sz w:val="24"/>
+          <w:szCs w:val="24"/>
+          <w:lang w:eastAsia="en-IN"/>
+        </w:rPr>
+        <w:t xml:space="preserve">Cancel </w:t>
+      </w:r>
+    </w:p>
+    <w:p>
+      <w:pPr>
+        <w:spacing w:before="100" w:beforeAutospacing="1" w:after="100" w:afterAutospacing="1" w:line="240" w:lineRule="auto"/>
+        <w:rPr>
+          <w:rFonts w:ascii="Times New Roman" w:eastAsia="Times New Roman" w:hAnsi="Times New Roman" w:cs="Times New Roman"/>
+          <w:sz w:val="24"/>
+          <w:szCs w:val="24"/>
+          <w:lang w:eastAsia="en-IN"/>
+        </w:rPr>
+      </w:pPr>
+      <w:r>
+        <w:rPr>
+          <w:rFonts w:ascii="Times New Roman" w:eastAsia="Times New Roman" w:hAnsi="Times New Roman" w:cs="Times New Roman"/>
+          <w:sz w:val="24"/>
+          <w:szCs w:val="24"/>
+          <w:lang w:eastAsia="en-IN"/>
+        </w:rPr>
+        <w:t xml:space="preserve">After clicking </w:t>
+      </w:r>
+      <w:r>
+        <w:rPr>
+          <w:rFonts w:ascii="Times New Roman" w:eastAsia="Times New Roman" w:hAnsi="Times New Roman" w:cs="Times New Roman"/>
+          <w:b/>
+          <w:bCs/>
+          <w:sz w:val="24"/>
+          <w:szCs w:val="24"/>
+          <w:lang w:eastAsia="en-IN"/>
+        </w:rPr>
+        <w:t>Save</w:t>
+      </w:r>
+      <w:r>
+        <w:rPr>
+          <w:rFonts w:ascii="Times New Roman" w:eastAsia="Times New Roman" w:hAnsi="Times New Roman" w:cs="Times New Roman"/>
+          <w:sz w:val="24"/>
+          <w:szCs w:val="24"/>
+          <w:lang w:eastAsia="en-IN"/>
+        </w:rPr>
+        <w:t>, redirect to the Home page where the newly added employee is displayed.</w:t>
+      </w:r>
+    </w:p>
+    <w:p>
+      <w:pPr>
+        <w:spacing w:after="0" w:line="240" w:lineRule="auto"/>
+        <w:rPr>
+          <w:rFonts w:ascii="Times New Roman" w:eastAsia="Times New Roman" w:hAnsi="Times New Roman" w:cs="Times New Roman"/>
+          <w:sz w:val="24"/>
+          <w:szCs w:val="24"/>
+          <w:lang w:eastAsia="en-IN"/>
+        </w:rPr>
+      </w:pPr>
+      <w:r>
+        <w:rPr>
+          <w:rFonts w:ascii="Times New Roman" w:eastAsia="Times New Roman" w:hAnsi="Times New Roman" w:cs="Times New Roman"/>
+          <w:sz w:val="24"/>
+          <w:szCs w:val="24"/>
+          <w:lang w:eastAsia="en-IN"/>
+        </w:rPr>
+        <w:pict w14:anchorId="67998F8E">
+          <v:rect id="_x0000_i1043" style="width:0;height:1.5pt" o:hralign="center" o:hrstd="t" o:hr="t" fillcolor="#a0a0a0" stroked="f"/>
+        </w:pict>
+      </w:r>
+    </w:p>
+    <w:p>
+      <w:pPr>
+        <w:spacing w:before="100" w:beforeAutospacing="1" w:after="100" w:afterAutospacing="1" w:line="240" w:lineRule="auto"/>
+        <w:outlineLvl w:val="0"/>
+        <w:rPr>
+          <w:rFonts w:ascii="Times New Roman" w:eastAsia="Times New Roman" w:hAnsi="Times New Roman" w:cs="Times New Roman"/>
+          <w:b/>
+          <w:bCs/>
+          <w:kern w:val="36"/>
+          <w:sz w:val="48"/>
+          <w:szCs w:val="48"/>
+          <w:lang w:eastAsia="en-IN"/>
+        </w:rPr>
+      </w:pPr>
+      <w:r>
+        <w:rPr>
+          <w:rFonts w:ascii="Times New Roman" w:eastAsia="Times New Roman" w:hAnsi="Times New Roman" w:cs="Times New Roman"/>
+          <w:b/>
+          <w:bCs/>
+          <w:kern w:val="36"/>
+          <w:sz w:val="48"/>
+          <w:szCs w:val="48"/>
+          <w:lang w:eastAsia="en-IN"/>
+        </w:rPr>
+        <w:lastRenderedPageBreak/>
+        <w:t>Edit Employee</w:t>
+      </w:r>
+    </w:p>
+    <w:p>
+      <w:pPr>
+        <w:spacing w:before="100" w:beforeAutospacing="1" w:after="100" w:afterAutospacing="1" w:line="240" w:lineRule="auto"/>
+        <w:rPr>
+          <w:rFonts w:ascii="Times New Roman" w:eastAsia="Times New Roman" w:hAnsi="Times New Roman" w:cs="Times New Roman"/>
+          <w:sz w:val="24"/>
+          <w:szCs w:val="24"/>
+          <w:lang w:eastAsia="en-IN"/>
+        </w:rPr>
+      </w:pPr>
+      <w:r>
+        <w:rPr>
+          <w:rFonts w:ascii="Times New Roman" w:eastAsia="Times New Roman" w:hAnsi="Times New Roman" w:cs="Times New Roman"/>
+          <w:sz w:val="24"/>
+          <w:szCs w:val="24"/>
+          <w:lang w:eastAsia="en-IN"/>
+        </w:rPr>
+        <w:t>Create a page named:</w:t>
+      </w:r>
+    </w:p>
+    <w:p>
+      <w:pPr>
+        <w:tabs>
+          <w:tab w:val="left" w:pos="916"/>
+          <w:tab w:val="left" w:pos="1832"/>
+          <w:tab w:val="left" w:pos="2748"/>
+          <w:tab w:val="left" w:pos="3664"/>
+          <w:tab w:val="left" w:pos="4580"/>
+          <w:tab w:val="left" w:pos="5496"/>
+          <w:tab w:val="left" w:pos="6412"/>
+          <w:tab w:val="left" w:pos="7328"/>
+          <w:tab w:val="left" w:pos="8244"/>
+          <w:tab w:val="left" w:pos="9160"/>
+          <w:tab w:val="left" w:pos="10076"/>
+          <w:tab w:val="left" w:pos="10992"/>
+          <w:tab w:val="left" w:pos="11908"/>
+          <w:tab w:val="left" w:pos="12824"/>
+          <w:tab w:val="left" w:pos="13740"/>
+          <w:tab w:val="left" w:pos="14656"/>
+        </w:tabs>
+        <w:spacing w:after="0" w:line="240" w:lineRule="auto"/>
+        <w:rPr>
+          <w:rFonts w:ascii="Courier New" w:eastAsia="Times New Roman" w:hAnsi="Courier New" w:cs="Courier New"/>
+          <w:sz w:val="20"/>
+          <w:szCs w:val="20"/>
+          <w:lang w:eastAsia="en-IN"/>
+        </w:rPr>
+      </w:pPr>
+      <w:proofErr w:type="spellStart"/>
+      <w:r>
+        <w:rPr>
+          <w:rFonts w:ascii="Courier New" w:eastAsia="Times New Roman" w:hAnsi="Courier New" w:cs="Courier New"/>
+          <w:sz w:val="20"/>
+          <w:szCs w:val="20"/>
+          <w:lang w:eastAsia="en-IN"/>
+        </w:rPr>
+        <w:t>edit_employee</w:t>
+      </w:r>
+      <w:proofErr w:type="spellEnd"/>
+    </w:p>
+    <w:p>
+      <w:pPr>
+        <w:spacing w:before="100" w:beforeAutospacing="1" w:after="100" w:afterAutospacing="1" w:line="240" w:lineRule="auto"/>
+        <w:rPr>
+          <w:rFonts w:ascii="Times New Roman" w:eastAsia="Times New Roman" w:hAnsi="Times New Roman" w:cs="Times New Roman"/>
+          <w:sz w:val="24"/>
+          <w:szCs w:val="24"/>
+          <w:lang w:eastAsia="en-IN"/>
+        </w:rPr>
+      </w:pPr>
+      <w:r>
+        <w:rPr>
+          <w:rFonts w:ascii="Times New Roman" w:eastAsia="Times New Roman" w:hAnsi="Times New Roman" w:cs="Times New Roman"/>
+          <w:sz w:val="24"/>
+          <w:szCs w:val="24"/>
+          <w:lang w:eastAsia="en-IN"/>
+        </w:rPr>
+        <w:t>Requirements:</w:t>
+      </w:r>
+    </w:p>
+    <w:p>
+      <w:pPr>
+        <w:numPr>
+          <w:ilvl w:val="0"/>
+          <w:numId w:val="15"/>
+        </w:numPr>
+        <w:spacing w:before="100" w:beforeAutospacing="1" w:after="100" w:afterAutospacing="1" w:line="240" w:lineRule="auto"/>
+        <w:rPr>
+          <w:rFonts w:ascii="Times New Roman" w:eastAsia="Times New Roman" w:hAnsi="Times New Roman" w:cs="Times New Roman"/>
+          <w:sz w:val="24"/>
+          <w:szCs w:val="24"/>
+          <w:lang w:eastAsia="en-IN"/>
+        </w:rPr>
+      </w:pPr>
+      <w:r>
+        <w:rPr>
+          <w:rFonts w:ascii="Times New Roman" w:eastAsia="Times New Roman" w:hAnsi="Times New Roman" w:cs="Times New Roman"/>
+          <w:sz w:val="24"/>
+          <w:szCs w:val="24"/>
+          <w:lang w:eastAsia="en-IN"/>
+        </w:rPr>
+        <w:t xml:space="preserve">Display the selected employee details in a pre-filled form. </w:t>
+      </w:r>
+    </w:p>
+    <w:p>
+      <w:pPr>
+        <w:numPr>
+          <w:ilvl w:val="0"/>
+          <w:numId w:val="15"/>
+        </w:numPr>
+        <w:spacing w:before="100" w:beforeAutospacing="1" w:after="100" w:afterAutospacing="1" w:line="240" w:lineRule="auto"/>
+        <w:rPr>
+          <w:rFonts w:ascii="Times New Roman" w:eastAsia="Times New Roman" w:hAnsi="Times New Roman" w:cs="Times New Roman"/>
+          <w:sz w:val="24"/>
+          <w:szCs w:val="24"/>
+          <w:lang w:eastAsia="en-IN"/>
+        </w:rPr>
+      </w:pPr>
+      <w:r>
+        <w:rPr>
+          <w:rFonts w:ascii="Times New Roman" w:eastAsia="Times New Roman" w:hAnsi="Times New Roman" w:cs="Times New Roman"/>
+          <w:sz w:val="24"/>
+          <w:szCs w:val="24"/>
+          <w:lang w:eastAsia="en-IN"/>
+        </w:rPr>
+        <w:t xml:space="preserve">Allow modification of all fields. </w:t>
+      </w:r>
+    </w:p>
+    <w:p>
+      <w:pPr>
+        <w:numPr>
+          <w:ilvl w:val="0"/>
+          <w:numId w:val="15"/>
+        </w:numPr>
+        <w:spacing w:before="100" w:beforeAutospacing="1" w:after="100" w:afterAutospacing="1" w:line="240" w:lineRule="auto"/>
+        <w:rPr>
+          <w:rFonts w:ascii="Times New Roman" w:eastAsia="Times New Roman" w:hAnsi="Times New Roman" w:cs="Times New Roman"/>
+          <w:sz w:val="24"/>
+          <w:szCs w:val="24"/>
+          <w:lang w:eastAsia="en-IN"/>
+        </w:rPr>
+      </w:pPr>
+      <w:r>
+        <w:rPr>
+          <w:rFonts w:ascii="Times New Roman" w:eastAsia="Times New Roman" w:hAnsi="Times New Roman" w:cs="Times New Roman"/>
+          <w:sz w:val="24"/>
+          <w:szCs w:val="24"/>
+          <w:lang w:eastAsia="en-IN"/>
+        </w:rPr>
+        <w:t xml:space="preserve">Save the updated record. </w:t>
+      </w:r>
+    </w:p>
+    <w:p>
+      <w:pPr>
+        <w:numPr>
+          <w:ilvl w:val="0"/>
+          <w:numId w:val="15"/>
+        </w:numPr>
+        <w:spacing w:before="100" w:beforeAutospacing="1" w:after="100" w:afterAutospacing="1" w:line="240" w:lineRule="auto"/>
+        <w:rPr>
+          <w:rFonts w:ascii="Times New Roman" w:eastAsia="Times New Roman" w:hAnsi="Times New Roman" w:cs="Times New Roman"/>
+          <w:sz w:val="24"/>
+          <w:szCs w:val="24"/>
+          <w:lang w:eastAsia="en-IN"/>
+        </w:rPr>
+      </w:pPr>
+      <w:r>
+        <w:rPr>
+          <w:rFonts w:ascii="Times New Roman" w:eastAsia="Times New Roman" w:hAnsi="Times New Roman" w:cs="Times New Roman"/>
+          <w:sz w:val="24"/>
+          <w:szCs w:val="24"/>
+          <w:lang w:eastAsia="en-IN"/>
+        </w:rPr>
+        <w:t xml:space="preserve">Redirect to the Home page. </w:t>
+      </w:r>
+    </w:p>
+    <w:p>
+      <w:pPr>
+        <w:spacing w:after="0" w:line="240" w:lineRule="auto"/>
+        <w:rPr>
+          <w:rFonts w:ascii="Times New Roman" w:eastAsia="Times New Roman" w:hAnsi="Times New Roman" w:cs="Times New Roman"/>
+          <w:sz w:val="24"/>
+          <w:szCs w:val="24"/>
+          <w:lang w:eastAsia="en-IN"/>
+        </w:rPr>
+      </w:pPr>
+      <w:r>
+        <w:rPr>
+          <w:rFonts w:ascii="Times New Roman" w:eastAsia="Times New Roman" w:hAnsi="Times New Roman" w:cs="Times New Roman"/>
+          <w:sz w:val="24"/>
+          <w:szCs w:val="24"/>
+          <w:lang w:eastAsia="en-IN"/>
+        </w:rPr>
+        <w:pict w14:anchorId="09252882">
+          <v:rect id="_x0000_i1044" style="width:0;height:1.5pt" o:hralign="center" o:hrstd="t" o:hr="t" fillcolor="#a0a0a0" stroked="f"/>
+        </w:pict>
+      </w:r>
+    </w:p>
+    <w:p>
+      <w:pPr>
+        <w:spacing w:before="100" w:beforeAutospacing="1" w:after="100" w:afterAutospacing="1" w:line="240" w:lineRule="auto"/>
+        <w:outlineLvl w:val="0"/>
+        <w:rPr>
+          <w:rFonts w:ascii="Times New Roman" w:eastAsia="Times New Roman" w:hAnsi="Times New Roman" w:cs="Times New Roman"/>
+          <w:b/>
+          <w:bCs/>
+          <w:kern w:val="36"/>
+          <w:sz w:val="48"/>
+          <w:szCs w:val="48"/>
+          <w:lang w:eastAsia="en-IN"/>
+        </w:rPr>
+      </w:pPr>
+      <w:r>
+        <w:rPr>
+          <w:rFonts w:ascii="Times New Roman" w:eastAsia="Times New Roman" w:hAnsi="Times New Roman" w:cs="Times New Roman"/>
+          <w:b/>
+          <w:bCs/>
+          <w:kern w:val="36"/>
+          <w:sz w:val="48"/>
+          <w:szCs w:val="48"/>
+          <w:lang w:eastAsia="en-IN"/>
+        </w:rPr>
+        <w:t>Delete Employee</w:t>
+      </w:r>
+    </w:p>
+    <w:p>
+      <w:pPr>
+        <w:spacing w:before="100" w:beforeAutospacing="1" w:after="100" w:afterAutospacing="1" w:line="240" w:lineRule="auto"/>
+        <w:rPr>
+          <w:rFonts w:ascii="Times New Roman" w:eastAsia="Times New Roman" w:hAnsi="Times New Roman" w:cs="Times New Roman"/>
+          <w:sz w:val="24"/>
+          <w:szCs w:val="24"/>
+          <w:lang w:eastAsia="en-IN"/>
+        </w:rPr>
+      </w:pPr>
+      <w:r>
+        <w:rPr>
+          <w:rFonts w:ascii="Times New Roman" w:eastAsia="Times New Roman" w:hAnsi="Times New Roman" w:cs="Times New Roman"/>
+          <w:sz w:val="24"/>
+          <w:szCs w:val="24"/>
+          <w:lang w:eastAsia="en-IN"/>
+        </w:rPr>
+        <w:t>Create a page named:</w:t>
+      </w:r>
+    </w:p>
+    <w:p>
+      <w:pPr>
+        <w:tabs>
+          <w:tab w:val="left" w:pos="916"/>
+          <w:tab w:val="left" w:pos="1832"/>
+          <w:tab w:val="left" w:pos="2748"/>
+          <w:tab w:val="left" w:pos="3664"/>
+          <w:tab w:val="left" w:pos="4580"/>
+          <w:tab w:val="left" w:pos="5496"/>
+          <w:tab w:val="left" w:pos="6412"/>
+          <w:tab w:val="left" w:pos="7328"/>
+          <w:tab w:val="left" w:pos="8244"/>
+          <w:tab w:val="left" w:pos="9160"/>
+          <w:tab w:val="left" w:pos="10076"/>
+          <w:tab w:val="left" w:pos="10992"/>
+          <w:tab w:val="left" w:pos="11908"/>
+          <w:tab w:val="left" w:pos="12824"/>
+          <w:tab w:val="left" w:pos="13740"/>
+          <w:tab w:val="left" w:pos="14656"/>
+        </w:tabs>
+        <w:spacing w:after="0" w:line="240" w:lineRule="auto"/>
+        <w:rPr>
+          <w:rFonts w:ascii="Courier New" w:eastAsia="Times New Roman" w:hAnsi="Courier New" w:cs="Courier New"/>
+          <w:sz w:val="20"/>
+          <w:szCs w:val="20"/>
+          <w:lang w:eastAsia="en-IN"/>
+        </w:rPr>
+      </w:pPr>
+      <w:proofErr w:type="spellStart"/>
+      <w:r>
+        <w:rPr>
+          <w:rFonts w:ascii="Courier New" w:eastAsia="Times New Roman" w:hAnsi="Courier New" w:cs="Courier New"/>
+          <w:sz w:val="20"/>
+          <w:szCs w:val="20"/>
+          <w:lang w:eastAsia="en-IN"/>
+        </w:rPr>
+        <w:t>delete_employee</w:t>
+      </w:r>
+      <w:proofErr w:type="spellEnd"/>
+    </w:p>
+    <w:p>
+      <w:pPr>
+        <w:spacing w:before="100" w:beforeAutospacing="1" w:after="100" w:afterAutospacing="1" w:line="240" w:lineRule="auto"/>
+        <w:rPr>
+          <w:rFonts w:ascii="Times New Roman" w:eastAsia="Times New Roman" w:hAnsi="Times New Roman" w:cs="Times New Roman"/>
+          <w:sz w:val="24"/>
+          <w:szCs w:val="24"/>
+          <w:lang w:eastAsia="en-IN"/>
+        </w:rPr>
+      </w:pPr>
+      <w:r>
+        <w:rPr>
+          <w:rFonts w:ascii="Times New Roman" w:eastAsia="Times New Roman" w:hAnsi="Times New Roman" w:cs="Times New Roman"/>
+          <w:sz w:val="24"/>
+          <w:szCs w:val="24"/>
+          <w:lang w:eastAsia="en-IN"/>
+        </w:rPr>
+        <w:t>Requirements:</w:t>
+      </w:r>
+    </w:p>
+    <w:p>
+      <w:pPr>
+        <w:numPr>
+          <w:ilvl w:val="0"/>
+          <w:numId w:val="16"/>
+        </w:numPr>
+        <w:spacing w:before="100" w:beforeAutospacing="1" w:after="100" w:afterAutospacing="1" w:line="240" w:lineRule="auto"/>
+        <w:rPr>
+          <w:rFonts w:ascii="Times New Roman" w:eastAsia="Times New Roman" w:hAnsi="Times New Roman" w:cs="Times New Roman"/>
+          <w:sz w:val="24"/>
+          <w:szCs w:val="24"/>
+          <w:lang w:eastAsia="en-IN"/>
+        </w:rPr>
+      </w:pPr>
+      <w:r>
+        <w:rPr>
+          <w:rFonts w:ascii="Times New Roman" w:eastAsia="Times New Roman" w:hAnsi="Times New Roman" w:cs="Times New Roman"/>
+          <w:sz w:val="24"/>
+          <w:szCs w:val="24"/>
+          <w:lang w:eastAsia="en-IN"/>
+        </w:rPr>
+        <w:t xml:space="preserve">Delete the selected employee record. </w:t>
+      </w:r>
+    </w:p>
+    <w:p>
+      <w:pPr>
+        <w:numPr>
+          <w:ilvl w:val="0"/>
+          <w:numId w:val="16"/>
+        </w:numPr>
+        <w:spacing w:before="100" w:beforeAutospacing="1" w:after="100" w:afterAutospacing="1" w:line="240" w:lineRule="auto"/>
+        <w:rPr>
+          <w:rFonts w:ascii="Times New Roman" w:eastAsia="Times New Roman" w:hAnsi="Times New Roman" w:cs="Times New Roman"/>
+          <w:sz w:val="24"/>
+          <w:szCs w:val="24"/>
+          <w:lang w:eastAsia="en-IN"/>
+        </w:rPr>
+      </w:pPr>
+      <w:r>
+        <w:rPr>
+          <w:rFonts w:ascii="Times New Roman" w:eastAsia="Times New Roman" w:hAnsi="Times New Roman" w:cs="Times New Roman"/>
+          <w:sz w:val="24"/>
+          <w:szCs w:val="24"/>
+          <w:lang w:eastAsia="en-IN"/>
+        </w:rPr>
+        <w:t xml:space="preserve">Redirect to the Home page after deletion. </w:t>
+      </w:r>
+    </w:p>
+    <w:p>
+      <w:pPr>
+        <w:spacing w:after="0" w:line="240" w:lineRule="auto"/>
+        <w:rPr>
+          <w:rFonts w:ascii="Times New Roman" w:eastAsia="Times New Roman" w:hAnsi="Times New Roman" w:cs="Times New Roman"/>
+          <w:sz w:val="24"/>
+          <w:szCs w:val="24"/>
+          <w:lang w:eastAsia="en-IN"/>
+        </w:rPr>
+      </w:pPr>
+      <w:r>
+        <w:rPr>
+          <w:rFonts w:ascii="Times New Roman" w:eastAsia="Times New Roman" w:hAnsi="Times New Roman" w:cs="Times New Roman"/>
+          <w:sz w:val="24"/>
+          <w:szCs w:val="24"/>
+          <w:lang w:eastAsia="en-IN"/>
+        </w:rPr>
+        <w:pict w14:anchorId="718FC89C">
+          <v:rect id="_x0000_i1045" style="width:0;height:1.5pt" o:hralign="center" o:hrstd="t" o:hr="t" fillcolor="#a0a0a0" stroked="f"/>
+        </w:pict>
+      </w:r>
+    </w:p>
+    <w:p>
+      <w:pPr>
+        <w:spacing w:before="100" w:beforeAutospacing="1" w:after="100" w:afterAutospacing="1" w:line="240" w:lineRule="auto"/>
+        <w:outlineLvl w:val="0"/>
+        <w:rPr>
+          <w:rFonts w:ascii="Times New Roman" w:eastAsia="Times New Roman" w:hAnsi="Times New Roman" w:cs="Times New Roman"/>
+          <w:b/>
+          <w:bCs/>
+          <w:kern w:val="36"/>
+          <w:sz w:val="48"/>
+          <w:szCs w:val="48"/>
+          <w:lang w:eastAsia="en-IN"/>
+        </w:rPr>
+      </w:pPr>
+      <w:r>
+        <w:rPr>
+          <w:rFonts w:ascii="Times New Roman" w:eastAsia="Times New Roman" w:hAnsi="Times New Roman" w:cs="Times New Roman"/>
+          <w:b/>
+          <w:bCs/>
+          <w:kern w:val="36"/>
+          <w:sz w:val="48"/>
+          <w:szCs w:val="48"/>
+          <w:lang w:eastAsia="en-IN"/>
+        </w:rPr>
+        <w:t>Employee Model</w:t>
+      </w:r>
+    </w:p>
+    <w:p>
+      <w:pPr>
+        <w:spacing w:before="100" w:beforeAutospacing="1" w:after="100" w:afterAutospacing="1" w:line="240" w:lineRule="auto"/>
+        <w:rPr>
+          <w:rFonts w:ascii="Times New Roman" w:eastAsia="Times New Roman" w:hAnsi="Times New Roman" w:cs="Times New Roman"/>
+          <w:sz w:val="24"/>
+          <w:szCs w:val="24"/>
+          <w:lang w:eastAsia="en-IN"/>
+        </w:rPr>
+      </w:pPr>
+      <w:r>
+        <w:rPr>
+          <w:rFonts w:ascii="Times New Roman" w:eastAsia="Times New Roman" w:hAnsi="Times New Roman" w:cs="Times New Roman"/>
+          <w:sz w:val="24"/>
+          <w:szCs w:val="24"/>
+          <w:lang w:eastAsia="en-IN"/>
+        </w:rPr>
+        <w:t xml:space="preserve">Create an </w:t>
+      </w:r>
+      <w:r>
+        <w:rPr>
+          <w:rFonts w:ascii="Times New Roman" w:eastAsia="Times New Roman" w:hAnsi="Times New Roman" w:cs="Times New Roman"/>
+          <w:b/>
+          <w:bCs/>
+          <w:sz w:val="24"/>
+          <w:szCs w:val="24"/>
+          <w:lang w:eastAsia="en-IN"/>
+        </w:rPr>
+        <w:t>Employee</w:t>
+      </w:r>
+      <w:r>
+        <w:rPr>
+          <w:rFonts w:ascii="Times New Roman" w:eastAsia="Times New Roman" w:hAnsi="Times New Roman" w:cs="Times New Roman"/>
+          <w:sz w:val="24"/>
+          <w:szCs w:val="24"/>
+          <w:lang w:eastAsia="en-IN"/>
+        </w:rPr>
+        <w:t xml:space="preserve"> model with the following fields:</w:t>
+      </w:r>
+    </w:p>
+    <w:tbl>
+      <w:tblPr>
+        <w:tblW w:w="0" w:type="auto"/>
+        <w:tblCellSpacing w:w="15" w:type="dxa"/>
+        <w:tblCellMar>
+          <w:top w:w="15" w:type="dxa"/>
+          <w:left w:w="15" w:type="dxa"/>
+          <w:bottom w:w="15" w:type="dxa"/>
+          <w:right w:w="15" w:type="dxa"/>
+        </w:tblCellMar>
+        <w:tblLook w:val="04A0" w:firstRow="1" w:lastRow="0" w:firstColumn="1" w:lastColumn="0" w:noHBand="0" w:noVBand="1"/>
+      </w:tblPr>
+      <w:tblGrid>
+        <w:gridCol w:w="1648"/>
+        <w:gridCol w:w="2824"/>
+      </w:tblGrid>
+      <w:tr>
+        <w:trPr>
+          <w:tblHeader/>
+          <w:tblCellSpacing w:w="15" w:type="dxa"/>
+        </w:trPr>
+        <w:tc>
+          <w:tcPr>
+            <w:tcW w:w="0" w:type="auto"/>
+            <w:vAlign w:val="center"/>
+            <w:hideMark/>
+          </w:tcPr>
+          <w:p>
+            <w:pPr>
+              <w:spacing w:after="0" w:line="240" w:lineRule="auto"/>
+              <w:jc w:val="center"/>
+              <w:rPr>
+                <w:rFonts w:ascii="Times New Roman" w:eastAsia="Times New Roman" w:hAnsi="Times New Roman" w:cs="Times New Roman"/>
+                <w:b/>
+                <w:bCs/>
+                <w:sz w:val="24"/>
+                <w:szCs w:val="24"/>
+                <w:lang w:eastAsia="en-IN"/>
+              </w:rPr>
+            </w:pPr>
+            <w:r>
+              <w:rPr>
+                <w:rFonts w:ascii="Times New Roman" w:eastAsia="Times New Roman" w:hAnsi="Times New Roman" w:cs="Times New Roman"/>
+                <w:b/>
+                <w:bCs/>
+                <w:sz w:val="24"/>
+                <w:szCs w:val="24"/>
+                <w:lang w:eastAsia="en-IN"/>
+              </w:rPr>
+              <w:t>Field Name</w:t>
+            </w:r>
+          </w:p>
+        </w:tc>
+        <w:tc>
+          <w:tcPr>
+            <w:tcW w:w="0" w:type="auto"/>
+            <w:vAlign w:val="center"/>
+            <w:hideMark/>
+          </w:tcPr>
+          <w:p>
+            <w:pPr>
+              <w:spacing w:after="0" w:line="240" w:lineRule="auto"/>
+              <w:jc w:val="center"/>
+              <w:rPr>
+                <w:rFonts w:ascii="Times New Roman" w:eastAsia="Times New Roman" w:hAnsi="Times New Roman" w:cs="Times New Roman"/>
+                <w:b/>
+                <w:bCs/>
+                <w:sz w:val="24"/>
+                <w:szCs w:val="24"/>
+                <w:lang w:eastAsia="en-IN"/>
+              </w:rPr>
+            </w:pPr>
+            <w:r>
+              <w:rPr>
+                <w:rFonts w:ascii="Times New Roman" w:eastAsia="Times New Roman" w:hAnsi="Times New Roman" w:cs="Times New Roman"/>
+                <w:b/>
+                <w:bCs/>
+                <w:sz w:val="24"/>
+                <w:szCs w:val="24"/>
+                <w:lang w:eastAsia="en-IN"/>
+              </w:rPr>
+              <w:t>Data Type</w:t>
+            </w:r>
+          </w:p>
+        </w:tc>
+      </w:tr>
+      <w:tr>
+        <w:trPr>
+          <w:tblCellSpacing w:w="15" w:type="dxa"/>
+        </w:trPr>
+        <w:tc>
+          <w:tcPr>
+            <w:tcW w:w="0" w:type="auto"/>
+            <w:vAlign w:val="center"/>
+            <w:hideMark/>
+          </w:tcPr>
+          <w:p>
+            <w:pPr>
+              <w:spacing w:after="0" w:line="240" w:lineRule="auto"/>
+              <w:rPr>
+                <w:rFonts w:ascii="Times New Roman" w:eastAsia="Times New Roman" w:hAnsi="Times New Roman" w:cs="Times New Roman"/>
+                <w:sz w:val="24"/>
+                <w:szCs w:val="24"/>
+                <w:lang w:eastAsia="en-IN"/>
+              </w:rPr>
+            </w:pPr>
+            <w:proofErr w:type="spellStart"/>
+            <w:r>
+              <w:rPr>
+                <w:rFonts w:ascii="Times New Roman" w:eastAsia="Times New Roman" w:hAnsi="Times New Roman" w:cs="Times New Roman"/>
+                <w:sz w:val="24"/>
+                <w:szCs w:val="24"/>
+                <w:lang w:eastAsia="en-IN"/>
+              </w:rPr>
+              <w:t>employee_id</w:t>
+            </w:r>
+            <w:proofErr w:type="spellEnd"/>
+          </w:p>
+        </w:tc>
+        <w:tc>
+          <w:tcPr>
+            <w:tcW w:w="0" w:type="auto"/>
+            <w:vAlign w:val="center"/>
+            <w:hideMark/>
+          </w:tcPr>
+          <w:p>
+            <w:pPr>
+              <w:spacing w:after="0" w:line="240" w:lineRule="auto"/>
+              <w:rPr>
+                <w:rFonts w:ascii="Times New Roman" w:eastAsia="Times New Roman" w:hAnsi="Times New Roman" w:cs="Times New Roman"/>
+                <w:sz w:val="24"/>
+                <w:szCs w:val="24"/>
+                <w:lang w:eastAsia="en-IN"/>
+              </w:rPr>
+            </w:pPr>
+            <w:proofErr w:type="spellStart"/>
+            <w:r>
+              <w:rPr>
+                <w:rFonts w:ascii="Times New Roman" w:eastAsia="Times New Roman" w:hAnsi="Times New Roman" w:cs="Times New Roman"/>
+                <w:sz w:val="24"/>
+                <w:szCs w:val="24"/>
+                <w:lang w:eastAsia="en-IN"/>
+              </w:rPr>
+              <w:t>IntegerField</w:t>
+            </w:r>
+            <w:proofErr w:type="spellEnd"/>
+          </w:p>
+        </w:tc>
+      </w:tr>
+      <w:tr>
+        <w:trPr>
+          <w:tblCellSpacing w:w="15" w:type="dxa"/>
+        </w:trPr>
+        <w:tc>
+          <w:tcPr>
+            <w:tcW w:w="0" w:type="auto"/>
+            <w:vAlign w:val="center"/>
+            <w:hideMark/>
+          </w:tcPr>
+          <w:p>
+            <w:pPr>
+              <w:spacing w:after="0" w:line="240" w:lineRule="auto"/>
+              <w:rPr>
+                <w:rFonts w:ascii="Times New Roman" w:eastAsia="Times New Roman" w:hAnsi="Times New Roman" w:cs="Times New Roman"/>
+                <w:sz w:val="24"/>
+                <w:szCs w:val="24"/>
+                <w:lang w:eastAsia="en-IN"/>
+              </w:rPr>
+            </w:pPr>
+            <w:proofErr w:type="spellStart"/>
+            <w:r>
+              <w:rPr>
+                <w:rFonts w:ascii="Times New Roman" w:eastAsia="Times New Roman" w:hAnsi="Times New Roman" w:cs="Times New Roman"/>
+                <w:sz w:val="24"/>
+                <w:szCs w:val="24"/>
+                <w:lang w:eastAsia="en-IN"/>
+              </w:rPr>
+              <w:t>employee_name</w:t>
+            </w:r>
+            <w:proofErr w:type="spellEnd"/>
+          </w:p>
+        </w:tc>
+        <w:tc>
+          <w:tcPr>
+            <w:tcW w:w="0" w:type="auto"/>
+            <w:vAlign w:val="center"/>
+            <w:hideMark/>
+          </w:tcPr>
+          <w:p>
+            <w:pPr>
+              <w:spacing w:after="0" w:line="240" w:lineRule="auto"/>
+              <w:rPr>
+                <w:rFonts w:ascii="Times New Roman" w:eastAsia="Times New Roman" w:hAnsi="Times New Roman" w:cs="Times New Roman"/>
+                <w:sz w:val="24"/>
+                <w:szCs w:val="24"/>
+                <w:lang w:eastAsia="en-IN"/>
+              </w:rPr>
+            </w:pPr>
+            <w:proofErr w:type="spellStart"/>
+            <w:r>
+              <w:rPr>
+                <w:rFonts w:ascii="Times New Roman" w:eastAsia="Times New Roman" w:hAnsi="Times New Roman" w:cs="Times New Roman"/>
+                <w:sz w:val="24"/>
+                <w:szCs w:val="24"/>
+                <w:lang w:eastAsia="en-IN"/>
+              </w:rPr>
+              <w:t>CharField</w:t>
+            </w:r>
+            <w:proofErr w:type="spellEnd"/>
+            <w:r>
+              <w:rPr>
+                <w:rFonts w:ascii="Times New Roman" w:eastAsia="Times New Roman" w:hAnsi="Times New Roman" w:cs="Times New Roman"/>
+                <w:sz w:val="24"/>
+                <w:szCs w:val="24"/>
+                <w:lang w:eastAsia="en-IN"/>
+              </w:rPr>
+              <w:t>(</w:t>
+            </w:r>
+            <w:proofErr w:type="spellStart"/>
+            <w:r>
+              <w:rPr>
+                <w:rFonts w:ascii="Times New Roman" w:eastAsia="Times New Roman" w:hAnsi="Times New Roman" w:cs="Times New Roman"/>
+                <w:sz w:val="24"/>
+                <w:szCs w:val="24"/>
+                <w:lang w:eastAsia="en-IN"/>
+              </w:rPr>
+              <w:t>max_length</w:t>
+            </w:r>
+            <w:proofErr w:type="spellEnd"/>
+            <w:r>
+              <w:rPr>
+                <w:rFonts w:ascii="Times New Roman" w:eastAsia="Times New Roman" w:hAnsi="Times New Roman" w:cs="Times New Roman"/>
+                <w:sz w:val="24"/>
+                <w:szCs w:val="24"/>
+                <w:lang w:eastAsia="en-IN"/>
+              </w:rPr>
+              <w:t>=100)</w:t>
+            </w:r>
+          </w:p>
+        </w:tc>
+      </w:tr>
+      <w:tr>
+        <w:trPr>
+          <w:tblCellSpacing w:w="15" w:type="dxa"/>
+        </w:trPr>
+        <w:tc>
+          <w:tcPr>
+            <w:tcW w:w="0" w:type="auto"/>
+            <w:vAlign w:val="center"/>
+            <w:hideMark/>
+          </w:tcPr>
+          <w:p>
+            <w:pPr>
+              <w:spacing w:after="0" w:line="240" w:lineRule="auto"/>
+              <w:rPr>
+                <w:rFonts w:ascii="Times New Roman" w:eastAsia="Times New Roman" w:hAnsi="Times New Roman" w:cs="Times New Roman"/>
+                <w:sz w:val="24"/>
+                <w:szCs w:val="24"/>
+                <w:lang w:eastAsia="en-IN"/>
+              </w:rPr>
+            </w:pPr>
+            <w:r>
+              <w:rPr>
+                <w:rFonts w:ascii="Times New Roman" w:eastAsia="Times New Roman" w:hAnsi="Times New Roman" w:cs="Times New Roman"/>
+                <w:sz w:val="24"/>
+                <w:szCs w:val="24"/>
+                <w:lang w:eastAsia="en-IN"/>
+              </w:rPr>
+              <w:t>department</w:t>
+            </w:r>
+          </w:p>
+        </w:tc>
+        <w:tc>
+          <w:tcPr>
+            <w:tcW w:w="0" w:type="auto"/>
+            <w:vAlign w:val="center"/>
+            <w:hideMark/>
+          </w:tcPr>
+          <w:p>
+            <w:pPr>
+              <w:spacing w:after="0" w:line="240" w:lineRule="auto"/>
+              <w:rPr>
+                <w:rFonts w:ascii="Times New Roman" w:eastAsia="Times New Roman" w:hAnsi="Times New Roman" w:cs="Times New Roman"/>
+                <w:sz w:val="24"/>
+                <w:szCs w:val="24"/>
+                <w:lang w:eastAsia="en-IN"/>
+              </w:rPr>
+            </w:pPr>
+            <w:proofErr w:type="spellStart"/>
+            <w:r>
+              <w:rPr>
+                <w:rFonts w:ascii="Times New Roman" w:eastAsia="Times New Roman" w:hAnsi="Times New Roman" w:cs="Times New Roman"/>
+                <w:sz w:val="24"/>
+                <w:szCs w:val="24"/>
+                <w:lang w:eastAsia="en-IN"/>
+              </w:rPr>
+              <w:t>CharField</w:t>
+            </w:r>
+            <w:proofErr w:type="spellEnd"/>
+            <w:r>
+              <w:rPr>
+                <w:rFonts w:ascii="Times New Roman" w:eastAsia="Times New Roman" w:hAnsi="Times New Roman" w:cs="Times New Roman"/>
+                <w:sz w:val="24"/>
+                <w:szCs w:val="24"/>
+                <w:lang w:eastAsia="en-IN"/>
+              </w:rPr>
+              <w:t>(</w:t>
+            </w:r>
+            <w:proofErr w:type="spellStart"/>
+            <w:r>
+              <w:rPr>
+                <w:rFonts w:ascii="Times New Roman" w:eastAsia="Times New Roman" w:hAnsi="Times New Roman" w:cs="Times New Roman"/>
+                <w:sz w:val="24"/>
+                <w:szCs w:val="24"/>
+                <w:lang w:eastAsia="en-IN"/>
+              </w:rPr>
+              <w:t>max_length</w:t>
+            </w:r>
+            <w:proofErr w:type="spellEnd"/>
+            <w:r>
+              <w:rPr>
+                <w:rFonts w:ascii="Times New Roman" w:eastAsia="Times New Roman" w:hAnsi="Times New Roman" w:cs="Times New Roman"/>
+                <w:sz w:val="24"/>
+                <w:szCs w:val="24"/>
+                <w:lang w:eastAsia="en-IN"/>
+              </w:rPr>
+              <w:t>=50)</w:t>
+            </w:r>
+          </w:p>
+        </w:tc>
+      </w:tr>
+      <w:tr>
+        <w:trPr>
+          <w:tblCellSpacing w:w="15" w:type="dxa"/>
+        </w:trPr>
+        <w:tc>
+          <w:tcPr>
+            <w:tcW w:w="0" w:type="auto"/>
+            <w:vAlign w:val="center"/>
+            <w:hideMark/>
+          </w:tcPr>
+          <w:p>
+            <w:pPr>
+              <w:spacing w:after="0" w:line="240" w:lineRule="auto"/>
+              <w:rPr>
+                <w:rFonts w:ascii="Times New Roman" w:eastAsia="Times New Roman" w:hAnsi="Times New Roman" w:cs="Times New Roman"/>
+                <w:sz w:val="24"/>
+                <w:szCs w:val="24"/>
+                <w:lang w:eastAsia="en-IN"/>
+              </w:rPr>
+            </w:pPr>
+            <w:r>
+              <w:rPr>
+                <w:rFonts w:ascii="Times New Roman" w:eastAsia="Times New Roman" w:hAnsi="Times New Roman" w:cs="Times New Roman"/>
+                <w:sz w:val="24"/>
+                <w:szCs w:val="24"/>
+                <w:lang w:eastAsia="en-IN"/>
+              </w:rPr>
+              <w:t>salary</w:t>
+            </w:r>
+          </w:p>
+        </w:tc>
+        <w:tc>
+          <w:tcPr>
+            <w:tcW w:w="0" w:type="auto"/>
+            <w:vAlign w:val="center"/>
+            <w:hideMark/>
+          </w:tcPr>
+          <w:p>
+            <w:pPr>
+              <w:spacing w:after="0" w:line="240" w:lineRule="auto"/>
+              <w:rPr>
+                <w:rFonts w:ascii="Times New Roman" w:eastAsia="Times New Roman" w:hAnsi="Times New Roman" w:cs="Times New Roman"/>
+                <w:sz w:val="24"/>
+                <w:szCs w:val="24"/>
+                <w:lang w:eastAsia="en-IN"/>
+              </w:rPr>
+            </w:pPr>
+            <w:proofErr w:type="spellStart"/>
+            <w:r>
+              <w:rPr>
+                <w:rFonts w:ascii="Times New Roman" w:eastAsia="Times New Roman" w:hAnsi="Times New Roman" w:cs="Times New Roman"/>
+                <w:sz w:val="24"/>
+                <w:szCs w:val="24"/>
+                <w:lang w:eastAsia="en-IN"/>
+              </w:rPr>
+              <w:t>IntegerField</w:t>
+            </w:r>
+            <w:proofErr w:type="spellEnd"/>
+          </w:p>
+        </w:tc>
+      </w:tr>
+    </w:tbl>
+    <w:p>
+      <w:pPr>
+        <w:spacing w:after="0" w:line="240" w:lineRule="auto"/>
+        <w:rPr>
+          <w:rFonts w:ascii="Times New Roman" w:eastAsia="Times New Roman" w:hAnsi="Times New Roman" w:cs="Times New Roman"/>
+          <w:sz w:val="24"/>
+          <w:szCs w:val="24"/>
+          <w:lang w:eastAsia="en-IN"/>
+        </w:rPr>
+      </w:pPr>
+      <w:r>
+        <w:rPr>
+          <w:rFonts w:ascii="Times New Roman" w:eastAsia="Times New Roman" w:hAnsi="Times New Roman" w:cs="Times New Roman"/>
+          <w:sz w:val="24"/>
+          <w:szCs w:val="24"/>
+          <w:lang w:eastAsia="en-IN"/>
+        </w:rPr>
+        <w:pict w14:anchorId="340FEA28">
+          <v:rect id="_x0000_i1046" style="width:0;height:1.5pt" o:hralign="center" o:hrstd="t" o:hr="t" fillcolor="#a0a0a0" stroked="f"/>
+        </w:pict>
+      </w:r>
+    </w:p>
+    <w:p>
+      <w:pPr>
+        <w:spacing w:before="100" w:beforeAutospacing="1" w:after="100" w:afterAutospacing="1" w:line="240" w:lineRule="auto"/>
+        <w:outlineLvl w:val="0"/>
+        <w:rPr>
+          <w:rFonts w:ascii="Times New Roman" w:eastAsia="Times New Roman" w:hAnsi="Times New Roman" w:cs="Times New Roman"/>
+          <w:b/>
+          <w:bCs/>
+          <w:kern w:val="36"/>
+          <w:sz w:val="48"/>
+          <w:szCs w:val="48"/>
+          <w:lang w:eastAsia="en-IN"/>
+        </w:rPr>
+      </w:pPr>
+      <w:r>
+        <w:rPr>
+          <w:rFonts w:ascii="Times New Roman" w:eastAsia="Times New Roman" w:hAnsi="Times New Roman" w:cs="Times New Roman"/>
+          <w:b/>
+          <w:bCs/>
+          <w:kern w:val="36"/>
+          <w:sz w:val="48"/>
+          <w:szCs w:val="48"/>
+          <w:lang w:eastAsia="en-IN"/>
+        </w:rPr>
+        <w:t>Admin Panel</w:t>
+      </w:r>
+    </w:p>
+    <w:p>
+      <w:pPr>
+        <w:spacing w:before="100" w:beforeAutospacing="1" w:after="100" w:afterAutospacing="1" w:line="240" w:lineRule="auto"/>
+        <w:rPr>
+          <w:rFonts w:ascii="Times New Roman" w:eastAsia="Times New Roman" w:hAnsi="Times New Roman" w:cs="Times New Roman"/>
+          <w:sz w:val="24"/>
+          <w:szCs w:val="24"/>
+          <w:lang w:eastAsia="en-IN"/>
+        </w:rPr>
+      </w:pPr>
+      <w:r>
+        <w:rPr>
+          <w:rFonts w:ascii="Times New Roman" w:eastAsia="Times New Roman" w:hAnsi="Times New Roman" w:cs="Times New Roman"/>
+          <w:sz w:val="24"/>
+          <w:szCs w:val="24"/>
+          <w:lang w:eastAsia="en-IN"/>
+        </w:rPr>
+        <w:t xml:space="preserve">Register the </w:t>
+      </w:r>
+      <w:r>
+        <w:rPr>
+          <w:rFonts w:ascii="Times New Roman" w:eastAsia="Times New Roman" w:hAnsi="Times New Roman" w:cs="Times New Roman"/>
+          <w:b/>
+          <w:bCs/>
+          <w:sz w:val="24"/>
+          <w:szCs w:val="24"/>
+          <w:lang w:eastAsia="en-IN"/>
+        </w:rPr>
+        <w:t>Employee</w:t>
+      </w:r>
+      <w:r>
+        <w:rPr>
+          <w:rFonts w:ascii="Times New Roman" w:eastAsia="Times New Roman" w:hAnsi="Times New Roman" w:cs="Times New Roman"/>
+          <w:sz w:val="24"/>
+          <w:szCs w:val="24"/>
+          <w:lang w:eastAsia="en-IN"/>
+        </w:rPr>
+        <w:t xml:space="preserve"> model in the Django Admin Panel.</w:t>
+      </w:r>
+    </w:p>
+    <w:p>
+      <w:pPr>
+        <w:spacing w:after="0" w:line="240" w:lineRule="auto"/>
+        <w:rPr>
+          <w:rFonts w:ascii="Times New Roman" w:eastAsia="Times New Roman" w:hAnsi="Times New Roman" w:cs="Times New Roman"/>
+          <w:sz w:val="24"/>
+          <w:szCs w:val="24"/>
+          <w:lang w:eastAsia="en-IN"/>
+        </w:rPr>
+      </w:pPr>
+      <w:r>
+        <w:rPr>
+          <w:rFonts w:ascii="Times New Roman" w:eastAsia="Times New Roman" w:hAnsi="Times New Roman" w:cs="Times New Roman"/>
+          <w:sz w:val="24"/>
+          <w:szCs w:val="24"/>
+          <w:lang w:eastAsia="en-IN"/>
+        </w:rPr>
+        <w:pict w14:anchorId="6196C025">
+          <v:rect id="_x0000_i1047" style="width:0;height:1.5pt" o:hralign="center" o:hrstd="t" o:hr="t" fillcolor="#a0a0a0" stroked="f"/>
+        </w:pict>
+      </w:r>
+    </w:p>
+    <w:p>
+      <w:pPr>
+        <w:spacing w:before="100" w:beforeAutospacing="1" w:after="100" w:afterAutospacing="1" w:line="240" w:lineRule="auto"/>
+        <w:outlineLvl w:val="0"/>
+        <w:rPr>
+          <w:rFonts w:ascii="Times New Roman" w:eastAsia="Times New Roman" w:hAnsi="Times New Roman" w:cs="Times New Roman"/>
+          <w:b/>
+          <w:bCs/>
+          <w:kern w:val="36"/>
+          <w:sz w:val="48"/>
+          <w:szCs w:val="48"/>
+          <w:lang w:eastAsia="en-IN"/>
+        </w:rPr>
+      </w:pPr>
+      <w:r>
+        <w:rPr>
+          <w:rFonts w:ascii="Times New Roman" w:eastAsia="Times New Roman" w:hAnsi="Times New Roman" w:cs="Times New Roman"/>
+          <w:b/>
+          <w:bCs/>
+          <w:kern w:val="36"/>
+          <w:sz w:val="48"/>
+          <w:szCs w:val="48"/>
+          <w:lang w:eastAsia="en-IN"/>
+        </w:rPr>
+        <w:t>Superuser Requirement</w:t>
+      </w:r>
+    </w:p>
+    <w:p>
+      <w:pPr>
+        <w:spacing w:before="100" w:beforeAutospacing="1" w:after="100" w:afterAutospacing="1" w:line="240" w:lineRule="auto"/>
+        <w:rPr>
+          <w:rFonts w:ascii="Times New Roman" w:eastAsia="Times New Roman" w:hAnsi="Times New Roman" w:cs="Times New Roman"/>
+          <w:sz w:val="24"/>
+          <w:szCs w:val="24"/>
+          <w:lang w:eastAsia="en-IN"/>
+        </w:rPr>
+      </w:pPr>
+      <w:r>
+        <w:rPr>
+          <w:rFonts w:ascii="Times New Roman" w:eastAsia="Times New Roman" w:hAnsi="Times New Roman" w:cs="Times New Roman"/>
+          <w:sz w:val="24"/>
+          <w:szCs w:val="24"/>
+          <w:lang w:eastAsia="en-IN"/>
+        </w:rPr>
+        <w:t>Create a superuser with:</w:t>
+      </w:r>
+    </w:p>
+    <w:p>
+      <w:pPr>
+        <w:numPr>
+          <w:ilvl w:val="0"/>
+          <w:numId w:val="17"/>
+        </w:numPr>
+        <w:spacing w:before="100" w:beforeAutospacing="1" w:after="100" w:afterAutospacing="1" w:line="240" w:lineRule="auto"/>
+        <w:rPr>
+          <w:rFonts w:ascii="Times New Roman" w:eastAsia="Times New Roman" w:hAnsi="Times New Roman" w:cs="Times New Roman"/>
+          <w:sz w:val="24"/>
+          <w:szCs w:val="24"/>
+          <w:lang w:eastAsia="en-IN"/>
+        </w:rPr>
+      </w:pPr>
+      <w:r>
+        <w:rPr>
+          <w:rFonts w:ascii="Times New Roman" w:eastAsia="Times New Roman" w:hAnsi="Times New Roman" w:cs="Times New Roman"/>
+          <w:b/>
+          <w:bCs/>
+          <w:sz w:val="24"/>
+          <w:szCs w:val="24"/>
+          <w:lang w:eastAsia="en-IN"/>
+        </w:rPr>
+        <w:lastRenderedPageBreak/>
+        <w:t>Username:</w:t>
+      </w:r>
+      <w:r>
+        <w:rPr>
+          <w:rFonts w:ascii="Times New Roman" w:eastAsia="Times New Roman" w:hAnsi="Times New Roman" w:cs="Times New Roman"/>
+          <w:sz w:val="24"/>
+          <w:szCs w:val="24"/>
+          <w:lang w:eastAsia="en-IN"/>
+        </w:rPr>
+        <w:t xml:space="preserve"> Your Roll Number </w:t>
+      </w:r>
+    </w:p>
+    <w:p>
+      <w:pPr>
+        <w:numPr>
+          <w:ilvl w:val="0"/>
+          <w:numId w:val="17"/>
+        </w:numPr>
+        <w:spacing w:before="100" w:beforeAutospacing="1" w:after="100" w:afterAutospacing="1" w:line="240" w:lineRule="auto"/>
+        <w:rPr>
+          <w:rFonts w:ascii="Times New Roman" w:eastAsia="Times New Roman" w:hAnsi="Times New Roman" w:cs="Times New Roman"/>
+          <w:sz w:val="24"/>
+          <w:szCs w:val="24"/>
+          <w:lang w:eastAsia="en-IN"/>
+        </w:rPr>
+      </w:pPr>
+      <w:r>
+        <w:rPr>
+          <w:rFonts w:ascii="Times New Roman" w:eastAsia="Times New Roman" w:hAnsi="Times New Roman" w:cs="Times New Roman"/>
+          <w:b/>
+          <w:bCs/>
+          <w:sz w:val="24"/>
+          <w:szCs w:val="24"/>
+          <w:lang w:eastAsia="en-IN"/>
+        </w:rPr>
+        <w:t>Password:</w:t>
+      </w:r>
+      <w:r>
+        <w:rPr>
+          <w:rFonts w:ascii="Times New Roman" w:eastAsia="Times New Roman" w:hAnsi="Times New Roman" w:cs="Times New Roman"/>
+          <w:sz w:val="24"/>
+          <w:szCs w:val="24"/>
+          <w:lang w:eastAsia="en-IN"/>
+        </w:rPr>
+        <w:t xml:space="preserve"> Your </w:t>
+      </w:r>
+      <w:proofErr w:type="spellStart"/>
+      <w:r>
+        <w:rPr>
+          <w:rFonts w:ascii="Times New Roman" w:eastAsia="Times New Roman" w:hAnsi="Times New Roman" w:cs="Times New Roman"/>
+          <w:sz w:val="24"/>
+          <w:szCs w:val="24"/>
+          <w:lang w:eastAsia="en-IN"/>
+        </w:rPr>
+        <w:t>Enrollment</w:t>
+      </w:r>
+      <w:proofErr w:type="spellEnd"/>
+      <w:r>
+        <w:rPr>
+          <w:rFonts w:ascii="Times New Roman" w:eastAsia="Times New Roman" w:hAnsi="Times New Roman" w:cs="Times New Roman"/>
+          <w:sz w:val="24"/>
+          <w:szCs w:val="24"/>
+          <w:lang w:eastAsia="en-IN"/>
+        </w:rPr>
+        <w:t xml:space="preserve"> Number </w:t>
+      </w:r>
+    </w:p>
+    <w:p>
+      <w:pPr>
+        <w:spacing w:after="0" w:line="240" w:lineRule="auto"/>
+        <w:rPr>
+          <w:rFonts w:ascii="Times New Roman" w:eastAsia="Times New Roman" w:hAnsi="Times New Roman" w:cs="Times New Roman"/>
+          <w:sz w:val="24"/>
+          <w:szCs w:val="24"/>
+          <w:lang w:eastAsia="en-IN"/>
+        </w:rPr>
+      </w:pPr>
+      <w:r>
+        <w:rPr>
+          <w:rFonts w:ascii="Times New Roman" w:eastAsia="Times New Roman" w:hAnsi="Times New Roman" w:cs="Times New Roman"/>
+          <w:sz w:val="24"/>
+          <w:szCs w:val="24"/>
+          <w:lang w:eastAsia="en-IN"/>
+        </w:rPr>
+        <w:pict w14:anchorId="6F562D72">
+          <v:rect id="_x0000_i1048" style="width:0;height:1.5pt" o:hralign="center" o:hrstd="t" o:hr="t" fillcolor="#a0a0a0" stroked="f"/>
+        </w:pict>
+      </w:r>
+    </w:p>
+    <w:p>
+      <w:pPr>
+        <w:spacing w:before="100" w:beforeAutospacing="1" w:after="100" w:afterAutospacing="1" w:line="240" w:lineRule="auto"/>
+        <w:outlineLvl w:val="0"/>
+        <w:rPr>
+          <w:rFonts w:ascii="Times New Roman" w:eastAsia="Times New Roman" w:hAnsi="Times New Roman" w:cs="Times New Roman"/>
+          <w:b/>
+          <w:bCs/>
+          <w:kern w:val="36"/>
+          <w:sz w:val="48"/>
+          <w:szCs w:val="48"/>
+          <w:lang w:eastAsia="en-IN"/>
+        </w:rPr>
+      </w:pPr>
+      <w:r>
+        <w:rPr>
+          <w:rFonts w:ascii="Times New Roman" w:eastAsia="Times New Roman" w:hAnsi="Times New Roman" w:cs="Times New Roman"/>
+          <w:b/>
+          <w:bCs/>
+          <w:kern w:val="36"/>
+          <w:sz w:val="48"/>
+          <w:szCs w:val="48"/>
+          <w:lang w:eastAsia="en-IN"/>
+        </w:rPr>
+        <w:t>Expected URLs</w:t>
+      </w:r>
+    </w:p>
+    <w:tbl>
+      <w:tblPr>
+        <w:tblW w:w="0" w:type="auto"/>
+        <w:tblCellSpacing w:w="15" w:type="dxa"/>
+        <w:tblCellMar>
+          <w:top w:w="15" w:type="dxa"/>
+          <w:left w:w="15" w:type="dxa"/>
+          <w:bottom w:w="15" w:type="dxa"/>
+          <w:right w:w="15" w:type="dxa"/>
+        </w:tblCellMar>
+        <w:tblLook w:val="04A0" w:firstRow="1" w:lastRow="0" w:firstColumn="1" w:lastColumn="0" w:noHBand="0" w:noVBand="1"/>
+      </w:tblPr>
+      <w:tblGrid>
+        <w:gridCol w:w="1636"/>
+        <w:gridCol w:w="4034"/>
+      </w:tblGrid>
+      <w:tr>
+        <w:trPr>
+          <w:tblHeader/>
+          <w:tblCellSpacing w:w="15" w:type="dxa"/>
+        </w:trPr>
+        <w:tc>
+          <w:tcPr>
+            <w:tcW w:w="0" w:type="auto"/>
+            <w:vAlign w:val="center"/>
+            <w:hideMark/>
+          </w:tcPr>
+          <w:p>
+            <w:pPr>
+              <w:spacing w:after="0" w:line="240" w:lineRule="auto"/>
+              <w:jc w:val="center"/>
+              <w:rPr>
+                <w:rFonts w:ascii="Times New Roman" w:eastAsia="Times New Roman" w:hAnsi="Times New Roman" w:cs="Times New Roman"/>
+                <w:b/>
+                <w:bCs/>
+                <w:sz w:val="24"/>
+                <w:szCs w:val="24"/>
+                <w:lang w:eastAsia="en-IN"/>
+              </w:rPr>
+            </w:pPr>
+            <w:r>
+              <w:rPr>
+                <w:rFonts w:ascii="Times New Roman" w:eastAsia="Times New Roman" w:hAnsi="Times New Roman" w:cs="Times New Roman"/>
+                <w:b/>
+                <w:bCs/>
+                <w:sz w:val="24"/>
+                <w:szCs w:val="24"/>
+                <w:lang w:eastAsia="en-IN"/>
+              </w:rPr>
+              <w:t>URL</w:t>
+            </w:r>
+          </w:p>
+        </w:tc>
+        <w:tc>
+          <w:tcPr>
+            <w:tcW w:w="0" w:type="auto"/>
+            <w:vAlign w:val="center"/>
+            <w:hideMark/>
+          </w:tcPr>
+          <w:p>
+            <w:pPr>
+              <w:spacing w:after="0" w:line="240" w:lineRule="auto"/>
+              <w:jc w:val="center"/>
+              <w:rPr>
+                <w:rFonts w:ascii="Times New Roman" w:eastAsia="Times New Roman" w:hAnsi="Times New Roman" w:cs="Times New Roman"/>
+                <w:b/>
+                <w:bCs/>
+                <w:sz w:val="24"/>
+                <w:szCs w:val="24"/>
+                <w:lang w:eastAsia="en-IN"/>
+              </w:rPr>
+            </w:pPr>
+            <w:r>
+              <w:rPr>
+                <w:rFonts w:ascii="Times New Roman" w:eastAsia="Times New Roman" w:hAnsi="Times New Roman" w:cs="Times New Roman"/>
+                <w:b/>
+                <w:bCs/>
+                <w:sz w:val="24"/>
+                <w:szCs w:val="24"/>
+                <w:lang w:eastAsia="en-IN"/>
+              </w:rPr>
+              <w:t>Description</w:t>
+            </w:r>
+          </w:p>
+        </w:tc>
+      </w:tr>
+      <w:tr>
+        <w:trPr>
+          <w:tblCellSpacing w:w="15" w:type="dxa"/>
+        </w:trPr>
+        <w:tc>
+          <w:tcPr>
+            <w:tcW w:w="0" w:type="auto"/>
+            <w:vAlign w:val="center"/>
+            <w:hideMark/>
+          </w:tcPr>
+          <w:p>
+            <w:pPr>
+              <w:spacing w:after="0" w:line="240" w:lineRule="auto"/>
+              <w:rPr>
+                <w:rFonts w:ascii="Times New Roman" w:eastAsia="Times New Roman" w:hAnsi="Times New Roman" w:cs="Times New Roman"/>
+                <w:sz w:val="24"/>
+                <w:szCs w:val="24"/>
+                <w:lang w:eastAsia="en-IN"/>
+              </w:rPr>
+            </w:pPr>
+            <w:r>
+              <w:rPr>
+                <w:rFonts w:ascii="Courier New" w:eastAsia="Times New Roman" w:hAnsi="Courier New" w:cs="Courier New"/>
+                <w:sz w:val="20"/>
+                <w:szCs w:val="20"/>
+                <w:lang w:eastAsia="en-IN"/>
+              </w:rPr>
+              <w:t>/</w:t>
+            </w:r>
+          </w:p>
+        </w:tc>
+        <w:tc>
+          <w:tcPr>
+            <w:tcW w:w="0" w:type="auto"/>
+            <w:vAlign w:val="center"/>
+            <w:hideMark/>
+          </w:tcPr>
+          <w:p>
+            <w:pPr>
+              <w:spacing w:after="0" w:line="240" w:lineRule="auto"/>
+              <w:rPr>
+                <w:rFonts w:ascii="Times New Roman" w:eastAsia="Times New Roman" w:hAnsi="Times New Roman" w:cs="Times New Roman"/>
+                <w:sz w:val="24"/>
+                <w:szCs w:val="24"/>
+                <w:lang w:eastAsia="en-IN"/>
+              </w:rPr>
+            </w:pPr>
+            <w:r>
+              <w:rPr>
+                <w:rFonts w:ascii="Times New Roman" w:eastAsia="Times New Roman" w:hAnsi="Times New Roman" w:cs="Times New Roman"/>
+                <w:sz w:val="24"/>
+                <w:szCs w:val="24"/>
+                <w:lang w:eastAsia="en-IN"/>
+              </w:rPr>
+              <w:t>Home Page (Display Employee Records)</w:t>
+            </w:r>
+          </w:p>
+        </w:tc>
+      </w:tr>
+      <w:tr>
+        <w:trPr>
+          <w:tblCellSpacing w:w="15" w:type="dxa"/>
+        </w:trPr>
+        <w:tc>
+          <w:tcPr>
+            <w:tcW w:w="0" w:type="auto"/>
+            <w:vAlign w:val="center"/>
+            <w:hideMark/>
+          </w:tcPr>
+          <w:p>
+            <w:pPr>
+              <w:spacing w:after="0" w:line="240" w:lineRule="auto"/>
+              <w:rPr>
+                <w:rFonts w:ascii="Times New Roman" w:eastAsia="Times New Roman" w:hAnsi="Times New Roman" w:cs="Times New Roman"/>
+                <w:sz w:val="24"/>
+                <w:szCs w:val="24"/>
+                <w:lang w:eastAsia="en-IN"/>
+              </w:rPr>
+            </w:pPr>
+            <w:r>
+              <w:rPr>
+                <w:rFonts w:ascii="Courier New" w:eastAsia="Times New Roman" w:hAnsi="Courier New" w:cs="Courier New"/>
+                <w:sz w:val="20"/>
+                <w:szCs w:val="20"/>
+                <w:lang w:eastAsia="en-IN"/>
+              </w:rPr>
+              <w:t>/add/</w:t>
+            </w:r>
+          </w:p>
+        </w:tc>
+        <w:tc>
+          <w:tcPr>
+            <w:tcW w:w="0" w:type="auto"/>
+            <w:vAlign w:val="center"/>
+            <w:hideMark/>
+          </w:tcPr>
+          <w:p>
+            <w:pPr>
+              <w:spacing w:after="0" w:line="240" w:lineRule="auto"/>
+              <w:rPr>
+                <w:rFonts w:ascii="Times New Roman" w:eastAsia="Times New Roman" w:hAnsi="Times New Roman" w:cs="Times New Roman"/>
+                <w:sz w:val="24"/>
+                <w:szCs w:val="24"/>
+                <w:lang w:eastAsia="en-IN"/>
+              </w:rPr>
+            </w:pPr>
+            <w:r>
+              <w:rPr>
+                <w:rFonts w:ascii="Times New Roman" w:eastAsia="Times New Roman" w:hAnsi="Times New Roman" w:cs="Times New Roman"/>
+                <w:sz w:val="24"/>
+                <w:szCs w:val="24"/>
+                <w:lang w:eastAsia="en-IN"/>
+              </w:rPr>
+              <w:t>Add Employee</w:t>
+            </w:r>
+          </w:p>
+        </w:tc>
+      </w:tr>
+      <w:tr>
+        <w:trPr>
+          <w:tblCellSpacing w:w="15" w:type="dxa"/>
+        </w:trPr>
+        <w:tc>
+          <w:tcPr>
+            <w:tcW w:w="0" w:type="auto"/>
+            <w:vAlign w:val="center"/>
+            <w:hideMark/>
+          </w:tcPr>
+          <w:p>
+            <w:pPr>
+              <w:spacing w:after="0" w:line="240" w:lineRule="auto"/>
+              <w:rPr>
+                <w:rFonts w:ascii="Times New Roman" w:eastAsia="Times New Roman" w:hAnsi="Times New Roman" w:cs="Times New Roman"/>
+                <w:sz w:val="24"/>
+                <w:szCs w:val="24"/>
+                <w:lang w:eastAsia="en-IN"/>
+              </w:rPr>
+            </w:pPr>
+            <w:r>
+              <w:rPr>
+                <w:rFonts w:ascii="Courier New" w:eastAsia="Times New Roman" w:hAnsi="Courier New" w:cs="Courier New"/>
+                <w:sz w:val="20"/>
+                <w:szCs w:val="20"/>
+                <w:lang w:eastAsia="en-IN"/>
+              </w:rPr>
+              <w:t>/edit/&lt;id&gt;/</w:t>
+            </w:r>
+          </w:p>
+        </w:tc>
+        <w:tc>
+          <w:tcPr>
+            <w:tcW w:w="0" w:type="auto"/>
+            <w:vAlign w:val="center"/>
+            <w:hideMark/>
+          </w:tcPr>
+          <w:p>
+            <w:pPr>
+              <w:spacing w:after="0" w:line="240" w:lineRule="auto"/>
+              <w:rPr>
+                <w:rFonts w:ascii="Times New Roman" w:eastAsia="Times New Roman" w:hAnsi="Times New Roman" w:cs="Times New Roman"/>
+                <w:sz w:val="24"/>
+                <w:szCs w:val="24"/>
+                <w:lang w:eastAsia="en-IN"/>
+              </w:rPr>
+            </w:pPr>
+            <w:r>
+              <w:rPr>
+                <w:rFonts w:ascii="Times New Roman" w:eastAsia="Times New Roman" w:hAnsi="Times New Roman" w:cs="Times New Roman"/>
+                <w:sz w:val="24"/>
+                <w:szCs w:val="24"/>
+                <w:lang w:eastAsia="en-IN"/>
+              </w:rPr>
+              <w:t>Edit Employee</w:t>
+            </w:r>
+          </w:p>
+        </w:tc>
+      </w:tr>
+      <w:tr>
+        <w:trPr>
+          <w:tblCellSpacing w:w="15" w:type="dxa"/>
+        </w:trPr>
+        <w:tc>
+          <w:tcPr>
+            <w:tcW w:w="0" w:type="auto"/>
+            <w:vAlign w:val="center"/>
+            <w:hideMark/>
+          </w:tcPr>
+          <w:p>
+            <w:pPr>
+              <w:spacing w:after="0" w:line="240" w:lineRule="auto"/>
+              <w:rPr>
+                <w:rFonts w:ascii="Times New Roman" w:eastAsia="Times New Roman" w:hAnsi="Times New Roman" w:cs="Times New Roman"/>
+                <w:sz w:val="24"/>
+                <w:szCs w:val="24"/>
+                <w:lang w:eastAsia="en-IN"/>
+              </w:rPr>
+            </w:pPr>
+            <w:r>
+              <w:rPr>
+                <w:rFonts w:ascii="Courier New" w:eastAsia="Times New Roman" w:hAnsi="Courier New" w:cs="Courier New"/>
+                <w:sz w:val="20"/>
+                <w:szCs w:val="20"/>
+                <w:lang w:eastAsia="en-IN"/>
+              </w:rPr>
+              <w:t>/delete/&lt;id&gt;/</w:t>
+            </w:r>
+          </w:p>
+        </w:tc>
+        <w:tc>
+          <w:tcPr>
+            <w:tcW w:w="0" w:type="auto"/>
+            <w:vAlign w:val="center"/>
+            <w:hideMark/>
+          </w:tcPr>
+          <w:p>
+            <w:pPr>
+              <w:spacing w:after="0" w:line="240" w:lineRule="auto"/>
+              <w:rPr>
+                <w:rFonts w:ascii="Times New Roman" w:eastAsia="Times New Roman" w:hAnsi="Times New Roman" w:cs="Times New Roman"/>
+                <w:sz w:val="24"/>
+                <w:szCs w:val="24"/>
+                <w:lang w:eastAsia="en-IN"/>
+              </w:rPr>
+            </w:pPr>
+            <w:r>
+              <w:rPr>
+                <w:rFonts w:ascii="Times New Roman" w:eastAsia="Times New Roman" w:hAnsi="Times New Roman" w:cs="Times New Roman"/>
+                <w:sz w:val="24"/>
+                <w:szCs w:val="24"/>
+                <w:lang w:eastAsia="en-IN"/>
+              </w:rPr>
+              <w:t>Delete Employee</w:t>
+            </w:r>
+          </w:p>
+        </w:tc>
+      </w:tr>
+    </w:tbl>
+    <w:p>
+      <w:pPr>
+        <w:spacing w:after="0" w:line="240" w:lineRule="auto"/>
+        <w:rPr>
+          <w:rFonts w:ascii="Times New Roman" w:eastAsia="Times New Roman" w:hAnsi="Times New Roman" w:cs="Times New Roman"/>
+          <w:sz w:val="24"/>
+          <w:szCs w:val="24"/>
+          <w:lang w:eastAsia="en-IN"/>
+        </w:rPr>
+      </w:pPr>
+      <w:r>
+        <w:rPr>
+          <w:rFonts w:ascii="Times New Roman" w:eastAsia="Times New Roman" w:hAnsi="Times New Roman" w:cs="Times New Roman"/>
+          <w:sz w:val="24"/>
+          <w:szCs w:val="24"/>
+          <w:lang w:eastAsia="en-IN"/>
+        </w:rPr>
+        <w:pict w14:anchorId="581A5EBB">
+          <v:rect id="_x0000_i1049" style="width:0;height:1.5pt" o:hralign="center" o:hrstd="t" o:hr="t" fillcolor="#a0a0a0" stroked="f"/>
+        </w:pict>
+      </w:r>
+    </w:p>
+    <w:p>
+      <w:pPr>
+        <w:spacing w:before="100" w:beforeAutospacing="1" w:after="100" w:afterAutospacing="1" w:line="240" w:lineRule="auto"/>
+        <w:outlineLvl w:val="0"/>
+        <w:rPr>
+          <w:rFonts w:ascii="Times New Roman" w:eastAsia="Times New Roman" w:hAnsi="Times New Roman" w:cs="Times New Roman"/>
+          <w:b/>
+          <w:bCs/>
+          <w:kern w:val="36"/>
+          <w:sz w:val="48"/>
+          <w:szCs w:val="48"/>
+          <w:lang w:eastAsia="en-IN"/>
+        </w:rPr>
+      </w:pPr>
+      <w:r>
+        <w:rPr>
+          <w:rFonts w:ascii="Times New Roman" w:eastAsia="Times New Roman" w:hAnsi="Times New Roman" w:cs="Times New Roman"/>
+          <w:b/>
+          <w:bCs/>
+          <w:kern w:val="36"/>
+          <w:sz w:val="48"/>
+          <w:szCs w:val="48"/>
+          <w:lang w:eastAsia="en-IN"/>
+        </w:rPr>
+        <w:t>Expected Home Page Output</w:t>
+      </w:r>
+    </w:p>
+    <w:tbl>
+      <w:tblPr>
+        <w:tblW w:w="0" w:type="auto"/>
+        <w:tblCellSpacing w:w="15" w:type="dxa"/>
+        <w:tblCellMar>
+          <w:top w:w="15" w:type="dxa"/>
+          <w:left w:w="15" w:type="dxa"/>
+          <w:bottom w:w="15" w:type="dxa"/>
+          <w:right w:w="15" w:type="dxa"/>
+        </w:tblCellMar>
+        <w:tblLook w:val="04A0" w:firstRow="1" w:lastRow="0" w:firstColumn="1" w:lastColumn="0" w:noHBand="0" w:noVBand="1"/>
+      </w:tblPr>
+      <w:tblGrid>
+        <w:gridCol w:w="1415"/>
+        <w:gridCol w:w="1733"/>
+        <w:gridCol w:w="1300"/>
+        <w:gridCol w:w="727"/>
+        <w:gridCol w:w="1162"/>
+      </w:tblGrid>
+      <w:tr>
+        <w:trPr>
+          <w:tblHeader/>
+          <w:tblCellSpacing w:w="15" w:type="dxa"/>
+        </w:trPr>
+        <w:tc>
+          <w:tcPr>
+            <w:tcW w:w="0" w:type="auto"/>
+            <w:vAlign w:val="center"/>
+            <w:hideMark/>
+          </w:tcPr>
+          <w:p>
+            <w:pPr>
+              <w:spacing w:after="0" w:line="240" w:lineRule="auto"/>
+              <w:jc w:val="center"/>
+              <w:rPr>
+                <w:rFonts w:ascii="Times New Roman" w:eastAsia="Times New Roman" w:hAnsi="Times New Roman" w:cs="Times New Roman"/>
+                <w:b/>
+                <w:bCs/>
+                <w:sz w:val="24"/>
+                <w:szCs w:val="24"/>
+                <w:lang w:eastAsia="en-IN"/>
+              </w:rPr>
+            </w:pPr>
+            <w:r>
+              <w:rPr>
+                <w:rFonts w:ascii="Times New Roman" w:eastAsia="Times New Roman" w:hAnsi="Times New Roman" w:cs="Times New Roman"/>
+                <w:b/>
+                <w:bCs/>
+                <w:sz w:val="24"/>
+                <w:szCs w:val="24"/>
+                <w:lang w:eastAsia="en-IN"/>
+              </w:rPr>
+              <w:t>Employee ID</w:t>
+            </w:r>
+          </w:p>
+        </w:tc>
+        <w:tc>
+          <w:tcPr>
+            <w:tcW w:w="0" w:type="auto"/>
+            <w:vAlign w:val="center"/>
+            <w:hideMark/>
+          </w:tcPr>
+          <w:p>
+            <w:pPr>
+              <w:spacing w:after="0" w:line="240" w:lineRule="auto"/>
+              <w:jc w:val="center"/>
+              <w:rPr>
+                <w:rFonts w:ascii="Times New Roman" w:eastAsia="Times New Roman" w:hAnsi="Times New Roman" w:cs="Times New Roman"/>
+                <w:b/>
+                <w:bCs/>
+                <w:sz w:val="24"/>
+                <w:szCs w:val="24"/>
+                <w:lang w:eastAsia="en-IN"/>
+              </w:rPr>
+            </w:pPr>
+            <w:r>
+              <w:rPr>
+                <w:rFonts w:ascii="Times New Roman" w:eastAsia="Times New Roman" w:hAnsi="Times New Roman" w:cs="Times New Roman"/>
+                <w:b/>
+                <w:bCs/>
+                <w:sz w:val="24"/>
+                <w:szCs w:val="24"/>
+                <w:lang w:eastAsia="en-IN"/>
+              </w:rPr>
+              <w:t>Employee Name</w:t>
+            </w:r>
+          </w:p>
+        </w:tc>
+        <w:tc>
+          <w:tcPr>
+            <w:tcW w:w="0" w:type="auto"/>
+            <w:vAlign w:val="center"/>
+            <w:hideMark/>
+          </w:tcPr>
+          <w:p>
+            <w:pPr>
+              <w:spacing w:after="0" w:line="240" w:lineRule="auto"/>
+              <w:jc w:val="center"/>
+              <w:rPr>
+                <w:rFonts w:ascii="Times New Roman" w:eastAsia="Times New Roman" w:hAnsi="Times New Roman" w:cs="Times New Roman"/>
+                <w:b/>
+                <w:bCs/>
+                <w:sz w:val="24"/>
+                <w:szCs w:val="24"/>
+                <w:lang w:eastAsia="en-IN"/>
+              </w:rPr>
+            </w:pPr>
+            <w:r>
+              <w:rPr>
+                <w:rFonts w:ascii="Times New Roman" w:eastAsia="Times New Roman" w:hAnsi="Times New Roman" w:cs="Times New Roman"/>
+                <w:b/>
+                <w:bCs/>
+                <w:sz w:val="24"/>
+                <w:szCs w:val="24"/>
+                <w:lang w:eastAsia="en-IN"/>
+              </w:rPr>
+              <w:t>Department</w:t>
+            </w:r>
+          </w:p>
+        </w:tc>
+        <w:tc>
+          <w:tcPr>
+            <w:tcW w:w="0" w:type="auto"/>
+            <w:vAlign w:val="center"/>
+            <w:hideMark/>
+          </w:tcPr>
+          <w:p>
+            <w:pPr>
+              <w:spacing w:after="0" w:line="240" w:lineRule="auto"/>
+              <w:jc w:val="center"/>
+              <w:rPr>
+                <w:rFonts w:ascii="Times New Roman" w:eastAsia="Times New Roman" w:hAnsi="Times New Roman" w:cs="Times New Roman"/>
+                <w:b/>
+                <w:bCs/>
+                <w:sz w:val="24"/>
+                <w:szCs w:val="24"/>
+                <w:lang w:eastAsia="en-IN"/>
+              </w:rPr>
+            </w:pPr>
+            <w:r>
+              <w:rPr>
+                <w:rFonts w:ascii="Times New Roman" w:eastAsia="Times New Roman" w:hAnsi="Times New Roman" w:cs="Times New Roman"/>
+                <w:b/>
+                <w:bCs/>
+                <w:sz w:val="24"/>
+                <w:szCs w:val="24"/>
+                <w:lang w:eastAsia="en-IN"/>
+              </w:rPr>
+              <w:t>Salary</w:t>
+            </w:r>
+          </w:p>
+        </w:tc>
+        <w:tc>
+          <w:tcPr>
+            <w:tcW w:w="0" w:type="auto"/>
+            <w:vAlign w:val="center"/>
+            <w:hideMark/>
+          </w:tcPr>
+          <w:p>
+            <w:pPr>
+              <w:spacing w:after="0" w:line="240" w:lineRule="auto"/>
+              <w:jc w:val="center"/>
+              <w:rPr>
+                <w:rFonts w:ascii="Times New Roman" w:eastAsia="Times New Roman" w:hAnsi="Times New Roman" w:cs="Times New Roman"/>
+                <w:b/>
+                <w:bCs/>
+                <w:sz w:val="24"/>
+                <w:szCs w:val="24"/>
+                <w:lang w:eastAsia="en-IN"/>
+              </w:rPr>
+            </w:pPr>
+            <w:r>
+              <w:rPr>
+                <w:rFonts w:ascii="Times New Roman" w:eastAsia="Times New Roman" w:hAnsi="Times New Roman" w:cs="Times New Roman"/>
+                <w:b/>
+                <w:bCs/>
+                <w:sz w:val="24"/>
+                <w:szCs w:val="24"/>
+                <w:lang w:eastAsia="en-IN"/>
+              </w:rPr>
+              <w:t>Action</w:t>
+            </w:r>
+          </w:p>
+        </w:tc>
+      </w:tr>
+      <w:tr>
+        <w:trPr>
+          <w:tblCellSpacing w:w="15" w:type="dxa"/>
+        </w:trPr>
+        <w:tc>
+          <w:tcPr>
+            <w:tcW w:w="0" w:type="auto"/>
+            <w:vAlign w:val="center"/>
+            <w:hideMark/>
+          </w:tcPr>
+          <w:p>
+            <w:pPr>
+              <w:spacing w:after="0" w:line="240" w:lineRule="auto"/>
+              <w:rPr>
+                <w:rFonts w:ascii="Times New Roman" w:eastAsia="Times New Roman" w:hAnsi="Times New Roman" w:cs="Times New Roman"/>
+                <w:sz w:val="24"/>
+                <w:szCs w:val="24"/>
+                <w:lang w:eastAsia="en-IN"/>
+              </w:rPr>
+            </w:pPr>
+            <w:r>
+              <w:rPr>
+                <w:rFonts w:ascii="Times New Roman" w:eastAsia="Times New Roman" w:hAnsi="Times New Roman" w:cs="Times New Roman"/>
+                <w:sz w:val="24"/>
+                <w:szCs w:val="24"/>
+                <w:lang w:eastAsia="en-IN"/>
+              </w:rPr>
+              <w:t>101</w:t>
+            </w:r>
+          </w:p>
+        </w:tc>
+        <w:tc>
+          <w:tcPr>
+            <w:tcW w:w="0" w:type="auto"/>
+            <w:vAlign w:val="center"/>
+            <w:hideMark/>
+          </w:tcPr>
+          <w:p>
+            <w:pPr>
+              <w:spacing w:after="0" w:line="240" w:lineRule="auto"/>
+              <w:rPr>
+                <w:rFonts w:ascii="Times New Roman" w:eastAsia="Times New Roman" w:hAnsi="Times New Roman" w:cs="Times New Roman"/>
+                <w:sz w:val="24"/>
+                <w:szCs w:val="24"/>
+                <w:lang w:eastAsia="en-IN"/>
+              </w:rPr>
+            </w:pPr>
+            <w:r>
+              <w:rPr>
+                <w:rFonts w:ascii="Times New Roman" w:eastAsia="Times New Roman" w:hAnsi="Times New Roman" w:cs="Times New Roman"/>
+                <w:sz w:val="24"/>
+                <w:szCs w:val="24"/>
+                <w:lang w:eastAsia="en-IN"/>
+              </w:rPr>
+              <w:t>Amit Patel</w:t>
+            </w:r>
+          </w:p>
+        </w:tc>
+        <w:tc>
+          <w:tcPr>
+            <w:tcW w:w="0" w:type="auto"/>
+            <w:vAlign w:val="center"/>
+            <w:hideMark/>
+          </w:tcPr>
+          <w:p>
+            <w:pPr>
+              <w:spacing w:after="0" w:line="240" w:lineRule="auto"/>
+              <w:rPr>
+                <w:rFonts w:ascii="Times New Roman" w:eastAsia="Times New Roman" w:hAnsi="Times New Roman" w:cs="Times New Roman"/>
+                <w:sz w:val="24"/>
+                <w:szCs w:val="24"/>
+                <w:lang w:eastAsia="en-IN"/>
+              </w:rPr>
+            </w:pPr>
+            <w:r>
+              <w:rPr>
+                <w:rFonts w:ascii="Times New Roman" w:eastAsia="Times New Roman" w:hAnsi="Times New Roman" w:cs="Times New Roman"/>
+                <w:sz w:val="24"/>
+                <w:szCs w:val="24"/>
+                <w:lang w:eastAsia="en-IN"/>
+              </w:rPr>
+              <w:t>HR</w:t>
+            </w:r>
+          </w:p>
+        </w:tc>
+        <w:tc>
+          <w:tcPr>
+            <w:tcW w:w="0" w:type="auto"/>
+            <w:vAlign w:val="center"/>
+            <w:hideMark/>
+          </w:tcPr>
+          <w:p>
+            <w:pPr>
+              <w:spacing w:after="0" w:line="240" w:lineRule="auto"/>
+              <w:rPr>
+                <w:rFonts w:ascii="Times New Roman" w:eastAsia="Times New Roman" w:hAnsi="Times New Roman" w:cs="Times New Roman"/>
+                <w:sz w:val="24"/>
+                <w:szCs w:val="24"/>
+                <w:lang w:eastAsia="en-IN"/>
+              </w:rPr>
+            </w:pPr>
+            <w:r>
+              <w:rPr>
+                <w:rFonts w:ascii="Times New Roman" w:eastAsia="Times New Roman" w:hAnsi="Times New Roman" w:cs="Times New Roman"/>
+                <w:sz w:val="24"/>
+                <w:szCs w:val="24"/>
+                <w:lang w:eastAsia="en-IN"/>
+              </w:rPr>
+              <w:t>35000</w:t>
+            </w:r>
+          </w:p>
+        </w:tc>
+        <w:tc>
+          <w:tcPr>
+            <w:tcW w:w="0" w:type="auto"/>
+            <w:vAlign w:val="center"/>
+            <w:hideMark/>
+          </w:tcPr>
+          <w:p>
+            <w:pPr>
+              <w:spacing w:after="0" w:line="240" w:lineRule="auto"/>
+              <w:rPr>
+                <w:rFonts w:ascii="Times New Roman" w:eastAsia="Times New Roman" w:hAnsi="Times New Roman" w:cs="Times New Roman"/>
+                <w:sz w:val="24"/>
+                <w:szCs w:val="24"/>
+                <w:lang w:eastAsia="en-IN"/>
+              </w:rPr>
+            </w:pPr>
+            <w:r>
+              <w:rPr>
+                <w:rFonts w:ascii="Times New Roman" w:eastAsia="Times New Roman" w:hAnsi="Times New Roman" w:cs="Times New Roman"/>
+                <w:sz w:val="24"/>
+                <w:szCs w:val="24"/>
+                <w:lang w:eastAsia="en-IN"/>
+              </w:rPr>
+              <w:t>Edit Delete</w:t>
+            </w:r>
+          </w:p>
+        </w:tc>
+      </w:tr>
+      <w:tr>
+        <w:trPr>
+          <w:tblCellSpacing w:w="15" w:type="dxa"/>
+        </w:trPr>
+        <w:tc>
+          <w:tcPr>
+            <w:tcW w:w="0" w:type="auto"/>
+            <w:vAlign w:val="center"/>
+            <w:hideMark/>
+          </w:tcPr>
+          <w:p>
+            <w:pPr>
+              <w:spacing w:after="0" w:line="240" w:lineRule="auto"/>
+              <w:rPr>
+                <w:rFonts w:ascii="Times New Roman" w:eastAsia="Times New Roman" w:hAnsi="Times New Roman" w:cs="Times New Roman"/>
+                <w:sz w:val="24"/>
+                <w:szCs w:val="24"/>
+                <w:lang w:eastAsia="en-IN"/>
+              </w:rPr>
+            </w:pPr>
+            <w:r>
+              <w:rPr>
+                <w:rFonts w:ascii="Times New Roman" w:eastAsia="Times New Roman" w:hAnsi="Times New Roman" w:cs="Times New Roman"/>
+                <w:sz w:val="24"/>
+                <w:szCs w:val="24"/>
+                <w:lang w:eastAsia="en-IN"/>
+              </w:rPr>
+              <w:t>102</w:t>
+            </w:r>
+          </w:p>
+        </w:tc>
+        <w:tc>
+          <w:tcPr>
+            <w:tcW w:w="0" w:type="auto"/>
+            <w:vAlign w:val="center"/>
+            <w:hideMark/>
+          </w:tcPr>
+          <w:p>
+            <w:pPr>
+              <w:spacing w:after="0" w:line="240" w:lineRule="auto"/>
+              <w:rPr>
+                <w:rFonts w:ascii="Times New Roman" w:eastAsia="Times New Roman" w:hAnsi="Times New Roman" w:cs="Times New Roman"/>
+                <w:sz w:val="24"/>
+                <w:szCs w:val="24"/>
+                <w:lang w:eastAsia="en-IN"/>
+              </w:rPr>
+            </w:pPr>
+            <w:r>
+              <w:rPr>
+                <w:rFonts w:ascii="Times New Roman" w:eastAsia="Times New Roman" w:hAnsi="Times New Roman" w:cs="Times New Roman"/>
+                <w:sz w:val="24"/>
+                <w:szCs w:val="24"/>
+                <w:lang w:eastAsia="en-IN"/>
+              </w:rPr>
+              <w:t>Neha Shah</w:t>
+            </w:r>
+          </w:p>
+        </w:tc>
+        <w:tc>
+          <w:tcPr>
+            <w:tcW w:w="0" w:type="auto"/>
+            <w:vAlign w:val="center"/>
+            <w:hideMark/>
+          </w:tcPr>
+          <w:p>
+            <w:pPr>
+              <w:spacing w:after="0" w:line="240" w:lineRule="auto"/>
+              <w:rPr>
+                <w:rFonts w:ascii="Times New Roman" w:eastAsia="Times New Roman" w:hAnsi="Times New Roman" w:cs="Times New Roman"/>
+                <w:sz w:val="24"/>
+                <w:szCs w:val="24"/>
+                <w:lang w:eastAsia="en-IN"/>
+              </w:rPr>
+            </w:pPr>
+            <w:r>
+              <w:rPr>
+                <w:rFonts w:ascii="Times New Roman" w:eastAsia="Times New Roman" w:hAnsi="Times New Roman" w:cs="Times New Roman"/>
+                <w:sz w:val="24"/>
+                <w:szCs w:val="24"/>
+                <w:lang w:eastAsia="en-IN"/>
+              </w:rPr>
+              <w:t>Finance</w:t>
+            </w:r>
+          </w:p>
+        </w:tc>
+        <w:tc>
+          <w:tcPr>
+            <w:tcW w:w="0" w:type="auto"/>
+            <w:vAlign w:val="center"/>
+            <w:hideMark/>
+          </w:tcPr>
+          <w:p>
+            <w:pPr>
+              <w:spacing w:after="0" w:line="240" w:lineRule="auto"/>
+              <w:rPr>
+                <w:rFonts w:ascii="Times New Roman" w:eastAsia="Times New Roman" w:hAnsi="Times New Roman" w:cs="Times New Roman"/>
+                <w:sz w:val="24"/>
+                <w:szCs w:val="24"/>
+                <w:lang w:eastAsia="en-IN"/>
+              </w:rPr>
+            </w:pPr>
+            <w:r>
+              <w:rPr>
+                <w:rFonts w:ascii="Times New Roman" w:eastAsia="Times New Roman" w:hAnsi="Times New Roman" w:cs="Times New Roman"/>
+                <w:sz w:val="24"/>
+                <w:szCs w:val="24"/>
+                <w:lang w:eastAsia="en-IN"/>
+              </w:rPr>
+              <w:t>42000</w:t>
+            </w:r>
+          </w:p>
+        </w:tc>
+        <w:tc>
+          <w:tcPr>
+            <w:tcW w:w="0" w:type="auto"/>
+            <w:vAlign w:val="center"/>
+            <w:hideMark/>
+          </w:tcPr>
+          <w:p>
+            <w:pPr>
+              <w:spacing w:after="0" w:line="240" w:lineRule="auto"/>
+              <w:rPr>
+                <w:rFonts w:ascii="Times New Roman" w:eastAsia="Times New Roman" w:hAnsi="Times New Roman" w:cs="Times New Roman"/>
+                <w:sz w:val="24"/>
+                <w:szCs w:val="24"/>
+                <w:lang w:eastAsia="en-IN"/>
+              </w:rPr>
+            </w:pPr>
+            <w:r>
+              <w:rPr>
+                <w:rFonts w:ascii="Times New Roman" w:eastAsia="Times New Roman" w:hAnsi="Times New Roman" w:cs="Times New Roman"/>
+                <w:sz w:val="24"/>
+                <w:szCs w:val="24"/>
+                <w:lang w:eastAsia="en-IN"/>
+              </w:rPr>
+              <w:t>Edit Delete</w:t>
+            </w:r>
+          </w:p>
+        </w:tc>
+      </w:tr>
+      <w:tr>
+        <w:trPr>
+          <w:tblCellSpacing w:w="15" w:type="dxa"/>
+        </w:trPr>
+        <w:tc>
+          <w:tcPr>
+            <w:tcW w:w="0" w:type="auto"/>
+            <w:vAlign w:val="center"/>
+            <w:hideMark/>
+          </w:tcPr>
+          <w:p>
+            <w:pPr>
+              <w:spacing w:after="0" w:line="240" w:lineRule="auto"/>
+              <w:rPr>
+                <w:rFonts w:ascii="Times New Roman" w:eastAsia="Times New Roman" w:hAnsi="Times New Roman" w:cs="Times New Roman"/>
+                <w:sz w:val="24"/>
+                <w:szCs w:val="24"/>
+                <w:lang w:eastAsia="en-IN"/>
+              </w:rPr>
+            </w:pPr>
+            <w:r>
+              <w:rPr>
+                <w:rFonts w:ascii="Times New Roman" w:eastAsia="Times New Roman" w:hAnsi="Times New Roman" w:cs="Times New Roman"/>
+                <w:sz w:val="24"/>
+                <w:szCs w:val="24"/>
+                <w:lang w:eastAsia="en-IN"/>
+              </w:rPr>
+              <w:t>103</w:t>
+            </w:r>
+          </w:p>
+        </w:tc>
+        <w:tc>
+          <w:tcPr>
+            <w:tcW w:w="0" w:type="auto"/>
+            <w:vAlign w:val="center"/>
+            <w:hideMark/>
+          </w:tcPr>
+          <w:p>
+            <w:pPr>
+              <w:spacing w:after="0" w:line="240" w:lineRule="auto"/>
+              <w:rPr>
+                <w:rFonts w:ascii="Times New Roman" w:eastAsia="Times New Roman" w:hAnsi="Times New Roman" w:cs="Times New Roman"/>
+                <w:sz w:val="24"/>
+                <w:szCs w:val="24"/>
+                <w:lang w:eastAsia="en-IN"/>
+              </w:rPr>
+            </w:pPr>
+            <w:r>
+              <w:rPr>
+                <w:rFonts w:ascii="Times New Roman" w:eastAsia="Times New Roman" w:hAnsi="Times New Roman" w:cs="Times New Roman"/>
+                <w:sz w:val="24"/>
+                <w:szCs w:val="24"/>
+                <w:lang w:eastAsia="en-IN"/>
+              </w:rPr>
+              <w:t>Rahul Mehta</w:t>
+            </w:r>
+          </w:p>
+        </w:tc>
+        <w:tc>
+          <w:tcPr>
+            <w:tcW w:w="0" w:type="auto"/>
+            <w:vAlign w:val="center"/>
+            <w:hideMark/>
+          </w:tcPr>
+          <w:p>
+            <w:pPr>
+              <w:spacing w:after="0" w:line="240" w:lineRule="auto"/>
+              <w:rPr>
+                <w:rFonts w:ascii="Times New Roman" w:eastAsia="Times New Roman" w:hAnsi="Times New Roman" w:cs="Times New Roman"/>
+                <w:sz w:val="24"/>
+                <w:szCs w:val="24"/>
+                <w:lang w:eastAsia="en-IN"/>
+              </w:rPr>
+            </w:pPr>
+            <w:r>
+              <w:rPr>
+                <w:rFonts w:ascii="Times New Roman" w:eastAsia="Times New Roman" w:hAnsi="Times New Roman" w:cs="Times New Roman"/>
+                <w:sz w:val="24"/>
+                <w:szCs w:val="24"/>
+                <w:lang w:eastAsia="en-IN"/>
+              </w:rPr>
+              <w:t>IT</w:t>
+            </w:r>
+          </w:p>
+        </w:tc>
+        <w:tc>
+          <w:tcPr>
+            <w:tcW w:w="0" w:type="auto"/>
+            <w:vAlign w:val="center"/>
+            <w:hideMark/>
+          </w:tcPr>
+          <w:p>
+            <w:pPr>
+              <w:spacing w:after="0" w:line="240" w:lineRule="auto"/>
+              <w:rPr>
+                <w:rFonts w:ascii="Times New Roman" w:eastAsia="Times New Roman" w:hAnsi="Times New Roman" w:cs="Times New Roman"/>
+                <w:sz w:val="24"/>
+                <w:szCs w:val="24"/>
+                <w:lang w:eastAsia="en-IN"/>
+              </w:rPr>
+            </w:pPr>
+            <w:r>
+              <w:rPr>
+                <w:rFonts w:ascii="Times New Roman" w:eastAsia="Times New Roman" w:hAnsi="Times New Roman" w:cs="Times New Roman"/>
+                <w:sz w:val="24"/>
+                <w:szCs w:val="24"/>
+                <w:lang w:eastAsia="en-IN"/>
+              </w:rPr>
+              <w:t>55000</w:t>
+            </w:r>
+          </w:p>
+        </w:tc>
+        <w:tc>
+          <w:tcPr>
+            <w:tcW w:w="0" w:type="auto"/>
+            <w:vAlign w:val="center"/>
+            <w:hideMark/>
+          </w:tcPr>
+          <w:p>
+            <w:pPr>
+              <w:spacing w:after="0" w:line="240" w:lineRule="auto"/>
+              <w:rPr>
+                <w:rFonts w:ascii="Times New Roman" w:eastAsia="Times New Roman" w:hAnsi="Times New Roman" w:cs="Times New Roman"/>
+                <w:sz w:val="24"/>
+                <w:szCs w:val="24"/>
+                <w:lang w:eastAsia="en-IN"/>
+              </w:rPr>
+            </w:pPr>
+            <w:r>
+              <w:rPr>
+                <w:rFonts w:ascii="Times New Roman" w:eastAsia="Times New Roman" w:hAnsi="Times New Roman" w:cs="Times New Roman"/>
+                <w:sz w:val="24"/>
+                <w:szCs w:val="24"/>
+                <w:lang w:eastAsia="en-IN"/>
+              </w:rPr>
+              <w:t>Edit Delete</w:t>
+            </w:r>
+          </w:p>
+        </w:tc>
+      </w:tr>
+    </w:tbl>
+    <w:p>
+      <w:pPr>
+        <w:spacing w:before="100" w:beforeAutospacing="1" w:after="100" w:afterAutospacing="1" w:line="240" w:lineRule="auto"/>
+        <w:rPr>
+          <w:rFonts w:ascii="Times New Roman" w:eastAsia="Times New Roman" w:hAnsi="Times New Roman" w:cs="Times New Roman"/>
+          <w:sz w:val="24"/>
+          <w:szCs w:val="24"/>
+          <w:lang w:eastAsia="en-IN"/>
+        </w:rPr>
+      </w:pPr>
+      <w:r>
+        <w:rPr>
+          <w:rFonts w:ascii="Times New Roman" w:eastAsia="Times New Roman" w:hAnsi="Times New Roman" w:cs="Times New Roman"/>
+          <w:b/>
+          <w:bCs/>
+          <w:sz w:val="24"/>
+          <w:szCs w:val="24"/>
+          <w:lang w:eastAsia="en-IN"/>
+        </w:rPr>
+        <w:t>Add Employee</w:t>
+      </w:r>
+      <w:r>
+        <w:rPr>
+          <w:rFonts w:ascii="Times New Roman" w:eastAsia="Times New Roman" w:hAnsi="Times New Roman" w:cs="Times New Roman"/>
+          <w:sz w:val="24"/>
+          <w:szCs w:val="24"/>
+          <w:lang w:eastAsia="en-IN"/>
+        </w:rPr>
+        <w:t xml:space="preserve"> button should appear above the table.</w:t>
+      </w:r>
+    </w:p>
+    <w:p>
+      <w:pPr>
+        <w:spacing w:after="0" w:line="240" w:lineRule="auto"/>
+        <w:rPr>
+          <w:rFonts w:ascii="Times New Roman" w:eastAsia="Times New Roman" w:hAnsi="Times New Roman" w:cs="Times New Roman"/>
+          <w:sz w:val="24"/>
+          <w:szCs w:val="24"/>
+          <w:lang w:eastAsia="en-IN"/>
+        </w:rPr>
+      </w:pPr>
+      <w:r>
+        <w:rPr>
+          <w:rFonts w:ascii="Times New Roman" w:eastAsia="Times New Roman" w:hAnsi="Times New Roman" w:cs="Times New Roman"/>
+          <w:sz w:val="24"/>
+          <w:szCs w:val="24"/>
+          <w:lang w:eastAsia="en-IN"/>
+        </w:rPr>
+        <w:pict w14:anchorId="06B11091">
+          <v:rect id="_x0000_i1050" style="width:0;height:1.5pt" o:hralign="center" o:hrstd="t" o:hr="t" fillcolor="#a0a0a0" stroked="f"/>
+        </w:pict>
+      </w:r>
+    </w:p>
+    <w:p>
+      <w:pPr>
+        <w:spacing w:before="100" w:beforeAutospacing="1" w:after="100" w:afterAutospacing="1" w:line="240" w:lineRule="auto"/>
+        <w:outlineLvl w:val="0"/>
+        <w:rPr>
+          <w:rFonts w:ascii="Times New Roman" w:eastAsia="Times New Roman" w:hAnsi="Times New Roman" w:cs="Times New Roman"/>
+          <w:b/>
+          <w:bCs/>
+          <w:kern w:val="36"/>
+          <w:sz w:val="48"/>
+          <w:szCs w:val="48"/>
+          <w:lang w:eastAsia="en-IN"/>
+        </w:rPr>
+      </w:pPr>
+      <w:r>
+        <w:rPr>
+          <w:rFonts w:ascii="Times New Roman" w:eastAsia="Times New Roman" w:hAnsi="Times New Roman" w:cs="Times New Roman"/>
+          <w:b/>
+          <w:bCs/>
+          <w:kern w:val="36"/>
+          <w:sz w:val="48"/>
+          <w:szCs w:val="48"/>
+          <w:lang w:eastAsia="en-IN"/>
+        </w:rPr>
+        <w:t>Functional Requirements</w:t>
+      </w:r>
+    </w:p>
+    <w:p>
+      <w:pPr>
+        <w:numPr>
+          <w:ilvl w:val="0"/>
+          <w:numId w:val="18"/>
+        </w:numPr>
+        <w:spacing w:before="100" w:beforeAutospacing="1" w:after="100" w:afterAutospacing="1" w:line="240" w:lineRule="auto"/>
+        <w:rPr>
+          <w:rFonts w:ascii="Times New Roman" w:eastAsia="Times New Roman" w:hAnsi="Times New Roman" w:cs="Times New Roman"/>
+          <w:sz w:val="24"/>
+          <w:szCs w:val="24"/>
+          <w:lang w:eastAsia="en-IN"/>
+        </w:rPr>
+      </w:pPr>
+      <w:r>
+        <w:rPr>
+          <w:rFonts w:ascii="Times New Roman" w:eastAsia="Times New Roman" w:hAnsi="Times New Roman" w:cs="Times New Roman"/>
+          <w:sz w:val="24"/>
+          <w:szCs w:val="24"/>
+          <w:lang w:eastAsia="en-IN"/>
+        </w:rPr>
+        <w:t xml:space="preserve">Display all employee records on the Home page. </w:t>
+      </w:r>
+    </w:p>
+    <w:p>
+      <w:pPr>
+        <w:numPr>
+          <w:ilvl w:val="0"/>
+          <w:numId w:val="18"/>
+        </w:numPr>
+        <w:spacing w:before="100" w:beforeAutospacing="1" w:after="100" w:afterAutospacing="1" w:line="240" w:lineRule="auto"/>
+        <w:rPr>
+          <w:rFonts w:ascii="Times New Roman" w:eastAsia="Times New Roman" w:hAnsi="Times New Roman" w:cs="Times New Roman"/>
+          <w:sz w:val="24"/>
+          <w:szCs w:val="24"/>
+          <w:lang w:eastAsia="en-IN"/>
+        </w:rPr>
+      </w:pPr>
+      <w:r>
+        <w:rPr>
+          <w:rFonts w:ascii="Times New Roman" w:eastAsia="Times New Roman" w:hAnsi="Times New Roman" w:cs="Times New Roman"/>
+          <w:sz w:val="24"/>
+          <w:szCs w:val="24"/>
+          <w:lang w:eastAsia="en-IN"/>
+        </w:rPr>
+        <w:t xml:space="preserve">Add a new employee. </w:t>
+      </w:r>
+    </w:p>
+    <w:p>
+      <w:pPr>
+        <w:numPr>
+          <w:ilvl w:val="0"/>
+          <w:numId w:val="18"/>
+        </w:numPr>
+        <w:spacing w:before="100" w:beforeAutospacing="1" w:after="100" w:afterAutospacing="1" w:line="240" w:lineRule="auto"/>
+        <w:rPr>
+          <w:rFonts w:ascii="Times New Roman" w:eastAsia="Times New Roman" w:hAnsi="Times New Roman" w:cs="Times New Roman"/>
+          <w:sz w:val="24"/>
+          <w:szCs w:val="24"/>
+          <w:lang w:eastAsia="en-IN"/>
+        </w:rPr>
+      </w:pPr>
+      <w:r>
+        <w:rPr>
+          <w:rFonts w:ascii="Times New Roman" w:eastAsia="Times New Roman" w:hAnsi="Times New Roman" w:cs="Times New Roman"/>
+          <w:sz w:val="24"/>
+          <w:szCs w:val="24"/>
+          <w:lang w:eastAsia="en-IN"/>
+        </w:rPr>
+        <w:t xml:space="preserve">Update an existing employee. </w:t>
+      </w:r>
+    </w:p>
+    <w:p>
+      <w:pPr>
+        <w:numPr>
+          <w:ilvl w:val="0"/>
+          <w:numId w:val="18"/>
+        </w:numPr>
+        <w:spacing w:before="100" w:beforeAutospacing="1" w:after="100" w:afterAutospacing="1" w:line="240" w:lineRule="auto"/>
+        <w:rPr>
+          <w:rFonts w:ascii="Times New Roman" w:eastAsia="Times New Roman" w:hAnsi="Times New Roman" w:cs="Times New Roman"/>
+          <w:sz w:val="24"/>
+          <w:szCs w:val="24"/>
+          <w:lang w:eastAsia="en-IN"/>
+        </w:rPr>
+      </w:pPr>
+      <w:r>
+        <w:rPr>
+          <w:rFonts w:ascii="Times New Roman" w:eastAsia="Times New Roman" w:hAnsi="Times New Roman" w:cs="Times New Roman"/>
+          <w:sz w:val="24"/>
+          <w:szCs w:val="24"/>
+          <w:lang w:eastAsia="en-IN"/>
+        </w:rPr>
+        <w:t xml:space="preserve">Delete an employee. </w:t>
+      </w:r>
+    </w:p>
+    <w:p>
+      <w:pPr>
+        <w:numPr>
+          <w:ilvl w:val="0"/>
+          <w:numId w:val="18"/>
+        </w:numPr>
+        <w:spacing w:before="100" w:beforeAutospacing="1" w:after="100" w:afterAutospacing="1" w:line="240" w:lineRule="auto"/>
+        <w:rPr>
+          <w:rFonts w:ascii="Times New Roman" w:eastAsia="Times New Roman" w:hAnsi="Times New Roman" w:cs="Times New Roman"/>
+          <w:sz w:val="24"/>
+          <w:szCs w:val="24"/>
+          <w:lang w:eastAsia="en-IN"/>
+        </w:rPr>
+      </w:pPr>
+      <w:r>
+        <w:rPr>
+          <w:rFonts w:ascii="Times New Roman" w:eastAsia="Times New Roman" w:hAnsi="Times New Roman" w:cs="Times New Roman"/>
+          <w:sz w:val="24"/>
+          <w:szCs w:val="24"/>
+          <w:lang w:eastAsia="en-IN"/>
+        </w:rPr>
+        <w:t xml:space="preserve">Redirect to the Home page after every successful operation. </w:t>
+      </w:r>
+    </w:p>
+    <w:p>
+      <w:pPr>
+        <w:numPr>
+          <w:ilvl w:val="0"/>
+          <w:numId w:val="18"/>
+        </w:numPr>
+        <w:spacing w:before="100" w:beforeAutospacing="1" w:after="100" w:afterAutospacing="1" w:line="240" w:lineRule="auto"/>
+        <w:rPr>
+          <w:rFonts w:ascii="Times New Roman" w:eastAsia="Times New Roman" w:hAnsi="Times New Roman" w:cs="Times New Roman"/>
+          <w:sz w:val="24"/>
+          <w:szCs w:val="24"/>
+          <w:lang w:eastAsia="en-IN"/>
+        </w:rPr>
+      </w:pPr>
+      <w:r>
+        <w:rPr>
+          <w:rFonts w:ascii="Times New Roman" w:eastAsia="Times New Roman" w:hAnsi="Times New Roman" w:cs="Times New Roman"/>
+          <w:sz w:val="24"/>
+          <w:szCs w:val="24"/>
+          <w:lang w:eastAsia="en-IN"/>
+        </w:rPr>
+        <w:t xml:space="preserve">Store all employee information in the database using Django ORM. </w:t>
+      </w:r>
+    </w:p>
+    <w:p/>
     <w:sectPr>
       <w:pgSz w:w="11906" w:h="16838"/>
       <w:pgMar w:top="720" w:right="720" w:bottom="720" w:left="720" w:header="708" w:footer="708" w:gutter="0"/>
@@ -4384,7 +8139,7 @@
 </file>
 
 <file path=word/numbering.xml><?xml version="1.0" encoding="utf-8"?>
-<w:numbering xmlns:wpc="http://schemas.microsoft.com/office/word/2010/wordprocessingCanvas" xmlns:cx="http://schemas.microsoft.com/office/drawing/2014/chartex" xmlns:cx1="http://schemas.microsoft.com/office/drawing/2015/9/8/chartex" xmlns:cx2="http://schemas.microsoft.com/office/drawing/2015/10/21/chartex" xmlns:cx3="http://schemas.microsoft.com/office/drawing/2016/5/9/chartex" xmlns:cx4="http://schemas.microsoft.com/office/drawing/2016/5/10/chartex" xmlns:cx5="http://schemas.microsoft.com/office/drawing/2016/5/11/chartex" xmlns:cx6="http://schemas.microsoft.com/office/drawing/2016/5/12/chartex" xmlns:cx7="http://schemas.microsoft.com/office/drawing/2016/5/13/chartex" xmlns:cx8="http://schemas.microsoft.com/office/drawing/2016/5/14/chartex" xmlns:mc="http://schemas.openxmlformats.org/markup-compatibility/2006" xmlns:aink="http://schemas.microsoft.com/office/drawing/2016/ink" xmlns:am3d="http://schemas.microsoft.com/office/drawing/2017/model3d" xmlns:o="urn:schemas-microsoft-com:office:office" xmlns:r="http://schemas.openxmlformats.org/officeDocument/2006/relationships" xmlns:m="http://schemas.openxmlformats.org/officeDocument/2006/math" xmlns:v="urn:schemas-microsoft-com:vml" xmlns:wp14="http://schemas.microsoft.com/office/word/2010/wordprocessingDrawing" xmlns:wp="http://schemas.openxmlformats.org/drawingml/2006/wordprocessingDrawing" xmlns:w10="urn:schemas-microsoft-com:office:word" xmlns:w="http://schemas.openxmlformats.org/wordprocessingml/2006/main" xmlns:w14="http://schemas.microsoft.com/office/word/2010/wordml" xmlns:w15="http://schemas.microsoft.com/office/word/2012/wordml" xmlns:w16cid="http://schemas.microsoft.com/office/word/2016/wordml/cid" xmlns:w16se="http://schemas.microsoft.com/office/word/2015/wordml/symex" xmlns:wpg="http://schemas.microsoft.com/office/word/2010/wordprocessingGroup" xmlns:wpi="http://schemas.microsoft.com/office/word/2010/wordprocessingInk" xmlns:wne="http://schemas.microsoft.com/office/word/2006/wordml" xmlns:wps="http://schemas.microsoft.com/office/word/2010/wordprocessingShape" mc:Ignorable="w14 w15 w16se w16cid wp14">
+<w:numbering xmlns:wpc="http://schemas.microsoft.com/office/word/2010/wordprocessingCanvas" xmlns:cx="http://schemas.microsoft.com/office/drawing/2014/chartex" xmlns:cx1="http://schemas.microsoft.com/office/drawing/2015/9/8/chartex" xmlns:cx2="http://schemas.microsoft.com/office/drawing/2015/10/21/chartex" xmlns:cx3="http://schemas.microsoft.com/office/drawing/2016/5/9/chartex" xmlns:cx4="http://schemas.microsoft.com/office/drawing/2016/5/10/chartex" xmlns:cx5="http://schemas.microsoft.com/office/drawing/2016/5/11/chartex" xmlns:cx6="http://schemas.microsoft.com/office/drawing/2016/5/12/chartex" xmlns:cx7="http://schemas.microsoft.com/office/drawing/2016/5/13/chartex" xmlns:cx8="http://schemas.microsoft.com/office/drawing/2016/5/14/chartex" xmlns:mc="http://schemas.openxmlformats.org/markup-compatibility/2006" xmlns:aink="http://schemas.microsoft.com/office/drawing/2016/ink" xmlns:am3d="http://schemas.microsoft.com/office/drawing/2017/model3d" xmlns:o="urn:schemas-microsoft-com:office:office" xmlns:oel="http://schemas.microsoft.com/office/2019/extlst" xmlns:r="http://schemas.openxmlformats.org/officeDocument/2006/relationships" xmlns:m="http://schemas.openxmlformats.org/officeDocument/2006/math" xmlns:v="urn:schemas-microsoft-com:vml" xmlns:wp14="http://schemas.microsoft.com/office/word/2010/wordprocessingDrawing" xmlns:wp="http://schemas.openxmlformats.org/drawingml/2006/wordprocessingDrawing" xmlns:w10="urn:schemas-microsoft-com:office:word" xmlns:w="http://schemas.openxmlformats.org/wordprocessingml/2006/main" xmlns:w14="http://schemas.microsoft.com/office/word/2010/wordml" xmlns:w15="http://schemas.microsoft.com/office/word/2012/wordml" xmlns:w16cex="http://schemas.microsoft.com/office/word/2018/wordml/cex" xmlns:w16cid="http://schemas.microsoft.com/office/word/2016/wordml/cid" xmlns:w16="http://schemas.microsoft.com/office/word/2018/wordml" xmlns:w16du="http://schemas.microsoft.com/office/word/2023/wordml/word16du" xmlns:w16sdtdh="http://schemas.microsoft.com/office/word/2020/wordml/sdtdatahash" xmlns:w16sdtfl="http://schemas.microsoft.com/office/word/2024/wordml/sdtformatlock" xmlns:w16se="http://schemas.microsoft.com/office/word/2015/wordml/symex" xmlns:wpg="http://schemas.microsoft.com/office/word/2010/wordprocessingGroup" xmlns:wpi="http://schemas.microsoft.com/office/word/2010/wordprocessingInk" xmlns:wne="http://schemas.microsoft.com/office/word/2006/wordml" xmlns:wps="http://schemas.microsoft.com/office/word/2010/wordprocessingShape" mc:Ignorable="w14 w15 w16se w16cid w16 w16cex w16sdtdh w16sdtfl w16du wp14">
   <w:abstractNum w:abstractNumId="0" w15:restartNumberingAfterBreak="0">
     <w:nsid w:val="04462C61"/>
     <w:multiLevelType w:val="multilevel"/>
@@ -4535,6 +8290,417 @@
     </w:lvl>
   </w:abstractNum>
   <w:abstractNum w:abstractNumId="1" w15:restartNumberingAfterBreak="0">
+    <w:nsid w:val="122F4946"/>
+    <w:multiLevelType w:val="multilevel"/>
+    <w:tmpl w:val="AE3CE1B6"/>
+    <w:lvl w:ilvl="0">
+      <w:start w:val="1"/>
+      <w:numFmt w:val="bullet"/>
+      <w:lvlText w:val=""/>
+      <w:lvlJc w:val="left"/>
+      <w:pPr>
+        <w:tabs>
+          <w:tab w:val="num" w:pos="720"/>
+        </w:tabs>
+        <w:ind w:left="720" w:hanging="360"/>
+      </w:pPr>
+      <w:rPr>
+        <w:rFonts w:ascii="Symbol" w:hAnsi="Symbol" w:hint="default"/>
+        <w:sz w:val="20"/>
+      </w:rPr>
+    </w:lvl>
+    <w:lvl w:ilvl="1" w:tentative="1">
+      <w:start w:val="1"/>
+      <w:numFmt w:val="bullet"/>
+      <w:lvlText w:val="o"/>
+      <w:lvlJc w:val="left"/>
+      <w:pPr>
+        <w:tabs>
+          <w:tab w:val="num" w:pos="1440"/>
+        </w:tabs>
+        <w:ind w:left="1440" w:hanging="360"/>
+      </w:pPr>
+      <w:rPr>
+        <w:rFonts w:ascii="Courier New" w:hAnsi="Courier New" w:hint="default"/>
+        <w:sz w:val="20"/>
+      </w:rPr>
+    </w:lvl>
+    <w:lvl w:ilvl="2" w:tentative="1">
+      <w:start w:val="1"/>
+      <w:numFmt w:val="bullet"/>
+      <w:lvlText w:val=""/>
+      <w:lvlJc w:val="left"/>
+      <w:pPr>
+        <w:tabs>
+          <w:tab w:val="num" w:pos="2160"/>
+        </w:tabs>
+        <w:ind w:left="2160" w:hanging="360"/>
+      </w:pPr>
+      <w:rPr>
+        <w:rFonts w:ascii="Wingdings" w:hAnsi="Wingdings" w:hint="default"/>
+        <w:sz w:val="20"/>
+      </w:rPr>
+    </w:lvl>
+    <w:lvl w:ilvl="3" w:tentative="1">
+      <w:start w:val="1"/>
+      <w:numFmt w:val="bullet"/>
+      <w:lvlText w:val=""/>
+      <w:lvlJc w:val="left"/>
+      <w:pPr>
+        <w:tabs>
+          <w:tab w:val="num" w:pos="2880"/>
+        </w:tabs>
+        <w:ind w:left="2880" w:hanging="360"/>
+      </w:pPr>
+      <w:rPr>
+        <w:rFonts w:ascii="Wingdings" w:hAnsi="Wingdings" w:hint="default"/>
+        <w:sz w:val="20"/>
+      </w:rPr>
+    </w:lvl>
+    <w:lvl w:ilvl="4" w:tentative="1">
+      <w:start w:val="1"/>
+      <w:numFmt w:val="bullet"/>
+      <w:lvlText w:val=""/>
+      <w:lvlJc w:val="left"/>
+      <w:pPr>
+        <w:tabs>
+          <w:tab w:val="num" w:pos="3600"/>
+        </w:tabs>
+        <w:ind w:left="3600" w:hanging="360"/>
+      </w:pPr>
+      <w:rPr>
+        <w:rFonts w:ascii="Wingdings" w:hAnsi="Wingdings" w:hint="default"/>
+        <w:sz w:val="20"/>
+      </w:rPr>
+    </w:lvl>
+    <w:lvl w:ilvl="5" w:tentative="1">
+      <w:start w:val="1"/>
+      <w:numFmt w:val="bullet"/>
+      <w:lvlText w:val=""/>
+      <w:lvlJc w:val="left"/>
+      <w:pPr>
+        <w:tabs>
+          <w:tab w:val="num" w:pos="4320"/>
+        </w:tabs>
+        <w:ind w:left="4320" w:hanging="360"/>
+      </w:pPr>
+      <w:rPr>
+        <w:rFonts w:ascii="Wingdings" w:hAnsi="Wingdings" w:hint="default"/>
+        <w:sz w:val="20"/>
+      </w:rPr>
+    </w:lvl>
+    <w:lvl w:ilvl="6" w:tentative="1">
+      <w:start w:val="1"/>
+      <w:numFmt w:val="bullet"/>
+      <w:lvlText w:val=""/>
+      <w:lvlJc w:val="left"/>
+      <w:pPr>
+        <w:tabs>
+          <w:tab w:val="num" w:pos="5040"/>
+        </w:tabs>
+        <w:ind w:left="5040" w:hanging="360"/>
+      </w:pPr>
+      <w:rPr>
+        <w:rFonts w:ascii="Wingdings" w:hAnsi="Wingdings" w:hint="default"/>
+        <w:sz w:val="20"/>
+      </w:rPr>
+    </w:lvl>
+    <w:lvl w:ilvl="7" w:tentative="1">
+      <w:start w:val="1"/>
+      <w:numFmt w:val="bullet"/>
+      <w:lvlText w:val=""/>
+      <w:lvlJc w:val="left"/>
+      <w:pPr>
+        <w:tabs>
+          <w:tab w:val="num" w:pos="5760"/>
+        </w:tabs>
+        <w:ind w:left="5760" w:hanging="360"/>
+      </w:pPr>
+      <w:rPr>
+        <w:rFonts w:ascii="Wingdings" w:hAnsi="Wingdings" w:hint="default"/>
+        <w:sz w:val="20"/>
+      </w:rPr>
+    </w:lvl>
+    <w:lvl w:ilvl="8" w:tentative="1">
+      <w:start w:val="1"/>
+      <w:numFmt w:val="bullet"/>
+      <w:lvlText w:val=""/>
+      <w:lvlJc w:val="left"/>
+      <w:pPr>
+        <w:tabs>
+          <w:tab w:val="num" w:pos="6480"/>
+        </w:tabs>
+        <w:ind w:left="6480" w:hanging="360"/>
+      </w:pPr>
+      <w:rPr>
+        <w:rFonts w:ascii="Wingdings" w:hAnsi="Wingdings" w:hint="default"/>
+        <w:sz w:val="20"/>
+      </w:rPr>
+    </w:lvl>
+  </w:abstractNum>
+  <w:abstractNum w:abstractNumId="2" w15:restartNumberingAfterBreak="0">
+    <w:nsid w:val="14F9454D"/>
+    <w:multiLevelType w:val="multilevel"/>
+    <w:tmpl w:val="B290B398"/>
+    <w:lvl w:ilvl="0">
+      <w:start w:val="1"/>
+      <w:numFmt w:val="bullet"/>
+      <w:lvlText w:val=""/>
+      <w:lvlJc w:val="left"/>
+      <w:pPr>
+        <w:tabs>
+          <w:tab w:val="num" w:pos="720"/>
+        </w:tabs>
+        <w:ind w:left="720" w:hanging="360"/>
+      </w:pPr>
+      <w:rPr>
+        <w:rFonts w:ascii="Symbol" w:hAnsi="Symbol" w:hint="default"/>
+        <w:sz w:val="20"/>
+      </w:rPr>
+    </w:lvl>
+    <w:lvl w:ilvl="1" w:tentative="1">
+      <w:start w:val="1"/>
+      <w:numFmt w:val="bullet"/>
+      <w:lvlText w:val="o"/>
+      <w:lvlJc w:val="left"/>
+      <w:pPr>
+        <w:tabs>
+          <w:tab w:val="num" w:pos="1440"/>
+        </w:tabs>
+        <w:ind w:left="1440" w:hanging="360"/>
+      </w:pPr>
+      <w:rPr>
+        <w:rFonts w:ascii="Courier New" w:hAnsi="Courier New" w:hint="default"/>
+        <w:sz w:val="20"/>
+      </w:rPr>
+    </w:lvl>
+    <w:lvl w:ilvl="2" w:tentative="1">
+      <w:start w:val="1"/>
+      <w:numFmt w:val="bullet"/>
+      <w:lvlText w:val=""/>
+      <w:lvlJc w:val="left"/>
+      <w:pPr>
+        <w:tabs>
+          <w:tab w:val="num" w:pos="2160"/>
+        </w:tabs>
+        <w:ind w:left="2160" w:hanging="360"/>
+      </w:pPr>
+      <w:rPr>
+        <w:rFonts w:ascii="Wingdings" w:hAnsi="Wingdings" w:hint="default"/>
+        <w:sz w:val="20"/>
+      </w:rPr>
+    </w:lvl>
+    <w:lvl w:ilvl="3" w:tentative="1">
+      <w:start w:val="1"/>
+      <w:numFmt w:val="bullet"/>
+      <w:lvlText w:val=""/>
+      <w:lvlJc w:val="left"/>
+      <w:pPr>
+        <w:tabs>
+          <w:tab w:val="num" w:pos="2880"/>
+        </w:tabs>
+        <w:ind w:left="2880" w:hanging="360"/>
+      </w:pPr>
+      <w:rPr>
+        <w:rFonts w:ascii="Wingdings" w:hAnsi="Wingdings" w:hint="default"/>
+        <w:sz w:val="20"/>
+      </w:rPr>
+    </w:lvl>
+    <w:lvl w:ilvl="4" w:tentative="1">
+      <w:start w:val="1"/>
+      <w:numFmt w:val="bullet"/>
+      <w:lvlText w:val=""/>
+      <w:lvlJc w:val="left"/>
+      <w:pPr>
+        <w:tabs>
+          <w:tab w:val="num" w:pos="3600"/>
+        </w:tabs>
+        <w:ind w:left="3600" w:hanging="360"/>
+      </w:pPr>
+      <w:rPr>
+        <w:rFonts w:ascii="Wingdings" w:hAnsi="Wingdings" w:hint="default"/>
+        <w:sz w:val="20"/>
+      </w:rPr>
+    </w:lvl>
+    <w:lvl w:ilvl="5" w:tentative="1">
+      <w:start w:val="1"/>
+      <w:numFmt w:val="bullet"/>
+      <w:lvlText w:val=""/>
+      <w:lvlJc w:val="left"/>
+      <w:pPr>
+        <w:tabs>
+          <w:tab w:val="num" w:pos="4320"/>
+        </w:tabs>
+        <w:ind w:left="4320" w:hanging="360"/>
+      </w:pPr>
+      <w:rPr>
+        <w:rFonts w:ascii="Wingdings" w:hAnsi="Wingdings" w:hint="default"/>
+        <w:sz w:val="20"/>
+      </w:rPr>
+    </w:lvl>
+    <w:lvl w:ilvl="6" w:tentative="1">
+      <w:start w:val="1"/>
+      <w:numFmt w:val="bullet"/>
+      <w:lvlText w:val=""/>
+      <w:lvlJc w:val="left"/>
+      <w:pPr>
+        <w:tabs>
+          <w:tab w:val="num" w:pos="5040"/>
+        </w:tabs>
+        <w:ind w:left="5040" w:hanging="360"/>
+      </w:pPr>
+      <w:rPr>
+        <w:rFonts w:ascii="Wingdings" w:hAnsi="Wingdings" w:hint="default"/>
+        <w:sz w:val="20"/>
+      </w:rPr>
+    </w:lvl>
+    <w:lvl w:ilvl="7" w:tentative="1">
+      <w:start w:val="1"/>
+      <w:numFmt w:val="bullet"/>
+      <w:lvlText w:val=""/>
+      <w:lvlJc w:val="left"/>
+      <w:pPr>
+        <w:tabs>
+          <w:tab w:val="num" w:pos="5760"/>
+        </w:tabs>
+        <w:ind w:left="5760" w:hanging="360"/>
+      </w:pPr>
+      <w:rPr>
+        <w:rFonts w:ascii="Wingdings" w:hAnsi="Wingdings" w:hint="default"/>
+        <w:sz w:val="20"/>
+      </w:rPr>
+    </w:lvl>
+    <w:lvl w:ilvl="8" w:tentative="1">
+      <w:start w:val="1"/>
+      <w:numFmt w:val="bullet"/>
+      <w:lvlText w:val=""/>
+      <w:lvlJc w:val="left"/>
+      <w:pPr>
+        <w:tabs>
+          <w:tab w:val="num" w:pos="6480"/>
+        </w:tabs>
+        <w:ind w:left="6480" w:hanging="360"/>
+      </w:pPr>
+      <w:rPr>
+        <w:rFonts w:ascii="Wingdings" w:hAnsi="Wingdings" w:hint="default"/>
+        <w:sz w:val="20"/>
+      </w:rPr>
+    </w:lvl>
+  </w:abstractNum>
+  <w:abstractNum w:abstractNumId="3" w15:restartNumberingAfterBreak="0">
+    <w:nsid w:val="17D33E7E"/>
+    <w:multiLevelType w:val="multilevel"/>
+    <w:tmpl w:val="55C6F202"/>
+    <w:lvl w:ilvl="0">
+      <w:start w:val="1"/>
+      <w:numFmt w:val="decimal"/>
+      <w:lvlText w:val="%1."/>
+      <w:lvlJc w:val="left"/>
+      <w:pPr>
+        <w:tabs>
+          <w:tab w:val="num" w:pos="720"/>
+        </w:tabs>
+        <w:ind w:left="720" w:hanging="360"/>
+      </w:pPr>
+    </w:lvl>
+    <w:lvl w:ilvl="1" w:tentative="1">
+      <w:start w:val="1"/>
+      <w:numFmt w:val="decimal"/>
+      <w:lvlText w:val="%2."/>
+      <w:lvlJc w:val="left"/>
+      <w:pPr>
+        <w:tabs>
+          <w:tab w:val="num" w:pos="1440"/>
+        </w:tabs>
+        <w:ind w:left="1440" w:hanging="360"/>
+      </w:pPr>
+    </w:lvl>
+    <w:lvl w:ilvl="2" w:tentative="1">
+      <w:start w:val="1"/>
+      <w:numFmt w:val="decimal"/>
+      <w:lvlText w:val="%3."/>
+      <w:lvlJc w:val="left"/>
+      <w:pPr>
+        <w:tabs>
+          <w:tab w:val="num" w:pos="2160"/>
+        </w:tabs>
+        <w:ind w:left="2160" w:hanging="360"/>
+      </w:pPr>
+    </w:lvl>
+    <w:lvl w:ilvl="3" w:tentative="1">
+      <w:start w:val="1"/>
+      <w:numFmt w:val="decimal"/>
+      <w:lvlText w:val="%4."/>
+      <w:lvlJc w:val="left"/>
+      <w:pPr>
+        <w:tabs>
+          <w:tab w:val="num" w:pos="2880"/>
+        </w:tabs>
+        <w:ind w:left="2880" w:hanging="360"/>
+      </w:pPr>
+    </w:lvl>
+    <w:lvl w:ilvl="4" w:tentative="1">
+      <w:start w:val="1"/>
+      <w:numFmt w:val="decimal"/>
+      <w:lvlText w:val="%5."/>
+      <w:lvlJc w:val="left"/>
+      <w:pPr>
+        <w:tabs>
+          <w:tab w:val="num" w:pos="3600"/>
+        </w:tabs>
+        <w:ind w:left="3600" w:hanging="360"/>
+      </w:pPr>
+    </w:lvl>
+    <w:lvl w:ilvl="5" w:tentative="1">
+      <w:start w:val="1"/>
+      <w:numFmt w:val="decimal"/>
+      <w:lvlText w:val="%6."/>
+      <w:lvlJc w:val="left"/>
+      <w:pPr>
+        <w:tabs>
+          <w:tab w:val="num" w:pos="4320"/>
+        </w:tabs>
+        <w:ind w:left="4320" w:hanging="360"/>
+      </w:pPr>
+    </w:lvl>
+    <w:lvl w:ilvl="6" w:tentative="1">
+      <w:start w:val="1"/>
+      <w:numFmt w:val="decimal"/>
+      <w:lvlText w:val="%7."/>
+      <w:lvlJc w:val="left"/>
+      <w:pPr>
+        <w:tabs>
+          <w:tab w:val="num" w:pos="5040"/>
+        </w:tabs>
+        <w:ind w:left="5040" w:hanging="360"/>
+      </w:pPr>
+    </w:lvl>
+    <w:lvl w:ilvl="7" w:tentative="1">
+      <w:start w:val="1"/>
+      <w:numFmt w:val="decimal"/>
+      <w:lvlText w:val="%8."/>
+      <w:lvlJc w:val="left"/>
+      <w:pPr>
+        <w:tabs>
+          <w:tab w:val="num" w:pos="5760"/>
+        </w:tabs>
+        <w:ind w:left="5760" w:hanging="360"/>
+      </w:pPr>
+    </w:lvl>
+    <w:lvl w:ilvl="8" w:tentative="1">
+      <w:start w:val="1"/>
+      <w:numFmt w:val="decimal"/>
+      <w:lvlText w:val="%9."/>
+      <w:lvlJc w:val="left"/>
+      <w:pPr>
+        <w:tabs>
+          <w:tab w:val="num" w:pos="6480"/>
+        </w:tabs>
+        <w:ind w:left="6480" w:hanging="360"/>
+      </w:pPr>
+    </w:lvl>
+  </w:abstractNum>
+  <w:abstractNum w:abstractNumId="4" w15:restartNumberingAfterBreak="0">
     <w:nsid w:val="17DA4750"/>
     <w:multiLevelType w:val="multilevel"/>
     <w:tmpl w:val="2960B260"/>
@@ -4683,7 +8849,7 @@
       </w:rPr>
     </w:lvl>
   </w:abstractNum>
-  <w:abstractNum w:abstractNumId="2" w15:restartNumberingAfterBreak="0">
+  <w:abstractNum w:abstractNumId="5" w15:restartNumberingAfterBreak="0">
     <w:nsid w:val="1C2A3CA9"/>
     <w:multiLevelType w:val="multilevel"/>
     <w:tmpl w:val="DE88B9CA"/>
@@ -4796,7 +8962,156 @@
       </w:pPr>
     </w:lvl>
   </w:abstractNum>
-  <w:abstractNum w:abstractNumId="3" w15:restartNumberingAfterBreak="0">
+  <w:abstractNum w:abstractNumId="6" w15:restartNumberingAfterBreak="0">
+    <w:nsid w:val="256E2C1F"/>
+    <w:multiLevelType w:val="multilevel"/>
+    <w:tmpl w:val="9CA4B51C"/>
+    <w:lvl w:ilvl="0">
+      <w:start w:val="1"/>
+      <w:numFmt w:val="bullet"/>
+      <w:lvlText w:val=""/>
+      <w:lvlJc w:val="left"/>
+      <w:pPr>
+        <w:tabs>
+          <w:tab w:val="num" w:pos="720"/>
+        </w:tabs>
+        <w:ind w:left="720" w:hanging="360"/>
+      </w:pPr>
+      <w:rPr>
+        <w:rFonts w:ascii="Symbol" w:hAnsi="Symbol" w:hint="default"/>
+        <w:sz w:val="20"/>
+      </w:rPr>
+    </w:lvl>
+    <w:lvl w:ilvl="1" w:tentative="1">
+      <w:start w:val="1"/>
+      <w:numFmt w:val="bullet"/>
+      <w:lvlText w:val="o"/>
+      <w:lvlJc w:val="left"/>
+      <w:pPr>
+        <w:tabs>
+          <w:tab w:val="num" w:pos="1440"/>
+        </w:tabs>
+        <w:ind w:left="1440" w:hanging="360"/>
+      </w:pPr>
+      <w:rPr>
+        <w:rFonts w:ascii="Courier New" w:hAnsi="Courier New" w:hint="default"/>
+        <w:sz w:val="20"/>
+      </w:rPr>
+    </w:lvl>
+    <w:lvl w:ilvl="2" w:tentative="1">
+      <w:start w:val="1"/>
+      <w:numFmt w:val="bullet"/>
+      <w:lvlText w:val=""/>
+      <w:lvlJc w:val="left"/>
+      <w:pPr>
+        <w:tabs>
+          <w:tab w:val="num" w:pos="2160"/>
+        </w:tabs>
+        <w:ind w:left="2160" w:hanging="360"/>
+      </w:pPr>
+      <w:rPr>
+        <w:rFonts w:ascii="Wingdings" w:hAnsi="Wingdings" w:hint="default"/>
+        <w:sz w:val="20"/>
+      </w:rPr>
+    </w:lvl>
+    <w:lvl w:ilvl="3" w:tentative="1">
+      <w:start w:val="1"/>
+      <w:numFmt w:val="bullet"/>
+      <w:lvlText w:val=""/>
+      <w:lvlJc w:val="left"/>
+      <w:pPr>
+        <w:tabs>
+          <w:tab w:val="num" w:pos="2880"/>
+        </w:tabs>
+        <w:ind w:left="2880" w:hanging="360"/>
+      </w:pPr>
+      <w:rPr>
+        <w:rFonts w:ascii="Wingdings" w:hAnsi="Wingdings" w:hint="default"/>
+        <w:sz w:val="20"/>
+      </w:rPr>
+    </w:lvl>
+    <w:lvl w:ilvl="4" w:tentative="1">
+      <w:start w:val="1"/>
+      <w:numFmt w:val="bullet"/>
+      <w:lvlText w:val=""/>
+      <w:lvlJc w:val="left"/>
+      <w:pPr>
+        <w:tabs>
+          <w:tab w:val="num" w:pos="3600"/>
+        </w:tabs>
+        <w:ind w:left="3600" w:hanging="360"/>
+      </w:pPr>
+      <w:rPr>
+        <w:rFonts w:ascii="Wingdings" w:hAnsi="Wingdings" w:hint="default"/>
+        <w:sz w:val="20"/>
+      </w:rPr>
+    </w:lvl>
+    <w:lvl w:ilvl="5" w:tentative="1">
+      <w:start w:val="1"/>
+      <w:numFmt w:val="bullet"/>
+      <w:lvlText w:val=""/>
+      <w:lvlJc w:val="left"/>
+      <w:pPr>
+        <w:tabs>
+          <w:tab w:val="num" w:pos="4320"/>
+        </w:tabs>
+        <w:ind w:left="4320" w:hanging="360"/>
+      </w:pPr>
+      <w:rPr>
+        <w:rFonts w:ascii="Wingdings" w:hAnsi="Wingdings" w:hint="default"/>
+        <w:sz w:val="20"/>
+      </w:rPr>
+    </w:lvl>
+    <w:lvl w:ilvl="6" w:tentative="1">
+      <w:start w:val="1"/>
+      <w:numFmt w:val="bullet"/>
+      <w:lvlText w:val=""/>
+      <w:lvlJc w:val="left"/>
+      <w:pPr>
+        <w:tabs>
+          <w:tab w:val="num" w:pos="5040"/>
+        </w:tabs>
+        <w:ind w:left="5040" w:hanging="360"/>
+      </w:pPr>
+      <w:rPr>
+        <w:rFonts w:ascii="Wingdings" w:hAnsi="Wingdings" w:hint="default"/>
+        <w:sz w:val="20"/>
+      </w:rPr>
+    </w:lvl>
+    <w:lvl w:ilvl="7" w:tentative="1">
+      <w:start w:val="1"/>
+      <w:numFmt w:val="bullet"/>
+      <w:lvlText w:val=""/>
+      <w:lvlJc w:val="left"/>
+      <w:pPr>
+        <w:tabs>
+          <w:tab w:val="num" w:pos="5760"/>
+        </w:tabs>
+        <w:ind w:left="5760" w:hanging="360"/>
+      </w:pPr>
+      <w:rPr>
+        <w:rFonts w:ascii="Wingdings" w:hAnsi="Wingdings" w:hint="default"/>
+        <w:sz w:val="20"/>
+      </w:rPr>
+    </w:lvl>
+    <w:lvl w:ilvl="8" w:tentative="1">
+      <w:start w:val="1"/>
+      <w:numFmt w:val="bullet"/>
+      <w:lvlText w:val=""/>
+      <w:lvlJc w:val="left"/>
+      <w:pPr>
+        <w:tabs>
+          <w:tab w:val="num" w:pos="6480"/>
+        </w:tabs>
+        <w:ind w:left="6480" w:hanging="360"/>
+      </w:pPr>
+      <w:rPr>
+        <w:rFonts w:ascii="Wingdings" w:hAnsi="Wingdings" w:hint="default"/>
+        <w:sz w:val="20"/>
+      </w:rPr>
+    </w:lvl>
+  </w:abstractNum>
+  <w:abstractNum w:abstractNumId="7" w15:restartNumberingAfterBreak="0">
     <w:nsid w:val="40636A0A"/>
     <w:multiLevelType w:val="multilevel"/>
     <w:tmpl w:val="98D806E8"/>
@@ -4945,7 +9260,7 @@
       </w:rPr>
     </w:lvl>
   </w:abstractNum>
-  <w:abstractNum w:abstractNumId="4" w15:restartNumberingAfterBreak="0">
+  <w:abstractNum w:abstractNumId="8" w15:restartNumberingAfterBreak="0">
     <w:nsid w:val="41E4787E"/>
     <w:multiLevelType w:val="multilevel"/>
     <w:tmpl w:val="98B028C8"/>
@@ -5094,7 +9409,7 @@
       </w:rPr>
     </w:lvl>
   </w:abstractNum>
-  <w:abstractNum w:abstractNumId="5" w15:restartNumberingAfterBreak="0">
+  <w:abstractNum w:abstractNumId="9" w15:restartNumberingAfterBreak="0">
     <w:nsid w:val="4D417F1F"/>
     <w:multiLevelType w:val="multilevel"/>
     <w:tmpl w:val="34B6AB50"/>
@@ -5243,7 +9558,7 @@
       </w:rPr>
     </w:lvl>
   </w:abstractNum>
-  <w:abstractNum w:abstractNumId="6" w15:restartNumberingAfterBreak="0">
+  <w:abstractNum w:abstractNumId="10" w15:restartNumberingAfterBreak="0">
     <w:nsid w:val="4D463F32"/>
     <w:multiLevelType w:val="multilevel"/>
     <w:tmpl w:val="371EFD0C"/>
@@ -5392,7 +9707,418 @@
       </w:rPr>
     </w:lvl>
   </w:abstractNum>
-  <w:abstractNum w:abstractNumId="7" w15:restartNumberingAfterBreak="0">
+  <w:abstractNum w:abstractNumId="11" w15:restartNumberingAfterBreak="0">
+    <w:nsid w:val="51E92770"/>
+    <w:multiLevelType w:val="multilevel"/>
+    <w:tmpl w:val="7F788626"/>
+    <w:lvl w:ilvl="0">
+      <w:start w:val="1"/>
+      <w:numFmt w:val="bullet"/>
+      <w:lvlText w:val=""/>
+      <w:lvlJc w:val="left"/>
+      <w:pPr>
+        <w:tabs>
+          <w:tab w:val="num" w:pos="720"/>
+        </w:tabs>
+        <w:ind w:left="720" w:hanging="360"/>
+      </w:pPr>
+      <w:rPr>
+        <w:rFonts w:ascii="Symbol" w:hAnsi="Symbol" w:hint="default"/>
+        <w:sz w:val="20"/>
+      </w:rPr>
+    </w:lvl>
+    <w:lvl w:ilvl="1" w:tentative="1">
+      <w:start w:val="1"/>
+      <w:numFmt w:val="bullet"/>
+      <w:lvlText w:val="o"/>
+      <w:lvlJc w:val="left"/>
+      <w:pPr>
+        <w:tabs>
+          <w:tab w:val="num" w:pos="1440"/>
+        </w:tabs>
+        <w:ind w:left="1440" w:hanging="360"/>
+      </w:pPr>
+      <w:rPr>
+        <w:rFonts w:ascii="Courier New" w:hAnsi="Courier New" w:hint="default"/>
+        <w:sz w:val="20"/>
+      </w:rPr>
+    </w:lvl>
+    <w:lvl w:ilvl="2" w:tentative="1">
+      <w:start w:val="1"/>
+      <w:numFmt w:val="bullet"/>
+      <w:lvlText w:val=""/>
+      <w:lvlJc w:val="left"/>
+      <w:pPr>
+        <w:tabs>
+          <w:tab w:val="num" w:pos="2160"/>
+        </w:tabs>
+        <w:ind w:left="2160" w:hanging="360"/>
+      </w:pPr>
+      <w:rPr>
+        <w:rFonts w:ascii="Wingdings" w:hAnsi="Wingdings" w:hint="default"/>
+        <w:sz w:val="20"/>
+      </w:rPr>
+    </w:lvl>
+    <w:lvl w:ilvl="3" w:tentative="1">
+      <w:start w:val="1"/>
+      <w:numFmt w:val="bullet"/>
+      <w:lvlText w:val=""/>
+      <w:lvlJc w:val="left"/>
+      <w:pPr>
+        <w:tabs>
+          <w:tab w:val="num" w:pos="2880"/>
+        </w:tabs>
+        <w:ind w:left="2880" w:hanging="360"/>
+      </w:pPr>
+      <w:rPr>
+        <w:rFonts w:ascii="Wingdings" w:hAnsi="Wingdings" w:hint="default"/>
+        <w:sz w:val="20"/>
+      </w:rPr>
+    </w:lvl>
+    <w:lvl w:ilvl="4" w:tentative="1">
+      <w:start w:val="1"/>
+      <w:numFmt w:val="bullet"/>
+      <w:lvlText w:val=""/>
+      <w:lvlJc w:val="left"/>
+      <w:pPr>
+        <w:tabs>
+          <w:tab w:val="num" w:pos="3600"/>
+        </w:tabs>
+        <w:ind w:left="3600" w:hanging="360"/>
+      </w:pPr>
+      <w:rPr>
+        <w:rFonts w:ascii="Wingdings" w:hAnsi="Wingdings" w:hint="default"/>
+        <w:sz w:val="20"/>
+      </w:rPr>
+    </w:lvl>
+    <w:lvl w:ilvl="5" w:tentative="1">
+      <w:start w:val="1"/>
+      <w:numFmt w:val="bullet"/>
+      <w:lvlText w:val=""/>
+      <w:lvlJc w:val="left"/>
+      <w:pPr>
+        <w:tabs>
+          <w:tab w:val="num" w:pos="4320"/>
+        </w:tabs>
+        <w:ind w:left="4320" w:hanging="360"/>
+      </w:pPr>
+      <w:rPr>
+        <w:rFonts w:ascii="Wingdings" w:hAnsi="Wingdings" w:hint="default"/>
+        <w:sz w:val="20"/>
+      </w:rPr>
+    </w:lvl>
+    <w:lvl w:ilvl="6" w:tentative="1">
+      <w:start w:val="1"/>
+      <w:numFmt w:val="bullet"/>
+      <w:lvlText w:val=""/>
+      <w:lvlJc w:val="left"/>
+      <w:pPr>
+        <w:tabs>
+          <w:tab w:val="num" w:pos="5040"/>
+        </w:tabs>
+        <w:ind w:left="5040" w:hanging="360"/>
+      </w:pPr>
+      <w:rPr>
+        <w:rFonts w:ascii="Wingdings" w:hAnsi="Wingdings" w:hint="default"/>
+        <w:sz w:val="20"/>
+      </w:rPr>
+    </w:lvl>
+    <w:lvl w:ilvl="7" w:tentative="1">
+      <w:start w:val="1"/>
+      <w:numFmt w:val="bullet"/>
+      <w:lvlText w:val=""/>
+      <w:lvlJc w:val="left"/>
+      <w:pPr>
+        <w:tabs>
+          <w:tab w:val="num" w:pos="5760"/>
+        </w:tabs>
+        <w:ind w:left="5760" w:hanging="360"/>
+      </w:pPr>
+      <w:rPr>
+        <w:rFonts w:ascii="Wingdings" w:hAnsi="Wingdings" w:hint="default"/>
+        <w:sz w:val="20"/>
+      </w:rPr>
+    </w:lvl>
+    <w:lvl w:ilvl="8" w:tentative="1">
+      <w:start w:val="1"/>
+      <w:numFmt w:val="bullet"/>
+      <w:lvlText w:val=""/>
+      <w:lvlJc w:val="left"/>
+      <w:pPr>
+        <w:tabs>
+          <w:tab w:val="num" w:pos="6480"/>
+        </w:tabs>
+        <w:ind w:left="6480" w:hanging="360"/>
+      </w:pPr>
+      <w:rPr>
+        <w:rFonts w:ascii="Wingdings" w:hAnsi="Wingdings" w:hint="default"/>
+        <w:sz w:val="20"/>
+      </w:rPr>
+    </w:lvl>
+  </w:abstractNum>
+  <w:abstractNum w:abstractNumId="12" w15:restartNumberingAfterBreak="0">
+    <w:nsid w:val="5B051EAB"/>
+    <w:multiLevelType w:val="multilevel"/>
+    <w:tmpl w:val="6B18D76E"/>
+    <w:lvl w:ilvl="0">
+      <w:start w:val="1"/>
+      <w:numFmt w:val="bullet"/>
+      <w:lvlText w:val=""/>
+      <w:lvlJc w:val="left"/>
+      <w:pPr>
+        <w:tabs>
+          <w:tab w:val="num" w:pos="720"/>
+        </w:tabs>
+        <w:ind w:left="720" w:hanging="360"/>
+      </w:pPr>
+      <w:rPr>
+        <w:rFonts w:ascii="Symbol" w:hAnsi="Symbol" w:hint="default"/>
+        <w:sz w:val="20"/>
+      </w:rPr>
+    </w:lvl>
+    <w:lvl w:ilvl="1" w:tentative="1">
+      <w:start w:val="1"/>
+      <w:numFmt w:val="bullet"/>
+      <w:lvlText w:val="o"/>
+      <w:lvlJc w:val="left"/>
+      <w:pPr>
+        <w:tabs>
+          <w:tab w:val="num" w:pos="1440"/>
+        </w:tabs>
+        <w:ind w:left="1440" w:hanging="360"/>
+      </w:pPr>
+      <w:rPr>
+        <w:rFonts w:ascii="Courier New" w:hAnsi="Courier New" w:hint="default"/>
+        <w:sz w:val="20"/>
+      </w:rPr>
+    </w:lvl>
+    <w:lvl w:ilvl="2" w:tentative="1">
+      <w:start w:val="1"/>
+      <w:numFmt w:val="bullet"/>
+      <w:lvlText w:val=""/>
+      <w:lvlJc w:val="left"/>
+      <w:pPr>
+        <w:tabs>
+          <w:tab w:val="num" w:pos="2160"/>
+        </w:tabs>
+        <w:ind w:left="2160" w:hanging="360"/>
+      </w:pPr>
+      <w:rPr>
+        <w:rFonts w:ascii="Wingdings" w:hAnsi="Wingdings" w:hint="default"/>
+        <w:sz w:val="20"/>
+      </w:rPr>
+    </w:lvl>
+    <w:lvl w:ilvl="3" w:tentative="1">
+      <w:start w:val="1"/>
+      <w:numFmt w:val="bullet"/>
+      <w:lvlText w:val=""/>
+      <w:lvlJc w:val="left"/>
+      <w:pPr>
+        <w:tabs>
+          <w:tab w:val="num" w:pos="2880"/>
+        </w:tabs>
+        <w:ind w:left="2880" w:hanging="360"/>
+      </w:pPr>
+      <w:rPr>
+        <w:rFonts w:ascii="Wingdings" w:hAnsi="Wingdings" w:hint="default"/>
+        <w:sz w:val="20"/>
+      </w:rPr>
+    </w:lvl>
+    <w:lvl w:ilvl="4" w:tentative="1">
+      <w:start w:val="1"/>
+      <w:numFmt w:val="bullet"/>
+      <w:lvlText w:val=""/>
+      <w:lvlJc w:val="left"/>
+      <w:pPr>
+        <w:tabs>
+          <w:tab w:val="num" w:pos="3600"/>
+        </w:tabs>
+        <w:ind w:left="3600" w:hanging="360"/>
+      </w:pPr>
+      <w:rPr>
+        <w:rFonts w:ascii="Wingdings" w:hAnsi="Wingdings" w:hint="default"/>
+        <w:sz w:val="20"/>
+      </w:rPr>
+    </w:lvl>
+    <w:lvl w:ilvl="5" w:tentative="1">
+      <w:start w:val="1"/>
+      <w:numFmt w:val="bullet"/>
+      <w:lvlText w:val=""/>
+      <w:lvlJc w:val="left"/>
+      <w:pPr>
+        <w:tabs>
+          <w:tab w:val="num" w:pos="4320"/>
+        </w:tabs>
+        <w:ind w:left="4320" w:hanging="360"/>
+      </w:pPr>
+      <w:rPr>
+        <w:rFonts w:ascii="Wingdings" w:hAnsi="Wingdings" w:hint="default"/>
+        <w:sz w:val="20"/>
+      </w:rPr>
+    </w:lvl>
+    <w:lvl w:ilvl="6" w:tentative="1">
+      <w:start w:val="1"/>
+      <w:numFmt w:val="bullet"/>
+      <w:lvlText w:val=""/>
+      <w:lvlJc w:val="left"/>
+      <w:pPr>
+        <w:tabs>
+          <w:tab w:val="num" w:pos="5040"/>
+        </w:tabs>
+        <w:ind w:left="5040" w:hanging="360"/>
+      </w:pPr>
+      <w:rPr>
+        <w:rFonts w:ascii="Wingdings" w:hAnsi="Wingdings" w:hint="default"/>
+        <w:sz w:val="20"/>
+      </w:rPr>
+    </w:lvl>
+    <w:lvl w:ilvl="7" w:tentative="1">
+      <w:start w:val="1"/>
+      <w:numFmt w:val="bullet"/>
+      <w:lvlText w:val=""/>
+      <w:lvlJc w:val="left"/>
+      <w:pPr>
+        <w:tabs>
+          <w:tab w:val="num" w:pos="5760"/>
+        </w:tabs>
+        <w:ind w:left="5760" w:hanging="360"/>
+      </w:pPr>
+      <w:rPr>
+        <w:rFonts w:ascii="Wingdings" w:hAnsi="Wingdings" w:hint="default"/>
+        <w:sz w:val="20"/>
+      </w:rPr>
+    </w:lvl>
+    <w:lvl w:ilvl="8" w:tentative="1">
+      <w:start w:val="1"/>
+      <w:numFmt w:val="bullet"/>
+      <w:lvlText w:val=""/>
+      <w:lvlJc w:val="left"/>
+      <w:pPr>
+        <w:tabs>
+          <w:tab w:val="num" w:pos="6480"/>
+        </w:tabs>
+        <w:ind w:left="6480" w:hanging="360"/>
+      </w:pPr>
+      <w:rPr>
+        <w:rFonts w:ascii="Wingdings" w:hAnsi="Wingdings" w:hint="default"/>
+        <w:sz w:val="20"/>
+      </w:rPr>
+    </w:lvl>
+  </w:abstractNum>
+  <w:abstractNum w:abstractNumId="13" w15:restartNumberingAfterBreak="0">
+    <w:nsid w:val="6E72669F"/>
+    <w:multiLevelType w:val="multilevel"/>
+    <w:tmpl w:val="557AC322"/>
+    <w:lvl w:ilvl="0">
+      <w:start w:val="1"/>
+      <w:numFmt w:val="decimal"/>
+      <w:lvlText w:val="%1."/>
+      <w:lvlJc w:val="left"/>
+      <w:pPr>
+        <w:tabs>
+          <w:tab w:val="num" w:pos="720"/>
+        </w:tabs>
+        <w:ind w:left="720" w:hanging="360"/>
+      </w:pPr>
+    </w:lvl>
+    <w:lvl w:ilvl="1" w:tentative="1">
+      <w:start w:val="1"/>
+      <w:numFmt w:val="decimal"/>
+      <w:lvlText w:val="%2."/>
+      <w:lvlJc w:val="left"/>
+      <w:pPr>
+        <w:tabs>
+          <w:tab w:val="num" w:pos="1440"/>
+        </w:tabs>
+        <w:ind w:left="1440" w:hanging="360"/>
+      </w:pPr>
+    </w:lvl>
+    <w:lvl w:ilvl="2" w:tentative="1">
+      <w:start w:val="1"/>
+      <w:numFmt w:val="decimal"/>
+      <w:lvlText w:val="%3."/>
+      <w:lvlJc w:val="left"/>
+      <w:pPr>
+        <w:tabs>
+          <w:tab w:val="num" w:pos="2160"/>
+        </w:tabs>
+        <w:ind w:left="2160" w:hanging="360"/>
+      </w:pPr>
+    </w:lvl>
+    <w:lvl w:ilvl="3" w:tentative="1">
+      <w:start w:val="1"/>
+      <w:numFmt w:val="decimal"/>
+      <w:lvlText w:val="%4."/>
+      <w:lvlJc w:val="left"/>
+      <w:pPr>
+        <w:tabs>
+          <w:tab w:val="num" w:pos="2880"/>
+        </w:tabs>
+        <w:ind w:left="2880" w:hanging="360"/>
+      </w:pPr>
+    </w:lvl>
+    <w:lvl w:ilvl="4" w:tentative="1">
+      <w:start w:val="1"/>
+      <w:numFmt w:val="decimal"/>
+      <w:lvlText w:val="%5."/>
+      <w:lvlJc w:val="left"/>
+      <w:pPr>
+        <w:tabs>
+          <w:tab w:val="num" w:pos="3600"/>
+        </w:tabs>
+        <w:ind w:left="3600" w:hanging="360"/>
+      </w:pPr>
+    </w:lvl>
+    <w:lvl w:ilvl="5" w:tentative="1">
+      <w:start w:val="1"/>
+      <w:numFmt w:val="decimal"/>
+      <w:lvlText w:val="%6."/>
+      <w:lvlJc w:val="left"/>
+      <w:pPr>
+        <w:tabs>
+          <w:tab w:val="num" w:pos="4320"/>
+        </w:tabs>
+        <w:ind w:left="4320" w:hanging="360"/>
+      </w:pPr>
+    </w:lvl>
+    <w:lvl w:ilvl="6" w:tentative="1">
+      <w:start w:val="1"/>
+      <w:numFmt w:val="decimal"/>
+      <w:lvlText w:val="%7."/>
+      <w:lvlJc w:val="left"/>
+      <w:pPr>
+        <w:tabs>
+          <w:tab w:val="num" w:pos="5040"/>
+        </w:tabs>
+        <w:ind w:left="5040" w:hanging="360"/>
+      </w:pPr>
+    </w:lvl>
+    <w:lvl w:ilvl="7" w:tentative="1">
+      <w:start w:val="1"/>
+      <w:numFmt w:val="decimal"/>
+      <w:lvlText w:val="%8."/>
+      <w:lvlJc w:val="left"/>
+      <w:pPr>
+        <w:tabs>
+          <w:tab w:val="num" w:pos="5760"/>
+        </w:tabs>
+        <w:ind w:left="5760" w:hanging="360"/>
+      </w:pPr>
+    </w:lvl>
+    <w:lvl w:ilvl="8" w:tentative="1">
+      <w:start w:val="1"/>
+      <w:numFmt w:val="decimal"/>
+      <w:lvlText w:val="%9."/>
+      <w:lvlJc w:val="left"/>
+      <w:pPr>
+        <w:tabs>
+          <w:tab w:val="num" w:pos="6480"/>
+        </w:tabs>
+        <w:ind w:left="6480" w:hanging="360"/>
+      </w:pPr>
+    </w:lvl>
+  </w:abstractNum>
+  <w:abstractNum w:abstractNumId="14" w15:restartNumberingAfterBreak="0">
     <w:nsid w:val="73600235"/>
     <w:multiLevelType w:val="multilevel"/>
     <w:tmpl w:val="9B4C3E7E"/>
@@ -5541,7 +10267,156 @@
       </w:rPr>
     </w:lvl>
   </w:abstractNum>
-  <w:abstractNum w:abstractNumId="8" w15:restartNumberingAfterBreak="0">
+  <w:abstractNum w:abstractNumId="15" w15:restartNumberingAfterBreak="0">
+    <w:nsid w:val="75173CC2"/>
+    <w:multiLevelType w:val="multilevel"/>
+    <w:tmpl w:val="33B4DCB8"/>
+    <w:lvl w:ilvl="0">
+      <w:start w:val="1"/>
+      <w:numFmt w:val="bullet"/>
+      <w:lvlText w:val=""/>
+      <w:lvlJc w:val="left"/>
+      <w:pPr>
+        <w:tabs>
+          <w:tab w:val="num" w:pos="720"/>
+        </w:tabs>
+        <w:ind w:left="720" w:hanging="360"/>
+      </w:pPr>
+      <w:rPr>
+        <w:rFonts w:ascii="Symbol" w:hAnsi="Symbol" w:hint="default"/>
+        <w:sz w:val="20"/>
+      </w:rPr>
+    </w:lvl>
+    <w:lvl w:ilvl="1" w:tentative="1">
+      <w:start w:val="1"/>
+      <w:numFmt w:val="bullet"/>
+      <w:lvlText w:val="o"/>
+      <w:lvlJc w:val="left"/>
+      <w:pPr>
+        <w:tabs>
+          <w:tab w:val="num" w:pos="1440"/>
+        </w:tabs>
+        <w:ind w:left="1440" w:hanging="360"/>
+      </w:pPr>
+      <w:rPr>
+        <w:rFonts w:ascii="Courier New" w:hAnsi="Courier New" w:hint="default"/>
+        <w:sz w:val="20"/>
+      </w:rPr>
+    </w:lvl>
+    <w:lvl w:ilvl="2" w:tentative="1">
+      <w:start w:val="1"/>
+      <w:numFmt w:val="bullet"/>
+      <w:lvlText w:val=""/>
+      <w:lvlJc w:val="left"/>
+      <w:pPr>
+        <w:tabs>
+          <w:tab w:val="num" w:pos="2160"/>
+        </w:tabs>
+        <w:ind w:left="2160" w:hanging="360"/>
+      </w:pPr>
+      <w:rPr>
+        <w:rFonts w:ascii="Wingdings" w:hAnsi="Wingdings" w:hint="default"/>
+        <w:sz w:val="20"/>
+      </w:rPr>
+    </w:lvl>
+    <w:lvl w:ilvl="3" w:tentative="1">
+      <w:start w:val="1"/>
+      <w:numFmt w:val="bullet"/>
+      <w:lvlText w:val=""/>
+      <w:lvlJc w:val="left"/>
+      <w:pPr>
+        <w:tabs>
+          <w:tab w:val="num" w:pos="2880"/>
+        </w:tabs>
+        <w:ind w:left="2880" w:hanging="360"/>
+      </w:pPr>
+      <w:rPr>
+        <w:rFonts w:ascii="Wingdings" w:hAnsi="Wingdings" w:hint="default"/>
+        <w:sz w:val="20"/>
+      </w:rPr>
+    </w:lvl>
+    <w:lvl w:ilvl="4" w:tentative="1">
+      <w:start w:val="1"/>
+      <w:numFmt w:val="bullet"/>
+      <w:lvlText w:val=""/>
+      <w:lvlJc w:val="left"/>
+      <w:pPr>
+        <w:tabs>
+          <w:tab w:val="num" w:pos="3600"/>
+        </w:tabs>
+        <w:ind w:left="3600" w:hanging="360"/>
+      </w:pPr>
+      <w:rPr>
+        <w:rFonts w:ascii="Wingdings" w:hAnsi="Wingdings" w:hint="default"/>
+        <w:sz w:val="20"/>
+      </w:rPr>
+    </w:lvl>
+    <w:lvl w:ilvl="5" w:tentative="1">
+      <w:start w:val="1"/>
+      <w:numFmt w:val="bullet"/>
+      <w:lvlText w:val=""/>
+      <w:lvlJc w:val="left"/>
+      <w:pPr>
+        <w:tabs>
+          <w:tab w:val="num" w:pos="4320"/>
+        </w:tabs>
+        <w:ind w:left="4320" w:hanging="360"/>
+      </w:pPr>
+      <w:rPr>
+        <w:rFonts w:ascii="Wingdings" w:hAnsi="Wingdings" w:hint="default"/>
+        <w:sz w:val="20"/>
+      </w:rPr>
+    </w:lvl>
+    <w:lvl w:ilvl="6" w:tentative="1">
+      <w:start w:val="1"/>
+      <w:numFmt w:val="bullet"/>
+      <w:lvlText w:val=""/>
+      <w:lvlJc w:val="left"/>
+      <w:pPr>
+        <w:tabs>
+          <w:tab w:val="num" w:pos="5040"/>
+        </w:tabs>
+        <w:ind w:left="5040" w:hanging="360"/>
+      </w:pPr>
+      <w:rPr>
+        <w:rFonts w:ascii="Wingdings" w:hAnsi="Wingdings" w:hint="default"/>
+        <w:sz w:val="20"/>
+      </w:rPr>
+    </w:lvl>
+    <w:lvl w:ilvl="7" w:tentative="1">
+      <w:start w:val="1"/>
+      <w:numFmt w:val="bullet"/>
+      <w:lvlText w:val=""/>
+      <w:lvlJc w:val="left"/>
+      <w:pPr>
+        <w:tabs>
+          <w:tab w:val="num" w:pos="5760"/>
+        </w:tabs>
+        <w:ind w:left="5760" w:hanging="360"/>
+      </w:pPr>
+      <w:rPr>
+        <w:rFonts w:ascii="Wingdings" w:hAnsi="Wingdings" w:hint="default"/>
+        <w:sz w:val="20"/>
+      </w:rPr>
+    </w:lvl>
+    <w:lvl w:ilvl="8" w:tentative="1">
+      <w:start w:val="1"/>
+      <w:numFmt w:val="bullet"/>
+      <w:lvlText w:val=""/>
+      <w:lvlJc w:val="left"/>
+      <w:pPr>
+        <w:tabs>
+          <w:tab w:val="num" w:pos="6480"/>
+        </w:tabs>
+        <w:ind w:left="6480" w:hanging="360"/>
+      </w:pPr>
+      <w:rPr>
+        <w:rFonts w:ascii="Wingdings" w:hAnsi="Wingdings" w:hint="default"/>
+        <w:sz w:val="20"/>
+      </w:rPr>
+    </w:lvl>
+  </w:abstractNum>
+  <w:abstractNum w:abstractNumId="16" w15:restartNumberingAfterBreak="0">
     <w:nsid w:val="7AD22AD1"/>
     <w:multiLevelType w:val="multilevel"/>
     <w:tmpl w:val="7BF8531A"/>
@@ -5690,38 +10565,214 @@
       </w:rPr>
     </w:lvl>
   </w:abstractNum>
-  <w:num w:numId="1">
+  <w:abstractNum w:abstractNumId="17" w15:restartNumberingAfterBreak="0">
+    <w:nsid w:val="7E4273D8"/>
+    <w:multiLevelType w:val="multilevel"/>
+    <w:tmpl w:val="10EEC94A"/>
+    <w:lvl w:ilvl="0">
+      <w:start w:val="1"/>
+      <w:numFmt w:val="bullet"/>
+      <w:lvlText w:val=""/>
+      <w:lvlJc w:val="left"/>
+      <w:pPr>
+        <w:tabs>
+          <w:tab w:val="num" w:pos="720"/>
+        </w:tabs>
+        <w:ind w:left="720" w:hanging="360"/>
+      </w:pPr>
+      <w:rPr>
+        <w:rFonts w:ascii="Symbol" w:hAnsi="Symbol" w:hint="default"/>
+        <w:sz w:val="20"/>
+      </w:rPr>
+    </w:lvl>
+    <w:lvl w:ilvl="1" w:tentative="1">
+      <w:start w:val="1"/>
+      <w:numFmt w:val="bullet"/>
+      <w:lvlText w:val="o"/>
+      <w:lvlJc w:val="left"/>
+      <w:pPr>
+        <w:tabs>
+          <w:tab w:val="num" w:pos="1440"/>
+        </w:tabs>
+        <w:ind w:left="1440" w:hanging="360"/>
+      </w:pPr>
+      <w:rPr>
+        <w:rFonts w:ascii="Courier New" w:hAnsi="Courier New" w:hint="default"/>
+        <w:sz w:val="20"/>
+      </w:rPr>
+    </w:lvl>
+    <w:lvl w:ilvl="2" w:tentative="1">
+      <w:start w:val="1"/>
+      <w:numFmt w:val="bullet"/>
+      <w:lvlText w:val=""/>
+      <w:lvlJc w:val="left"/>
+      <w:pPr>
+        <w:tabs>
+          <w:tab w:val="num" w:pos="2160"/>
+        </w:tabs>
+        <w:ind w:left="2160" w:hanging="360"/>
+      </w:pPr>
+      <w:rPr>
+        <w:rFonts w:ascii="Wingdings" w:hAnsi="Wingdings" w:hint="default"/>
+        <w:sz w:val="20"/>
+      </w:rPr>
+    </w:lvl>
+    <w:lvl w:ilvl="3" w:tentative="1">
+      <w:start w:val="1"/>
+      <w:numFmt w:val="bullet"/>
+      <w:lvlText w:val=""/>
+      <w:lvlJc w:val="left"/>
+      <w:pPr>
+        <w:tabs>
+          <w:tab w:val="num" w:pos="2880"/>
+        </w:tabs>
+        <w:ind w:left="2880" w:hanging="360"/>
+      </w:pPr>
+      <w:rPr>
+        <w:rFonts w:ascii="Wingdings" w:hAnsi="Wingdings" w:hint="default"/>
+        <w:sz w:val="20"/>
+      </w:rPr>
+    </w:lvl>
+    <w:lvl w:ilvl="4" w:tentative="1">
+      <w:start w:val="1"/>
+      <w:numFmt w:val="bullet"/>
+      <w:lvlText w:val=""/>
+      <w:lvlJc w:val="left"/>
+      <w:pPr>
+        <w:tabs>
+          <w:tab w:val="num" w:pos="3600"/>
+        </w:tabs>
+        <w:ind w:left="3600" w:hanging="360"/>
+      </w:pPr>
+      <w:rPr>
+        <w:rFonts w:ascii="Wingdings" w:hAnsi="Wingdings" w:hint="default"/>
+        <w:sz w:val="20"/>
+      </w:rPr>
+    </w:lvl>
+    <w:lvl w:ilvl="5" w:tentative="1">
+      <w:start w:val="1"/>
+      <w:numFmt w:val="bullet"/>
+      <w:lvlText w:val=""/>
+      <w:lvlJc w:val="left"/>
+      <w:pPr>
+        <w:tabs>
+          <w:tab w:val="num" w:pos="4320"/>
+        </w:tabs>
+        <w:ind w:left="4320" w:hanging="360"/>
+      </w:pPr>
+      <w:rPr>
+        <w:rFonts w:ascii="Wingdings" w:hAnsi="Wingdings" w:hint="default"/>
+        <w:sz w:val="20"/>
+      </w:rPr>
+    </w:lvl>
+    <w:lvl w:ilvl="6" w:tentative="1">
+      <w:start w:val="1"/>
+      <w:numFmt w:val="bullet"/>
+      <w:lvlText w:val=""/>
+      <w:lvlJc w:val="left"/>
+      <w:pPr>
+        <w:tabs>
+          <w:tab w:val="num" w:pos="5040"/>
+        </w:tabs>
+        <w:ind w:left="5040" w:hanging="360"/>
+      </w:pPr>
+      <w:rPr>
+        <w:rFonts w:ascii="Wingdings" w:hAnsi="Wingdings" w:hint="default"/>
+        <w:sz w:val="20"/>
+      </w:rPr>
+    </w:lvl>
+    <w:lvl w:ilvl="7" w:tentative="1">
+      <w:start w:val="1"/>
+      <w:numFmt w:val="bullet"/>
+      <w:lvlText w:val=""/>
+      <w:lvlJc w:val="left"/>
+      <w:pPr>
+        <w:tabs>
+          <w:tab w:val="num" w:pos="5760"/>
+        </w:tabs>
+        <w:ind w:left="5760" w:hanging="360"/>
+      </w:pPr>
+      <w:rPr>
+        <w:rFonts w:ascii="Wingdings" w:hAnsi="Wingdings" w:hint="default"/>
+        <w:sz w:val="20"/>
+      </w:rPr>
+    </w:lvl>
+    <w:lvl w:ilvl="8" w:tentative="1">
+      <w:start w:val="1"/>
+      <w:numFmt w:val="bullet"/>
+      <w:lvlText w:val=""/>
+      <w:lvlJc w:val="left"/>
+      <w:pPr>
+        <w:tabs>
+          <w:tab w:val="num" w:pos="6480"/>
+        </w:tabs>
+        <w:ind w:left="6480" w:hanging="360"/>
+      </w:pPr>
+      <w:rPr>
+        <w:rFonts w:ascii="Wingdings" w:hAnsi="Wingdings" w:hint="default"/>
+        <w:sz w:val="20"/>
+      </w:rPr>
+    </w:lvl>
+  </w:abstractNum>
+  <w:num w:numId="1" w16cid:durableId="625084248">
+    <w:abstractNumId w:val="5"/>
+  </w:num>
+  <w:num w:numId="2" w16cid:durableId="495806922">
+    <w:abstractNumId w:val="4"/>
+  </w:num>
+  <w:num w:numId="3" w16cid:durableId="1724786528">
+    <w:abstractNumId w:val="16"/>
+  </w:num>
+  <w:num w:numId="4" w16cid:durableId="91361550">
+    <w:abstractNumId w:val="7"/>
+  </w:num>
+  <w:num w:numId="5" w16cid:durableId="1788966685">
+    <w:abstractNumId w:val="8"/>
+  </w:num>
+  <w:num w:numId="6" w16cid:durableId="1027869583">
+    <w:abstractNumId w:val="14"/>
+  </w:num>
+  <w:num w:numId="7" w16cid:durableId="1142888179">
+    <w:abstractNumId w:val="10"/>
+  </w:num>
+  <w:num w:numId="8" w16cid:durableId="283195823">
+    <w:abstractNumId w:val="9"/>
+  </w:num>
+  <w:num w:numId="9" w16cid:durableId="1429278253">
+    <w:abstractNumId w:val="0"/>
+  </w:num>
+  <w:num w:numId="10" w16cid:durableId="1176074918">
+    <w:abstractNumId w:val="3"/>
+  </w:num>
+  <w:num w:numId="11" w16cid:durableId="1744571845">
+    <w:abstractNumId w:val="17"/>
+  </w:num>
+  <w:num w:numId="12" w16cid:durableId="609971239">
+    <w:abstractNumId w:val="1"/>
+  </w:num>
+  <w:num w:numId="13" w16cid:durableId="1537235344">
+    <w:abstractNumId w:val="6"/>
+  </w:num>
+  <w:num w:numId="14" w16cid:durableId="1152911086">
+    <w:abstractNumId w:val="11"/>
+  </w:num>
+  <w:num w:numId="15" w16cid:durableId="621347451">
+    <w:abstractNumId w:val="15"/>
+  </w:num>
+  <w:num w:numId="16" w16cid:durableId="605583095">
+    <w:abstractNumId w:val="12"/>
+  </w:num>
+  <w:num w:numId="17" w16cid:durableId="611934639">
     <w:abstractNumId w:val="2"/>
   </w:num>
-  <w:num w:numId="2">
-    <w:abstractNumId w:val="1"/>
-  </w:num>
-  <w:num w:numId="3">
-    <w:abstractNumId w:val="8"/>
-  </w:num>
-  <w:num w:numId="4">
-    <w:abstractNumId w:val="3"/>
-  </w:num>
-  <w:num w:numId="5">
-    <w:abstractNumId w:val="4"/>
-  </w:num>
-  <w:num w:numId="6">
-    <w:abstractNumId w:val="7"/>
-  </w:num>
-  <w:num w:numId="7">
-    <w:abstractNumId w:val="6"/>
-  </w:num>
-  <w:num w:numId="8">
-    <w:abstractNumId w:val="5"/>
-  </w:num>
-  <w:num w:numId="9">
-    <w:abstractNumId w:val="0"/>
+  <w:num w:numId="18" w16cid:durableId="241648505">
+    <w:abstractNumId w:val="13"/>
   </w:num>
 </w:numbering>
 </file>
 
 <file path=word/styles.xml><?xml version="1.0" encoding="utf-8"?>
-<w:styles xmlns:mc="http://schemas.openxmlformats.org/markup-compatibility/2006" xmlns:r="http://schemas.openxmlformats.org/officeDocument/2006/relationships" xmlns:w="http://schemas.openxmlformats.org/wordprocessingml/2006/main" xmlns:w14="http://schemas.microsoft.com/office/word/2010/wordml" xmlns:w15="http://schemas.microsoft.com/office/word/2012/wordml" xmlns:w16cid="http://schemas.microsoft.com/office/word/2016/wordml/cid" xmlns:w16se="http://schemas.microsoft.com/office/word/2015/wordml/symex" mc:Ignorable="w14 w15 w16se w16cid">
+<w:styles xmlns:mc="http://schemas.openxmlformats.org/markup-compatibility/2006" xmlns:r="http://schemas.openxmlformats.org/officeDocument/2006/relationships" xmlns:w="http://schemas.openxmlformats.org/wordprocessingml/2006/main" xmlns:w14="http://schemas.microsoft.com/office/word/2010/wordml" xmlns:w15="http://schemas.microsoft.com/office/word/2012/wordml" xmlns:w16cex="http://schemas.microsoft.com/office/word/2018/wordml/cex" xmlns:w16cid="http://schemas.microsoft.com/office/word/2016/wordml/cid" xmlns:w16="http://schemas.microsoft.com/office/word/2018/wordml" xmlns:w16du="http://schemas.microsoft.com/office/word/2023/wordml/word16du" xmlns:w16sdtdh="http://schemas.microsoft.com/office/word/2020/wordml/sdtdatahash" xmlns:w16sdtfl="http://schemas.microsoft.com/office/word/2024/wordml/sdtformatlock" xmlns:w16se="http://schemas.microsoft.com/office/word/2015/wordml/symex" mc:Ignorable="w14 w15 w16se w16cid w16 w16cex w16sdtdh w16sdtfl w16du">
   <w:docDefaults>
     <w:rPrDefault>
       <w:rPr>
@@ -5737,7 +10788,7 @@
       </w:pPr>
     </w:pPrDefault>
   </w:docDefaults>
-  <w:latentStyles w:defLockedState="0" w:defUIPriority="99" w:defSemiHidden="0" w:defUnhideWhenUsed="0" w:defQFormat="0" w:count="375">
+  <w:latentStyles w:defLockedState="0" w:defUIPriority="99" w:defSemiHidden="0" w:defUnhideWhenUsed="0" w:defQFormat="0" w:count="376">
     <w:lsdException w:name="Normal" w:uiPriority="0" w:qFormat="1"/>
     <w:lsdException w:name="heading 1" w:uiPriority="9" w:qFormat="1"/>
     <w:lsdException w:name="heading 2" w:semiHidden="1" w:uiPriority="9" w:unhideWhenUsed="1" w:qFormat="1"/>
@@ -6113,6 +11164,7 @@
     <w:lsdException w:name="Smart Hyperlink" w:semiHidden="1" w:unhideWhenUsed="1"/>
     <w:lsdException w:name="Hashtag" w:semiHidden="1" w:unhideWhenUsed="1"/>
     <w:lsdException w:name="Unresolved Mention" w:semiHidden="1" w:unhideWhenUsed="1"/>
+    <w:lsdException w:name="Smart Link" w:semiHidden="1" w:unhideWhenUsed="1"/>
   </w:latentStyles>
   <w:style w:type="paragraph" w:default="1" w:styleId="Normal">
     <w:name w:val="Normal"/>
